--- a/priority_scan/scan_these_now.docx
+++ b/priority_scan/scan_these_now.docx
@@ -15,6 +15,626 @@
           <w:sz w:val="22"/>
           <w:szCs w:val="22"/>
         </w:rPr>
+        <w:t xml:space="preserve">Anicetti, J., &amp; Herrera Caicedo, M. (2026). The European Union and defence industrial cooperation: from market rules to capacity-building through offsets? </w:t>
+      </w:r>
+      <w:r>
+        <w:rPr>
+          <w:rFonts w:ascii="Times New Roman" w:cs="Times New Roman" w:eastAsia="Times New Roman" w:hAnsi="Times New Roman"/>
+          <w:i/>
+          <w:iCs/>
+          <w:sz w:val="22"/>
+          <w:szCs w:val="22"/>
+        </w:rPr>
+        <w:t xml:space="preserve">European Security</w:t>
+      </w:r>
+      <w:r>
+        <w:rPr>
+          <w:rFonts w:ascii="Times New Roman" w:cs="Times New Roman" w:eastAsia="Times New Roman" w:hAnsi="Times New Roman"/>
+          <w:i w:val="false"/>
+          <w:iCs w:val="false"/>
+          <w:sz w:val="22"/>
+          <w:szCs w:val="22"/>
+        </w:rPr>
+        <w:t xml:space="preserve">, </w:t>
+      </w:r>
+      <w:r>
+        <w:rPr>
+          <w:rFonts w:ascii="Times New Roman" w:cs="Times New Roman" w:eastAsia="Times New Roman" w:hAnsi="Times New Roman"/>
+          <w:i/>
+          <w:iCs/>
+          <w:sz w:val="22"/>
+          <w:szCs w:val="22"/>
+        </w:rPr>
+        <w:t xml:space="preserve">35</w:t>
+      </w:r>
+      <w:r>
+        <w:rPr>
+          <w:rFonts w:ascii="Times New Roman" w:cs="Times New Roman" w:eastAsia="Times New Roman" w:hAnsi="Times New Roman"/>
+          <w:i w:val="false"/>
+          <w:iCs w:val="false"/>
+          <w:sz w:val="22"/>
+          <w:szCs w:val="22"/>
+        </w:rPr>
+        <w:t xml:space="preserve">(3)</w:t>
+      </w:r>
+      <w:r>
+        <w:rPr>
+          <w:rFonts w:ascii="Times New Roman" w:cs="Times New Roman" w:eastAsia="Times New Roman" w:hAnsi="Times New Roman"/>
+          <w:i w:val="false"/>
+          <w:iCs w:val="false"/>
+          <w:sz w:val="22"/>
+          <w:szCs w:val="22"/>
+        </w:rPr>
+        <w:t xml:space="preserve">, 565–585</w:t>
+      </w:r>
+      <w:r>
+        <w:rPr>
+          <w:rFonts w:ascii="Times New Roman" w:cs="Times New Roman" w:eastAsia="Times New Roman" w:hAnsi="Times New Roman"/>
+          <w:i w:val="false"/>
+          <w:iCs w:val="false"/>
+          <w:sz w:val="22"/>
+          <w:szCs w:val="22"/>
+        </w:rPr>
+        <w:t xml:space="preserve">. https://doi.org/10.1080/09662839.2026.2700176</w:t>
+      </w:r>
+    </w:p>
+    <w:p>
+      <w:pPr>
+        <w:spacing w:after="200" w:line="276"/>
+        <w:ind w:left="720" w:hanging="720"/>
+      </w:pPr>
+      <w:r>
+        <w:rPr>
+          <w:rFonts w:ascii="Times New Roman" w:cs="Times New Roman" w:eastAsia="Times New Roman" w:hAnsi="Times New Roman"/>
+          <w:i w:val="false"/>
+          <w:iCs w:val="false"/>
+          <w:sz w:val="22"/>
+          <w:szCs w:val="22"/>
+        </w:rPr>
+        <w:t xml:space="preserve">Bandelow, L., Perlinger, K., &amp; Rentrop, C. (2026). Mission-oriented innovation policies in practice: comparative regional responses to Germany’s high-tech strategies. </w:t>
+      </w:r>
+      <w:r>
+        <w:rPr>
+          <w:rFonts w:ascii="Times New Roman" w:cs="Times New Roman" w:eastAsia="Times New Roman" w:hAnsi="Times New Roman"/>
+          <w:i/>
+          <w:iCs/>
+          <w:sz w:val="22"/>
+          <w:szCs w:val="22"/>
+        </w:rPr>
+        <w:t xml:space="preserve">Regional Studies</w:t>
+      </w:r>
+      <w:r>
+        <w:rPr>
+          <w:rFonts w:ascii="Times New Roman" w:cs="Times New Roman" w:eastAsia="Times New Roman" w:hAnsi="Times New Roman"/>
+          <w:i w:val="false"/>
+          <w:iCs w:val="false"/>
+          <w:sz w:val="22"/>
+          <w:szCs w:val="22"/>
+        </w:rPr>
+        <w:t xml:space="preserve">, </w:t>
+      </w:r>
+      <w:r>
+        <w:rPr>
+          <w:rFonts w:ascii="Times New Roman" w:cs="Times New Roman" w:eastAsia="Times New Roman" w:hAnsi="Times New Roman"/>
+          <w:i/>
+          <w:iCs/>
+          <w:sz w:val="22"/>
+          <w:szCs w:val="22"/>
+        </w:rPr>
+        <w:t xml:space="preserve">60</w:t>
+      </w:r>
+      <w:r>
+        <w:rPr>
+          <w:rFonts w:ascii="Times New Roman" w:cs="Times New Roman" w:eastAsia="Times New Roman" w:hAnsi="Times New Roman"/>
+          <w:i w:val="false"/>
+          <w:iCs w:val="false"/>
+          <w:sz w:val="22"/>
+          <w:szCs w:val="22"/>
+        </w:rPr>
+        <w:t xml:space="preserve">(1)</w:t>
+      </w:r>
+      <w:r>
+        <w:rPr>
+          <w:rFonts w:ascii="Times New Roman" w:cs="Times New Roman" w:eastAsia="Times New Roman" w:hAnsi="Times New Roman"/>
+          <w:i w:val="false"/>
+          <w:iCs w:val="false"/>
+          <w:sz w:val="22"/>
+          <w:szCs w:val="22"/>
+        </w:rPr>
+        <w:t xml:space="preserve">. https://doi.org/10.1080/00343404.2026.2702579</w:t>
+      </w:r>
+    </w:p>
+    <w:p>
+      <w:pPr>
+        <w:spacing w:after="200" w:line="276"/>
+        <w:ind w:left="720" w:hanging="720"/>
+      </w:pPr>
+      <w:r>
+        <w:rPr>
+          <w:rFonts w:ascii="Times New Roman" w:cs="Times New Roman" w:eastAsia="Times New Roman" w:hAnsi="Times New Roman"/>
+          <w:i w:val="false"/>
+          <w:iCs w:val="false"/>
+          <w:sz w:val="22"/>
+          <w:szCs w:val="22"/>
+        </w:rPr>
+        <w:t xml:space="preserve">Bellais, R. (2026). European arms production: Are-conceptualisation of the defence technological and industrial base, industrial policy and hybrid governance. </w:t>
+      </w:r>
+      <w:r>
+        <w:rPr>
+          <w:rFonts w:ascii="Times New Roman" w:cs="Times New Roman" w:eastAsia="Times New Roman" w:hAnsi="Times New Roman"/>
+          <w:i/>
+          <w:iCs/>
+          <w:sz w:val="22"/>
+          <w:szCs w:val="22"/>
+        </w:rPr>
+        <w:t xml:space="preserve">European Security</w:t>
+      </w:r>
+      <w:r>
+        <w:rPr>
+          <w:rFonts w:ascii="Times New Roman" w:cs="Times New Roman" w:eastAsia="Times New Roman" w:hAnsi="Times New Roman"/>
+          <w:i w:val="false"/>
+          <w:iCs w:val="false"/>
+          <w:sz w:val="22"/>
+          <w:szCs w:val="22"/>
+        </w:rPr>
+        <w:t xml:space="preserve">, </w:t>
+      </w:r>
+      <w:r>
+        <w:rPr>
+          <w:rFonts w:ascii="Times New Roman" w:cs="Times New Roman" w:eastAsia="Times New Roman" w:hAnsi="Times New Roman"/>
+          <w:i/>
+          <w:iCs/>
+          <w:sz w:val="22"/>
+          <w:szCs w:val="22"/>
+        </w:rPr>
+        <w:t xml:space="preserve">35</w:t>
+      </w:r>
+      <w:r>
+        <w:rPr>
+          <w:rFonts w:ascii="Times New Roman" w:cs="Times New Roman" w:eastAsia="Times New Roman" w:hAnsi="Times New Roman"/>
+          <w:i w:val="false"/>
+          <w:iCs w:val="false"/>
+          <w:sz w:val="22"/>
+          <w:szCs w:val="22"/>
+        </w:rPr>
+        <w:t xml:space="preserve">(3)</w:t>
+      </w:r>
+      <w:r>
+        <w:rPr>
+          <w:rFonts w:ascii="Times New Roman" w:cs="Times New Roman" w:eastAsia="Times New Roman" w:hAnsi="Times New Roman"/>
+          <w:i w:val="false"/>
+          <w:iCs w:val="false"/>
+          <w:sz w:val="22"/>
+          <w:szCs w:val="22"/>
+        </w:rPr>
+        <w:t xml:space="preserve">, 528–546</w:t>
+      </w:r>
+      <w:r>
+        <w:rPr>
+          <w:rFonts w:ascii="Times New Roman" w:cs="Times New Roman" w:eastAsia="Times New Roman" w:hAnsi="Times New Roman"/>
+          <w:i w:val="false"/>
+          <w:iCs w:val="false"/>
+          <w:sz w:val="22"/>
+          <w:szCs w:val="22"/>
+        </w:rPr>
+        <w:t xml:space="preserve">. https://doi.org/10.1080/09662839.2026.2700178</w:t>
+      </w:r>
+    </w:p>
+    <w:p>
+      <w:pPr>
+        <w:spacing w:after="200" w:line="276"/>
+        <w:ind w:left="720" w:hanging="720"/>
+      </w:pPr>
+      <w:r>
+        <w:rPr>
+          <w:rFonts w:ascii="Times New Roman" w:cs="Times New Roman" w:eastAsia="Times New Roman" w:hAnsi="Times New Roman"/>
+          <w:i w:val="false"/>
+          <w:iCs w:val="false"/>
+          <w:sz w:val="22"/>
+          <w:szCs w:val="22"/>
+        </w:rPr>
+        <w:t xml:space="preserve">Bora, S. I., Bulfone, F., &amp; Seidl, T. (2026). Doing Industrial Policy in a Geo‐Tech World. </w:t>
+      </w:r>
+      <w:r>
+        <w:rPr>
+          <w:rFonts w:ascii="Times New Roman" w:cs="Times New Roman" w:eastAsia="Times New Roman" w:hAnsi="Times New Roman"/>
+          <w:i/>
+          <w:iCs/>
+          <w:sz w:val="22"/>
+          <w:szCs w:val="22"/>
+        </w:rPr>
+        <w:t xml:space="preserve">Politics and Governance</w:t>
+      </w:r>
+      <w:r>
+        <w:rPr>
+          <w:rFonts w:ascii="Times New Roman" w:cs="Times New Roman" w:eastAsia="Times New Roman" w:hAnsi="Times New Roman"/>
+          <w:i w:val="false"/>
+          <w:iCs w:val="false"/>
+          <w:sz w:val="22"/>
+          <w:szCs w:val="22"/>
+        </w:rPr>
+        <w:t xml:space="preserve">, </w:t>
+      </w:r>
+      <w:r>
+        <w:rPr>
+          <w:rFonts w:ascii="Times New Roman" w:cs="Times New Roman" w:eastAsia="Times New Roman" w:hAnsi="Times New Roman"/>
+          <w:i/>
+          <w:iCs/>
+          <w:sz w:val="22"/>
+          <w:szCs w:val="22"/>
+        </w:rPr>
+        <w:t xml:space="preserve">14</w:t>
+      </w:r>
+      <w:r>
+        <w:rPr>
+          <w:rFonts w:ascii="Times New Roman" w:cs="Times New Roman" w:eastAsia="Times New Roman" w:hAnsi="Times New Roman"/>
+          <w:i w:val="false"/>
+          <w:iCs w:val="false"/>
+          <w:sz w:val="22"/>
+          <w:szCs w:val="22"/>
+        </w:rPr>
+        <w:t xml:space="preserve">. https://doi.org/10.17645/pag.12498</w:t>
+      </w:r>
+    </w:p>
+    <w:p>
+      <w:pPr>
+        <w:spacing w:after="200" w:line="276"/>
+        <w:ind w:left="720" w:hanging="720"/>
+      </w:pPr>
+      <w:r>
+        <w:rPr>
+          <w:rFonts w:ascii="Times New Roman" w:cs="Times New Roman" w:eastAsia="Times New Roman" w:hAnsi="Times New Roman"/>
+          <w:i w:val="false"/>
+          <w:iCs w:val="false"/>
+          <w:sz w:val="22"/>
+          <w:szCs w:val="22"/>
+        </w:rPr>
+        <w:t xml:space="preserve">Bosna, J., Puška, A., &amp; Rajko, M. (2026). Multi-Criteria Evaluation of the EU funds Long-Term Development Potential: Repercussions for Labour Market and Competitiveness. </w:t>
+      </w:r>
+      <w:r>
+        <w:rPr>
+          <w:rFonts w:ascii="Times New Roman" w:cs="Times New Roman" w:eastAsia="Times New Roman" w:hAnsi="Times New Roman"/>
+          <w:i/>
+          <w:iCs/>
+          <w:sz w:val="22"/>
+          <w:szCs w:val="22"/>
+        </w:rPr>
+        <w:t xml:space="preserve">Spectrum of Engineering and Management Sciences</w:t>
+      </w:r>
+      <w:r>
+        <w:rPr>
+          <w:rFonts w:ascii="Times New Roman" w:cs="Times New Roman" w:eastAsia="Times New Roman" w:hAnsi="Times New Roman"/>
+          <w:i w:val="false"/>
+          <w:iCs w:val="false"/>
+          <w:sz w:val="22"/>
+          <w:szCs w:val="22"/>
+        </w:rPr>
+        <w:t xml:space="preserve">, </w:t>
+      </w:r>
+      <w:r>
+        <w:rPr>
+          <w:rFonts w:ascii="Times New Roman" w:cs="Times New Roman" w:eastAsia="Times New Roman" w:hAnsi="Times New Roman"/>
+          <w:i/>
+          <w:iCs/>
+          <w:sz w:val="22"/>
+          <w:szCs w:val="22"/>
+        </w:rPr>
+        <w:t xml:space="preserve">4</w:t>
+      </w:r>
+      <w:r>
+        <w:rPr>
+          <w:rFonts w:ascii="Times New Roman" w:cs="Times New Roman" w:eastAsia="Times New Roman" w:hAnsi="Times New Roman"/>
+          <w:i w:val="false"/>
+          <w:iCs w:val="false"/>
+          <w:sz w:val="22"/>
+          <w:szCs w:val="22"/>
+        </w:rPr>
+        <w:t xml:space="preserve">(1)</w:t>
+      </w:r>
+      <w:r>
+        <w:rPr>
+          <w:rFonts w:ascii="Times New Roman" w:cs="Times New Roman" w:eastAsia="Times New Roman" w:hAnsi="Times New Roman"/>
+          <w:i w:val="false"/>
+          <w:iCs w:val="false"/>
+          <w:sz w:val="22"/>
+          <w:szCs w:val="22"/>
+        </w:rPr>
+        <w:t xml:space="preserve">, 146–163</w:t>
+      </w:r>
+      <w:r>
+        <w:rPr>
+          <w:rFonts w:ascii="Times New Roman" w:cs="Times New Roman" w:eastAsia="Times New Roman" w:hAnsi="Times New Roman"/>
+          <w:i w:val="false"/>
+          <w:iCs w:val="false"/>
+          <w:sz w:val="22"/>
+          <w:szCs w:val="22"/>
+        </w:rPr>
+        <w:t xml:space="preserve">. https://doi.org/10.31181/sems41202670</w:t>
+      </w:r>
+    </w:p>
+    <w:p>
+      <w:pPr>
+        <w:spacing w:after="200" w:line="276"/>
+        <w:ind w:left="720" w:hanging="720"/>
+      </w:pPr>
+      <w:r>
+        <w:rPr>
+          <w:rFonts w:ascii="Times New Roman" w:cs="Times New Roman" w:eastAsia="Times New Roman" w:hAnsi="Times New Roman"/>
+          <w:i w:val="false"/>
+          <w:iCs w:val="false"/>
+          <w:sz w:val="22"/>
+          <w:szCs w:val="22"/>
+        </w:rPr>
+        <w:t xml:space="preserve">Bown, C. P. (2026). How Did Trump's 2025 Trade War Affect the Decoupling of US –China Supply Chains? </w:t>
+      </w:r>
+      <w:r>
+        <w:rPr>
+          <w:rFonts w:ascii="Times New Roman" w:cs="Times New Roman" w:eastAsia="Times New Roman" w:hAnsi="Times New Roman"/>
+          <w:i/>
+          <w:iCs/>
+          <w:sz w:val="22"/>
+          <w:szCs w:val="22"/>
+        </w:rPr>
+        <w:t xml:space="preserve">Asian Economic Policy Review</w:t>
+      </w:r>
+      <w:r>
+        <w:rPr>
+          <w:rFonts w:ascii="Times New Roman" w:cs="Times New Roman" w:eastAsia="Times New Roman" w:hAnsi="Times New Roman"/>
+          <w:i w:val="false"/>
+          <w:iCs w:val="false"/>
+          <w:sz w:val="22"/>
+          <w:szCs w:val="22"/>
+        </w:rPr>
+        <w:t xml:space="preserve">. https://doi.org/10.1111/aepr.70048</w:t>
+      </w:r>
+    </w:p>
+    <w:p>
+      <w:pPr>
+        <w:spacing w:after="200" w:line="276"/>
+        <w:ind w:left="720" w:hanging="720"/>
+      </w:pPr>
+      <w:r>
+        <w:rPr>
+          <w:rFonts w:ascii="Times New Roman" w:cs="Times New Roman" w:eastAsia="Times New Roman" w:hAnsi="Times New Roman"/>
+          <w:i w:val="false"/>
+          <w:iCs w:val="false"/>
+          <w:sz w:val="22"/>
+          <w:szCs w:val="22"/>
+        </w:rPr>
+        <w:t xml:space="preserve">Braun Střelcová, A. (2026). China’s Got Talent: The Interface of Foreign Affairs and Global Competition for Talent in China’s Scientific Knowledge Production. </w:t>
+      </w:r>
+      <w:r>
+        <w:rPr>
+          <w:rFonts w:ascii="Times New Roman" w:cs="Times New Roman" w:eastAsia="Times New Roman" w:hAnsi="Times New Roman"/>
+          <w:i/>
+          <w:iCs/>
+          <w:sz w:val="22"/>
+          <w:szCs w:val="22"/>
+        </w:rPr>
+        <w:t xml:space="preserve">Minerva</w:t>
+      </w:r>
+      <w:r>
+        <w:rPr>
+          <w:rFonts w:ascii="Times New Roman" w:cs="Times New Roman" w:eastAsia="Times New Roman" w:hAnsi="Times New Roman"/>
+          <w:i w:val="false"/>
+          <w:iCs w:val="false"/>
+          <w:sz w:val="22"/>
+          <w:szCs w:val="22"/>
+        </w:rPr>
+        <w:t xml:space="preserve">. https://doi.org/10.1007/s11024-026-09658-7</w:t>
+      </w:r>
+    </w:p>
+    <w:p>
+      <w:pPr>
+        <w:spacing w:after="200" w:line="276"/>
+        <w:ind w:left="720" w:hanging="720"/>
+      </w:pPr>
+      <w:r>
+        <w:rPr>
+          <w:rFonts w:ascii="Times New Roman" w:cs="Times New Roman" w:eastAsia="Times New Roman" w:hAnsi="Times New Roman"/>
+          <w:i w:val="false"/>
+          <w:iCs w:val="false"/>
+          <w:sz w:val="22"/>
+          <w:szCs w:val="22"/>
+        </w:rPr>
+        <w:t xml:space="preserve">Buti, M., &amp; Messori, M. (2026). Sharing sovereignty and the supply of European public goods: a political economy perspective. </w:t>
+      </w:r>
+      <w:r>
+        <w:rPr>
+          <w:rFonts w:ascii="Times New Roman" w:cs="Times New Roman" w:eastAsia="Times New Roman" w:hAnsi="Times New Roman"/>
+          <w:i/>
+          <w:iCs/>
+          <w:sz w:val="22"/>
+          <w:szCs w:val="22"/>
+        </w:rPr>
+        <w:t xml:space="preserve">Journal of European Public Policy</w:t>
+      </w:r>
+      <w:r>
+        <w:rPr>
+          <w:rFonts w:ascii="Times New Roman" w:cs="Times New Roman" w:eastAsia="Times New Roman" w:hAnsi="Times New Roman"/>
+          <w:i w:val="false"/>
+          <w:iCs w:val="false"/>
+          <w:sz w:val="22"/>
+          <w:szCs w:val="22"/>
+        </w:rPr>
+        <w:t xml:space="preserve">, 1–27</w:t>
+      </w:r>
+      <w:r>
+        <w:rPr>
+          <w:rFonts w:ascii="Times New Roman" w:cs="Times New Roman" w:eastAsia="Times New Roman" w:hAnsi="Times New Roman"/>
+          <w:i w:val="false"/>
+          <w:iCs w:val="false"/>
+          <w:sz w:val="22"/>
+          <w:szCs w:val="22"/>
+        </w:rPr>
+        <w:t xml:space="preserve">. https://doi.org/10.1080/13501763.2026.2676714</w:t>
+      </w:r>
+    </w:p>
+    <w:p>
+      <w:pPr>
+        <w:spacing w:after="200" w:line="276"/>
+        <w:ind w:left="720" w:hanging="720"/>
+      </w:pPr>
+      <w:r>
+        <w:rPr>
+          <w:rFonts w:ascii="Times New Roman" w:cs="Times New Roman" w:eastAsia="Times New Roman" w:hAnsi="Times New Roman"/>
+          <w:i w:val="false"/>
+          <w:iCs w:val="false"/>
+          <w:sz w:val="22"/>
+          <w:szCs w:val="22"/>
+        </w:rPr>
+        <w:t xml:space="preserve">Calzati, S., Nikiforova, A., &amp; Travagnin, M. (2026). Enabling the EU's digital Sovereignty: A Europe-level quantum internet as the key infrastructure for a European digital polity. </w:t>
+      </w:r>
+      <w:r>
+        <w:rPr>
+          <w:rFonts w:ascii="Times New Roman" w:cs="Times New Roman" w:eastAsia="Times New Roman" w:hAnsi="Times New Roman"/>
+          <w:i/>
+          <w:iCs/>
+          <w:sz w:val="22"/>
+          <w:szCs w:val="22"/>
+        </w:rPr>
+        <w:t xml:space="preserve">Telecommunications Policy</w:t>
+      </w:r>
+      <w:r>
+        <w:rPr>
+          <w:rFonts w:ascii="Times New Roman" w:cs="Times New Roman" w:eastAsia="Times New Roman" w:hAnsi="Times New Roman"/>
+          <w:i w:val="false"/>
+          <w:iCs w:val="false"/>
+          <w:sz w:val="22"/>
+          <w:szCs w:val="22"/>
+        </w:rPr>
+        <w:t xml:space="preserve">, </w:t>
+      </w:r>
+      <w:r>
+        <w:rPr>
+          <w:rFonts w:ascii="Times New Roman" w:cs="Times New Roman" w:eastAsia="Times New Roman" w:hAnsi="Times New Roman"/>
+          <w:i/>
+          <w:iCs/>
+          <w:sz w:val="22"/>
+          <w:szCs w:val="22"/>
+        </w:rPr>
+        <w:t xml:space="preserve">50</w:t>
+      </w:r>
+      <w:r>
+        <w:rPr>
+          <w:rFonts w:ascii="Times New Roman" w:cs="Times New Roman" w:eastAsia="Times New Roman" w:hAnsi="Times New Roman"/>
+          <w:i w:val="false"/>
+          <w:iCs w:val="false"/>
+          <w:sz w:val="22"/>
+          <w:szCs w:val="22"/>
+        </w:rPr>
+        <w:t xml:space="preserve">(6)</w:t>
+      </w:r>
+      <w:r>
+        <w:rPr>
+          <w:rFonts w:ascii="Times New Roman" w:cs="Times New Roman" w:eastAsia="Times New Roman" w:hAnsi="Times New Roman"/>
+          <w:i w:val="false"/>
+          <w:iCs w:val="false"/>
+          <w:sz w:val="22"/>
+          <w:szCs w:val="22"/>
+        </w:rPr>
+        <w:t xml:space="preserve">, 103222</w:t>
+      </w:r>
+      <w:r>
+        <w:rPr>
+          <w:rFonts w:ascii="Times New Roman" w:cs="Times New Roman" w:eastAsia="Times New Roman" w:hAnsi="Times New Roman"/>
+          <w:i w:val="false"/>
+          <w:iCs w:val="false"/>
+          <w:sz w:val="22"/>
+          <w:szCs w:val="22"/>
+        </w:rPr>
+        <w:t xml:space="preserve">. https://doi.org/10.1016/j.telpol.2026.103222</w:t>
+      </w:r>
+    </w:p>
+    <w:p>
+      <w:pPr>
+        <w:spacing w:after="200" w:line="276"/>
+        <w:ind w:left="720" w:hanging="720"/>
+      </w:pPr>
+      <w:r>
+        <w:rPr>
+          <w:rFonts w:ascii="Times New Roman" w:cs="Times New Roman" w:eastAsia="Times New Roman" w:hAnsi="Times New Roman"/>
+          <w:i w:val="false"/>
+          <w:iCs w:val="false"/>
+          <w:sz w:val="22"/>
+          <w:szCs w:val="22"/>
+        </w:rPr>
+        <w:t xml:space="preserve">Catella, E. (2026). EU–Mercosur Partnership Agreement: A Crucial Step for Europe’s Competitiveness. </w:t>
+      </w:r>
+      <w:r>
+        <w:rPr>
+          <w:rFonts w:ascii="Times New Roman" w:cs="Times New Roman" w:eastAsia="Times New Roman" w:hAnsi="Times New Roman"/>
+          <w:i/>
+          <w:iCs/>
+          <w:sz w:val="22"/>
+          <w:szCs w:val="22"/>
+        </w:rPr>
+        <w:t xml:space="preserve">Intereconomics</w:t>
+      </w:r>
+      <w:r>
+        <w:rPr>
+          <w:rFonts w:ascii="Times New Roman" w:cs="Times New Roman" w:eastAsia="Times New Roman" w:hAnsi="Times New Roman"/>
+          <w:i w:val="false"/>
+          <w:iCs w:val="false"/>
+          <w:sz w:val="22"/>
+          <w:szCs w:val="22"/>
+        </w:rPr>
+        <w:t xml:space="preserve">, </w:t>
+      </w:r>
+      <w:r>
+        <w:rPr>
+          <w:rFonts w:ascii="Times New Roman" w:cs="Times New Roman" w:eastAsia="Times New Roman" w:hAnsi="Times New Roman"/>
+          <w:i/>
+          <w:iCs/>
+          <w:sz w:val="22"/>
+          <w:szCs w:val="22"/>
+        </w:rPr>
+        <w:t xml:space="preserve">61</w:t>
+      </w:r>
+      <w:r>
+        <w:rPr>
+          <w:rFonts w:ascii="Times New Roman" w:cs="Times New Roman" w:eastAsia="Times New Roman" w:hAnsi="Times New Roman"/>
+          <w:i w:val="false"/>
+          <w:iCs w:val="false"/>
+          <w:sz w:val="22"/>
+          <w:szCs w:val="22"/>
+        </w:rPr>
+        <w:t xml:space="preserve">(3)</w:t>
+      </w:r>
+      <w:r>
+        <w:rPr>
+          <w:rFonts w:ascii="Times New Roman" w:cs="Times New Roman" w:eastAsia="Times New Roman" w:hAnsi="Times New Roman"/>
+          <w:i w:val="false"/>
+          <w:iCs w:val="false"/>
+          <w:sz w:val="22"/>
+          <w:szCs w:val="22"/>
+        </w:rPr>
+        <w:t xml:space="preserve">, 140–143</w:t>
+      </w:r>
+      <w:r>
+        <w:rPr>
+          <w:rFonts w:ascii="Times New Roman" w:cs="Times New Roman" w:eastAsia="Times New Roman" w:hAnsi="Times New Roman"/>
+          <w:i w:val="false"/>
+          <w:iCs w:val="false"/>
+          <w:sz w:val="22"/>
+          <w:szCs w:val="22"/>
+        </w:rPr>
+        <w:t xml:space="preserve">. https://doi.org/10.2478/ie-2026-0027</w:t>
+      </w:r>
+    </w:p>
+    <w:p>
+      <w:pPr>
+        <w:spacing w:after="200" w:line="276"/>
+        <w:ind w:left="720" w:hanging="720"/>
+      </w:pPr>
+      <w:r>
+        <w:rPr>
+          <w:rFonts w:ascii="Times New Roman" w:cs="Times New Roman" w:eastAsia="Times New Roman" w:hAnsi="Times New Roman"/>
+          <w:i w:val="false"/>
+          <w:iCs w:val="false"/>
+          <w:sz w:val="22"/>
+          <w:szCs w:val="22"/>
+        </w:rPr>
         <w:t xml:space="preserve">Centre for Future Generations. (2026, August). </w:t>
       </w:r>
       <w:r>
@@ -87,27 +707,317 @@
           <w:sz w:val="22"/>
           <w:szCs w:val="22"/>
         </w:rPr>
-        <w:t xml:space="preserve">Digital Watch Observatory. (2026, June 10). </w:t>
-      </w:r>
-      <w:r>
-        <w:rPr>
-          <w:rFonts w:ascii="Times New Roman" w:cs="Times New Roman" w:eastAsia="Times New Roman" w:hAnsi="Times New Roman"/>
-          <w:i/>
-          <w:iCs/>
-          <w:sz w:val="22"/>
-          <w:szCs w:val="22"/>
-        </w:rPr>
-        <w:t xml:space="preserve">The EU’s Tech Sovereignty Package and the future of European digital power</w:t>
-      </w:r>
-      <w:r>
-        <w:rPr>
-          <w:rFonts w:ascii="Times New Roman" w:cs="Times New Roman" w:eastAsia="Times New Roman" w:hAnsi="Times New Roman"/>
-          <w:i w:val="false"/>
-          <w:iCs w:val="false"/>
-          <w:sz w:val="22"/>
-          <w:szCs w:val="22"/>
-        </w:rPr>
-        <w:t xml:space="preserve">. https://dig.watch/updates/the-eus-tech-sovereignty-package-and-the-future-of-european-digital-power</w:t>
+        <w:t xml:space="preserve">Deschaux-Dutard, D. (2026). Is Europe’s rearmament a political issue? A comparison of French and German conceptualizations on rearmament. </w:t>
+      </w:r>
+      <w:r>
+        <w:rPr>
+          <w:rFonts w:ascii="Times New Roman" w:cs="Times New Roman" w:eastAsia="Times New Roman" w:hAnsi="Times New Roman"/>
+          <w:i/>
+          <w:iCs/>
+          <w:sz w:val="22"/>
+          <w:szCs w:val="22"/>
+        </w:rPr>
+        <w:t xml:space="preserve">European Security</w:t>
+      </w:r>
+      <w:r>
+        <w:rPr>
+          <w:rFonts w:ascii="Times New Roman" w:cs="Times New Roman" w:eastAsia="Times New Roman" w:hAnsi="Times New Roman"/>
+          <w:i w:val="false"/>
+          <w:iCs w:val="false"/>
+          <w:sz w:val="22"/>
+          <w:szCs w:val="22"/>
+        </w:rPr>
+        <w:t xml:space="preserve">, </w:t>
+      </w:r>
+      <w:r>
+        <w:rPr>
+          <w:rFonts w:ascii="Times New Roman" w:cs="Times New Roman" w:eastAsia="Times New Roman" w:hAnsi="Times New Roman"/>
+          <w:i/>
+          <w:iCs/>
+          <w:sz w:val="22"/>
+          <w:szCs w:val="22"/>
+        </w:rPr>
+        <w:t xml:space="preserve">35</w:t>
+      </w:r>
+      <w:r>
+        <w:rPr>
+          <w:rFonts w:ascii="Times New Roman" w:cs="Times New Roman" w:eastAsia="Times New Roman" w:hAnsi="Times New Roman"/>
+          <w:i w:val="false"/>
+          <w:iCs w:val="false"/>
+          <w:sz w:val="22"/>
+          <w:szCs w:val="22"/>
+        </w:rPr>
+        <w:t xml:space="preserve">(3)</w:t>
+      </w:r>
+      <w:r>
+        <w:rPr>
+          <w:rFonts w:ascii="Times New Roman" w:cs="Times New Roman" w:eastAsia="Times New Roman" w:hAnsi="Times New Roman"/>
+          <w:i w:val="false"/>
+          <w:iCs w:val="false"/>
+          <w:sz w:val="22"/>
+          <w:szCs w:val="22"/>
+        </w:rPr>
+        <w:t xml:space="preserve">, 507–527</w:t>
+      </w:r>
+      <w:r>
+        <w:rPr>
+          <w:rFonts w:ascii="Times New Roman" w:cs="Times New Roman" w:eastAsia="Times New Roman" w:hAnsi="Times New Roman"/>
+          <w:i w:val="false"/>
+          <w:iCs w:val="false"/>
+          <w:sz w:val="22"/>
+          <w:szCs w:val="22"/>
+        </w:rPr>
+        <w:t xml:space="preserve">. https://doi.org/10.1080/09662839.2026.2700196</w:t>
+      </w:r>
+    </w:p>
+    <w:p>
+      <w:pPr>
+        <w:spacing w:after="200" w:line="276"/>
+        <w:ind w:left="720" w:hanging="720"/>
+      </w:pPr>
+      <w:r>
+        <w:rPr>
+          <w:rFonts w:ascii="Times New Roman" w:cs="Times New Roman" w:eastAsia="Times New Roman" w:hAnsi="Times New Roman"/>
+          <w:i w:val="false"/>
+          <w:iCs w:val="false"/>
+          <w:sz w:val="22"/>
+          <w:szCs w:val="22"/>
+        </w:rPr>
+        <w:t xml:space="preserve">Di Carlo, D., McNamara, K. R., &amp; Moschella, M. (2026). The New Politics of EU Industrial Policy: From the Regulatory State to a Transformational State. </w:t>
+      </w:r>
+      <w:r>
+        <w:rPr>
+          <w:rFonts w:ascii="Times New Roman" w:cs="Times New Roman" w:eastAsia="Times New Roman" w:hAnsi="Times New Roman"/>
+          <w:i/>
+          <w:iCs/>
+          <w:sz w:val="22"/>
+          <w:szCs w:val="22"/>
+        </w:rPr>
+        <w:t xml:space="preserve">Governance</w:t>
+      </w:r>
+      <w:r>
+        <w:rPr>
+          <w:rFonts w:ascii="Times New Roman" w:cs="Times New Roman" w:eastAsia="Times New Roman" w:hAnsi="Times New Roman"/>
+          <w:i w:val="false"/>
+          <w:iCs w:val="false"/>
+          <w:sz w:val="22"/>
+          <w:szCs w:val="22"/>
+        </w:rPr>
+        <w:t xml:space="preserve">, </w:t>
+      </w:r>
+      <w:r>
+        <w:rPr>
+          <w:rFonts w:ascii="Times New Roman" w:cs="Times New Roman" w:eastAsia="Times New Roman" w:hAnsi="Times New Roman"/>
+          <w:i/>
+          <w:iCs/>
+          <w:sz w:val="22"/>
+          <w:szCs w:val="22"/>
+        </w:rPr>
+        <w:t xml:space="preserve">39</w:t>
+      </w:r>
+      <w:r>
+        <w:rPr>
+          <w:rFonts w:ascii="Times New Roman" w:cs="Times New Roman" w:eastAsia="Times New Roman" w:hAnsi="Times New Roman"/>
+          <w:i w:val="false"/>
+          <w:iCs w:val="false"/>
+          <w:sz w:val="22"/>
+          <w:szCs w:val="22"/>
+        </w:rPr>
+        <w:t xml:space="preserve">(3)</w:t>
+      </w:r>
+      <w:r>
+        <w:rPr>
+          <w:rFonts w:ascii="Times New Roman" w:cs="Times New Roman" w:eastAsia="Times New Roman" w:hAnsi="Times New Roman"/>
+          <w:i w:val="false"/>
+          <w:iCs w:val="false"/>
+          <w:sz w:val="22"/>
+          <w:szCs w:val="22"/>
+        </w:rPr>
+        <w:t xml:space="preserve">. https://doi.org/10.1111/gove.70133</w:t>
+      </w:r>
+    </w:p>
+    <w:p>
+      <w:pPr>
+        <w:spacing w:after="200" w:line="276"/>
+        <w:ind w:left="720" w:hanging="720"/>
+      </w:pPr>
+      <w:r>
+        <w:rPr>
+          <w:rFonts w:ascii="Times New Roman" w:cs="Times New Roman" w:eastAsia="Times New Roman" w:hAnsi="Times New Roman"/>
+          <w:i w:val="false"/>
+          <w:iCs w:val="false"/>
+          <w:sz w:val="22"/>
+          <w:szCs w:val="22"/>
+        </w:rPr>
+        <w:t xml:space="preserve">Droff, J., Béraud Sudreau, L., Malizard, J., &amp; Szego, E. (2026). Redefining the defense industry: an empirical analysis of new defense firms in Europe. </w:t>
+      </w:r>
+      <w:r>
+        <w:rPr>
+          <w:rFonts w:ascii="Times New Roman" w:cs="Times New Roman" w:eastAsia="Times New Roman" w:hAnsi="Times New Roman"/>
+          <w:i/>
+          <w:iCs/>
+          <w:sz w:val="22"/>
+          <w:szCs w:val="22"/>
+        </w:rPr>
+        <w:t xml:space="preserve">Defence and Peace Economics</w:t>
+      </w:r>
+      <w:r>
+        <w:rPr>
+          <w:rFonts w:ascii="Times New Roman" w:cs="Times New Roman" w:eastAsia="Times New Roman" w:hAnsi="Times New Roman"/>
+          <w:i w:val="false"/>
+          <w:iCs w:val="false"/>
+          <w:sz w:val="22"/>
+          <w:szCs w:val="22"/>
+        </w:rPr>
+        <w:t xml:space="preserve">, 1–24</w:t>
+      </w:r>
+      <w:r>
+        <w:rPr>
+          <w:rFonts w:ascii="Times New Roman" w:cs="Times New Roman" w:eastAsia="Times New Roman" w:hAnsi="Times New Roman"/>
+          <w:i w:val="false"/>
+          <w:iCs w:val="false"/>
+          <w:sz w:val="22"/>
+          <w:szCs w:val="22"/>
+        </w:rPr>
+        <w:t xml:space="preserve">. https://doi.org/10.1080/10242694.2026.2692713</w:t>
+      </w:r>
+    </w:p>
+    <w:p>
+      <w:pPr>
+        <w:spacing w:after="200" w:line="276"/>
+        <w:ind w:left="720" w:hanging="720"/>
+      </w:pPr>
+      <w:r>
+        <w:rPr>
+          <w:rFonts w:ascii="Times New Roman" w:cs="Times New Roman" w:eastAsia="Times New Roman" w:hAnsi="Times New Roman"/>
+          <w:i w:val="false"/>
+          <w:iCs w:val="false"/>
+          <w:sz w:val="22"/>
+          <w:szCs w:val="22"/>
+        </w:rPr>
+        <w:t xml:space="preserve">Eberle, J. (2026). The inequality of EU digital sovereignty: core, periphery, and digital divides in EU politics. </w:t>
+      </w:r>
+      <w:r>
+        <w:rPr>
+          <w:rFonts w:ascii="Times New Roman" w:cs="Times New Roman" w:eastAsia="Times New Roman" w:hAnsi="Times New Roman"/>
+          <w:i/>
+          <w:iCs/>
+          <w:sz w:val="22"/>
+          <w:szCs w:val="22"/>
+        </w:rPr>
+        <w:t xml:space="preserve">Journal of European Public Policy</w:t>
+      </w:r>
+      <w:r>
+        <w:rPr>
+          <w:rFonts w:ascii="Times New Roman" w:cs="Times New Roman" w:eastAsia="Times New Roman" w:hAnsi="Times New Roman"/>
+          <w:i w:val="false"/>
+          <w:iCs w:val="false"/>
+          <w:sz w:val="22"/>
+          <w:szCs w:val="22"/>
+        </w:rPr>
+        <w:t xml:space="preserve">, 1–26</w:t>
+      </w:r>
+      <w:r>
+        <w:rPr>
+          <w:rFonts w:ascii="Times New Roman" w:cs="Times New Roman" w:eastAsia="Times New Roman" w:hAnsi="Times New Roman"/>
+          <w:i w:val="false"/>
+          <w:iCs w:val="false"/>
+          <w:sz w:val="22"/>
+          <w:szCs w:val="22"/>
+        </w:rPr>
+        <w:t xml:space="preserve">. https://doi.org/10.1080/13501763.2026.2701223</w:t>
+      </w:r>
+    </w:p>
+    <w:p>
+      <w:pPr>
+        <w:spacing w:after="200" w:line="276"/>
+        <w:ind w:left="720" w:hanging="720"/>
+      </w:pPr>
+      <w:r>
+        <w:rPr>
+          <w:rFonts w:ascii="Times New Roman" w:cs="Times New Roman" w:eastAsia="Times New Roman" w:hAnsi="Times New Roman"/>
+          <w:i w:val="false"/>
+          <w:iCs w:val="false"/>
+          <w:sz w:val="22"/>
+          <w:szCs w:val="22"/>
+        </w:rPr>
+        <w:t xml:space="preserve">Eilstrup‐Sangiovanni, M. (2026). Risk Scenarios for European Rearmament. </w:t>
+      </w:r>
+      <w:r>
+        <w:rPr>
+          <w:rFonts w:ascii="Times New Roman" w:cs="Times New Roman" w:eastAsia="Times New Roman" w:hAnsi="Times New Roman"/>
+          <w:i/>
+          <w:iCs/>
+          <w:sz w:val="22"/>
+          <w:szCs w:val="22"/>
+        </w:rPr>
+        <w:t xml:space="preserve">Global Policy</w:t>
+      </w:r>
+      <w:r>
+        <w:rPr>
+          <w:rFonts w:ascii="Times New Roman" w:cs="Times New Roman" w:eastAsia="Times New Roman" w:hAnsi="Times New Roman"/>
+          <w:i w:val="false"/>
+          <w:iCs w:val="false"/>
+          <w:sz w:val="22"/>
+          <w:szCs w:val="22"/>
+        </w:rPr>
+        <w:t xml:space="preserve">. https://doi.org/10.1111/1758-5899.70216</w:t>
+      </w:r>
+    </w:p>
+    <w:p>
+      <w:pPr>
+        <w:spacing w:after="200" w:line="276"/>
+        <w:ind w:left="720" w:hanging="720"/>
+      </w:pPr>
+      <w:r>
+        <w:rPr>
+          <w:rFonts w:ascii="Times New Roman" w:cs="Times New Roman" w:eastAsia="Times New Roman" w:hAnsi="Times New Roman"/>
+          <w:i w:val="false"/>
+          <w:iCs w:val="false"/>
+          <w:sz w:val="22"/>
+          <w:szCs w:val="22"/>
+        </w:rPr>
+        <w:t xml:space="preserve">Ergen, T. (2026). Industrial Policy and Sectoral Coordination: The Collapse of Germany’s Solar Industry. </w:t>
+      </w:r>
+      <w:r>
+        <w:rPr>
+          <w:rFonts w:ascii="Times New Roman" w:cs="Times New Roman" w:eastAsia="Times New Roman" w:hAnsi="Times New Roman"/>
+          <w:i/>
+          <w:iCs/>
+          <w:sz w:val="22"/>
+          <w:szCs w:val="22"/>
+        </w:rPr>
+        <w:t xml:space="preserve">Politics and Governance</w:t>
+      </w:r>
+      <w:r>
+        <w:rPr>
+          <w:rFonts w:ascii="Times New Roman" w:cs="Times New Roman" w:eastAsia="Times New Roman" w:hAnsi="Times New Roman"/>
+          <w:i w:val="false"/>
+          <w:iCs w:val="false"/>
+          <w:sz w:val="22"/>
+          <w:szCs w:val="22"/>
+        </w:rPr>
+        <w:t xml:space="preserve">, </w:t>
+      </w:r>
+      <w:r>
+        <w:rPr>
+          <w:rFonts w:ascii="Times New Roman" w:cs="Times New Roman" w:eastAsia="Times New Roman" w:hAnsi="Times New Roman"/>
+          <w:i/>
+          <w:iCs/>
+          <w:sz w:val="22"/>
+          <w:szCs w:val="22"/>
+        </w:rPr>
+        <w:t xml:space="preserve">14</w:t>
+      </w:r>
+      <w:r>
+        <w:rPr>
+          <w:rFonts w:ascii="Times New Roman" w:cs="Times New Roman" w:eastAsia="Times New Roman" w:hAnsi="Times New Roman"/>
+          <w:i w:val="false"/>
+          <w:iCs w:val="false"/>
+          <w:sz w:val="22"/>
+          <w:szCs w:val="22"/>
+        </w:rPr>
+        <w:t xml:space="preserve">. https://doi.org/10.17645/pag.11335</w:t>
       </w:r>
     </w:p>
     <w:p>
@@ -195,63 +1105,27 @@
           <w:sz w:val="22"/>
           <w:szCs w:val="22"/>
         </w:rPr>
-        <w:t xml:space="preserve">European Commission, Directorate-General for Communications Networks, Content and Technology. (2026). </w:t>
-      </w:r>
-      <w:r>
-        <w:rPr>
-          <w:rFonts w:ascii="Times New Roman" w:cs="Times New Roman" w:eastAsia="Times New Roman" w:hAnsi="Times New Roman"/>
-          <w:i/>
-          <w:iCs/>
-          <w:sz w:val="22"/>
-          <w:szCs w:val="22"/>
-        </w:rPr>
-        <w:t xml:space="preserve">EU tech sovereignty</w:t>
-      </w:r>
-      <w:r>
-        <w:rPr>
-          <w:rFonts w:ascii="Times New Roman" w:cs="Times New Roman" w:eastAsia="Times New Roman" w:hAnsi="Times New Roman"/>
-          <w:i w:val="false"/>
-          <w:iCs w:val="false"/>
-          <w:sz w:val="22"/>
-          <w:szCs w:val="22"/>
-        </w:rPr>
-        <w:t xml:space="preserve">. https://digital-strategy.ec.europa.eu/en/policies/eu-tech-sovereignty</w:t>
-      </w:r>
-    </w:p>
-    <w:p>
-      <w:pPr>
-        <w:spacing w:after="200" w:line="276"/>
-        <w:ind w:left="720" w:hanging="720"/>
-      </w:pPr>
-      <w:r>
-        <w:rPr>
-          <w:rFonts w:ascii="Times New Roman" w:cs="Times New Roman" w:eastAsia="Times New Roman" w:hAnsi="Times New Roman"/>
-          <w:i w:val="false"/>
-          <w:iCs w:val="false"/>
-          <w:sz w:val="22"/>
-          <w:szCs w:val="22"/>
-        </w:rPr>
-        <w:t xml:space="preserve">European Commission, Directorate-General for Research and Innovation. (2026, February 27). </w:t>
-      </w:r>
-      <w:r>
-        <w:rPr>
-          <w:rFonts w:ascii="Times New Roman" w:cs="Times New Roman" w:eastAsia="Times New Roman" w:hAnsi="Times New Roman"/>
-          <w:i/>
-          <w:iCs/>
-          <w:sz w:val="22"/>
-          <w:szCs w:val="22"/>
-        </w:rPr>
-        <w:t xml:space="preserve">Global approach to research and innovation: Science diplomacy and research security</w:t>
-      </w:r>
-      <w:r>
-        <w:rPr>
-          <w:rFonts w:ascii="Times New Roman" w:cs="Times New Roman" w:eastAsia="Times New Roman" w:hAnsi="Times New Roman"/>
-          <w:i w:val="false"/>
-          <w:iCs w:val="false"/>
-          <w:sz w:val="22"/>
-          <w:szCs w:val="22"/>
-        </w:rPr>
-        <w:t xml:space="preserve"> (COM(2026) 96 final). EUR-Lex. https://eur-lex.europa.eu/legal-content/EN/TXT/PDF/?uri=CELEX%3A52026DC0096</w:t>
+        <w:t xml:space="preserve">European Commission. (2026, July 10). </w:t>
+      </w:r>
+      <w:r>
+        <w:rPr>
+          <w:rFonts w:ascii="Times New Roman" w:cs="Times New Roman" w:eastAsia="Times New Roman" w:hAnsi="Times New Roman"/>
+          <w:i/>
+          <w:iCs/>
+          <w:sz w:val="22"/>
+          <w:szCs w:val="22"/>
+        </w:rPr>
+        <w:t xml:space="preserve">Commissioner Zaharieva leads dialogue on how to attract and retain research talent in Europe</w:t>
+      </w:r>
+      <w:r>
+        <w:rPr>
+          <w:rFonts w:ascii="Times New Roman" w:cs="Times New Roman" w:eastAsia="Times New Roman" w:hAnsi="Times New Roman"/>
+          <w:i w:val="false"/>
+          <w:iCs w:val="false"/>
+          <w:sz w:val="22"/>
+          <w:szCs w:val="22"/>
+        </w:rPr>
+        <w:t xml:space="preserve"> [News release]. https://research-and-innovation.ec.europa.eu/news/all-research-and-innovation-news/commissioner-zaharieva-leads-dialogue-how-attract-and-retain-research-talent-europe-2026-07-10_en</w:t>
       </w:r>
     </w:p>
     <w:p>
@@ -303,27 +1177,323 @@
           <w:sz w:val="22"/>
           <w:szCs w:val="22"/>
         </w:rPr>
-        <w:t xml:space="preserve">Freshfields. (2026, June 30). </w:t>
-      </w:r>
-      <w:r>
-        <w:rPr>
-          <w:rFonts w:ascii="Times New Roman" w:cs="Times New Roman" w:eastAsia="Times New Roman" w:hAnsi="Times New Roman"/>
-          <w:i/>
-          <w:iCs/>
-          <w:sz w:val="22"/>
-          <w:szCs w:val="22"/>
-        </w:rPr>
-        <w:t xml:space="preserve">Shifting away from dependency: The EU’s Tech Sovereignty Package</w:t>
-      </w:r>
-      <w:r>
-        <w:rPr>
-          <w:rFonts w:ascii="Times New Roman" w:cs="Times New Roman" w:eastAsia="Times New Roman" w:hAnsi="Times New Roman"/>
-          <w:i w:val="false"/>
-          <w:iCs w:val="false"/>
-          <w:sz w:val="22"/>
-          <w:szCs w:val="22"/>
-        </w:rPr>
-        <w:t xml:space="preserve">. Technology Quotient. https://www.freshfields.com/en/our-thinking/blogs/technology-quotient/shifting-away-from-dependency-the-eus-tech-sovereignty-package-102n7kn</w:t>
+        <w:t xml:space="preserve">European Commission, Directorate-General for Research and Innovation. (2026). </w:t>
+      </w:r>
+      <w:r>
+        <w:rPr>
+          <w:rFonts w:ascii="Times New Roman" w:cs="Times New Roman" w:eastAsia="Times New Roman" w:hAnsi="Times New Roman"/>
+          <w:i/>
+          <w:iCs/>
+          <w:sz w:val="22"/>
+          <w:szCs w:val="22"/>
+        </w:rPr>
+        <w:t xml:space="preserve">European Research Area (ERA) Act</w:t>
+      </w:r>
+      <w:r>
+        <w:rPr>
+          <w:rFonts w:ascii="Times New Roman" w:cs="Times New Roman" w:eastAsia="Times New Roman" w:hAnsi="Times New Roman"/>
+          <w:i w:val="false"/>
+          <w:iCs w:val="false"/>
+          <w:sz w:val="22"/>
+          <w:szCs w:val="22"/>
+        </w:rPr>
+        <w:t xml:space="preserve">. https://research-and-innovation.ec.europa.eu/strategy/support-policy-making/shaping-eu-research-and-innovation-policy/european-research-area-era-act_en</w:t>
+      </w:r>
+    </w:p>
+    <w:p>
+      <w:pPr>
+        <w:spacing w:after="200" w:line="276"/>
+        <w:ind w:left="720" w:hanging="720"/>
+      </w:pPr>
+      <w:r>
+        <w:rPr>
+          <w:rFonts w:ascii="Times New Roman" w:cs="Times New Roman" w:eastAsia="Times New Roman" w:hAnsi="Times New Roman"/>
+          <w:i w:val="false"/>
+          <w:iCs w:val="false"/>
+          <w:sz w:val="22"/>
+          <w:szCs w:val="22"/>
+        </w:rPr>
+        <w:t xml:space="preserve">Fiott, D. (2026). Institutionalising defence production: reconceptualising the role of institutions and states in European defence industrial policy. </w:t>
+      </w:r>
+      <w:r>
+        <w:rPr>
+          <w:rFonts w:ascii="Times New Roman" w:cs="Times New Roman" w:eastAsia="Times New Roman" w:hAnsi="Times New Roman"/>
+          <w:i/>
+          <w:iCs/>
+          <w:sz w:val="22"/>
+          <w:szCs w:val="22"/>
+        </w:rPr>
+        <w:t xml:space="preserve">European Security</w:t>
+      </w:r>
+      <w:r>
+        <w:rPr>
+          <w:rFonts w:ascii="Times New Roman" w:cs="Times New Roman" w:eastAsia="Times New Roman" w:hAnsi="Times New Roman"/>
+          <w:i w:val="false"/>
+          <w:iCs w:val="false"/>
+          <w:sz w:val="22"/>
+          <w:szCs w:val="22"/>
+        </w:rPr>
+        <w:t xml:space="preserve">, </w:t>
+      </w:r>
+      <w:r>
+        <w:rPr>
+          <w:rFonts w:ascii="Times New Roman" w:cs="Times New Roman" w:eastAsia="Times New Roman" w:hAnsi="Times New Roman"/>
+          <w:i/>
+          <w:iCs/>
+          <w:sz w:val="22"/>
+          <w:szCs w:val="22"/>
+        </w:rPr>
+        <w:t xml:space="preserve">35</w:t>
+      </w:r>
+      <w:r>
+        <w:rPr>
+          <w:rFonts w:ascii="Times New Roman" w:cs="Times New Roman" w:eastAsia="Times New Roman" w:hAnsi="Times New Roman"/>
+          <w:i w:val="false"/>
+          <w:iCs w:val="false"/>
+          <w:sz w:val="22"/>
+          <w:szCs w:val="22"/>
+        </w:rPr>
+        <w:t xml:space="preserve">(3)</w:t>
+      </w:r>
+      <w:r>
+        <w:rPr>
+          <w:rFonts w:ascii="Times New Roman" w:cs="Times New Roman" w:eastAsia="Times New Roman" w:hAnsi="Times New Roman"/>
+          <w:i w:val="false"/>
+          <w:iCs w:val="false"/>
+          <w:sz w:val="22"/>
+          <w:szCs w:val="22"/>
+        </w:rPr>
+        <w:t xml:space="preserve">, 547–564</w:t>
+      </w:r>
+      <w:r>
+        <w:rPr>
+          <w:rFonts w:ascii="Times New Roman" w:cs="Times New Roman" w:eastAsia="Times New Roman" w:hAnsi="Times New Roman"/>
+          <w:i w:val="false"/>
+          <w:iCs w:val="false"/>
+          <w:sz w:val="22"/>
+          <w:szCs w:val="22"/>
+        </w:rPr>
+        <w:t xml:space="preserve">. https://doi.org/10.1080/09662839.2026.2700180</w:t>
+      </w:r>
+    </w:p>
+    <w:p>
+      <w:pPr>
+        <w:spacing w:after="200" w:line="276"/>
+        <w:ind w:left="720" w:hanging="720"/>
+      </w:pPr>
+      <w:r>
+        <w:rPr>
+          <w:rFonts w:ascii="Times New Roman" w:cs="Times New Roman" w:eastAsia="Times New Roman" w:hAnsi="Times New Roman"/>
+          <w:i w:val="false"/>
+          <w:iCs w:val="false"/>
+          <w:sz w:val="22"/>
+          <w:szCs w:val="22"/>
+        </w:rPr>
+        <w:t xml:space="preserve">Gasser, R. B., &amp; Parker, L. D. (2026). The overhead paradox: full-cost recovery and the competitiveness of university–industry research collaboration. </w:t>
+      </w:r>
+      <w:r>
+        <w:rPr>
+          <w:rFonts w:ascii="Times New Roman" w:cs="Times New Roman" w:eastAsia="Times New Roman" w:hAnsi="Times New Roman"/>
+          <w:i/>
+          <w:iCs/>
+          <w:sz w:val="22"/>
+          <w:szCs w:val="22"/>
+        </w:rPr>
+        <w:t xml:space="preserve">Science and Public Policy</w:t>
+      </w:r>
+      <w:r>
+        <w:rPr>
+          <w:rFonts w:ascii="Times New Roman" w:cs="Times New Roman" w:eastAsia="Times New Roman" w:hAnsi="Times New Roman"/>
+          <w:i w:val="false"/>
+          <w:iCs w:val="false"/>
+          <w:sz w:val="22"/>
+          <w:szCs w:val="22"/>
+        </w:rPr>
+        <w:t xml:space="preserve">. https://doi.org/10.1093/scipol/scag073</w:t>
+      </w:r>
+    </w:p>
+    <w:p>
+      <w:pPr>
+        <w:spacing w:after="200" w:line="276"/>
+        <w:ind w:left="720" w:hanging="720"/>
+      </w:pPr>
+      <w:r>
+        <w:rPr>
+          <w:rFonts w:ascii="Times New Roman" w:cs="Times New Roman" w:eastAsia="Times New Roman" w:hAnsi="Times New Roman"/>
+          <w:i w:val="false"/>
+          <w:iCs w:val="false"/>
+          <w:sz w:val="22"/>
+          <w:szCs w:val="22"/>
+        </w:rPr>
+        <w:t xml:space="preserve">Gjesvik, L., &amp; Svendsen, Ø. (2026). Under the Surface: Subsea Infrastructure and Everyday Geoeconomics in the European Union. </w:t>
+      </w:r>
+      <w:r>
+        <w:rPr>
+          <w:rFonts w:ascii="Times New Roman" w:cs="Times New Roman" w:eastAsia="Times New Roman" w:hAnsi="Times New Roman"/>
+          <w:i/>
+          <w:iCs/>
+          <w:sz w:val="22"/>
+          <w:szCs w:val="22"/>
+        </w:rPr>
+        <w:t xml:space="preserve">JCMS: Journal of Common Market Studies</w:t>
+      </w:r>
+      <w:r>
+        <w:rPr>
+          <w:rFonts w:ascii="Times New Roman" w:cs="Times New Roman" w:eastAsia="Times New Roman" w:hAnsi="Times New Roman"/>
+          <w:i w:val="false"/>
+          <w:iCs w:val="false"/>
+          <w:sz w:val="22"/>
+          <w:szCs w:val="22"/>
+        </w:rPr>
+        <w:t xml:space="preserve">. https://doi.org/10.1111/jcms.70156</w:t>
+      </w:r>
+    </w:p>
+    <w:p>
+      <w:pPr>
+        <w:spacing w:after="200" w:line="276"/>
+        <w:ind w:left="720" w:hanging="720"/>
+      </w:pPr>
+      <w:r>
+        <w:rPr>
+          <w:rFonts w:ascii="Times New Roman" w:cs="Times New Roman" w:eastAsia="Times New Roman" w:hAnsi="Times New Roman"/>
+          <w:i w:val="false"/>
+          <w:iCs w:val="false"/>
+          <w:sz w:val="22"/>
+          <w:szCs w:val="22"/>
+        </w:rPr>
+        <w:t xml:space="preserve">Gündoğdu, M. A. (2026). Phantom decoupling: geoeconomic hydraulics and the rewiring of US–China interdependence. </w:t>
+      </w:r>
+      <w:r>
+        <w:rPr>
+          <w:rFonts w:ascii="Times New Roman" w:cs="Times New Roman" w:eastAsia="Times New Roman" w:hAnsi="Times New Roman"/>
+          <w:i/>
+          <w:iCs/>
+          <w:sz w:val="22"/>
+          <w:szCs w:val="22"/>
+        </w:rPr>
+        <w:t xml:space="preserve">New Political Economy</w:t>
+      </w:r>
+      <w:r>
+        <w:rPr>
+          <w:rFonts w:ascii="Times New Roman" w:cs="Times New Roman" w:eastAsia="Times New Roman" w:hAnsi="Times New Roman"/>
+          <w:i w:val="false"/>
+          <w:iCs w:val="false"/>
+          <w:sz w:val="22"/>
+          <w:szCs w:val="22"/>
+        </w:rPr>
+        <w:t xml:space="preserve">, 1–15</w:t>
+      </w:r>
+      <w:r>
+        <w:rPr>
+          <w:rFonts w:ascii="Times New Roman" w:cs="Times New Roman" w:eastAsia="Times New Roman" w:hAnsi="Times New Roman"/>
+          <w:i w:val="false"/>
+          <w:iCs w:val="false"/>
+          <w:sz w:val="22"/>
+          <w:szCs w:val="22"/>
+        </w:rPr>
+        <w:t xml:space="preserve">. https://doi.org/10.1080/13563467.2026.2703007</w:t>
+      </w:r>
+    </w:p>
+    <w:p>
+      <w:pPr>
+        <w:spacing w:after="200" w:line="276"/>
+        <w:ind w:left="720" w:hanging="720"/>
+      </w:pPr>
+      <w:r>
+        <w:rPr>
+          <w:rFonts w:ascii="Times New Roman" w:cs="Times New Roman" w:eastAsia="Times New Roman" w:hAnsi="Times New Roman"/>
+          <w:i w:val="false"/>
+          <w:iCs w:val="false"/>
+          <w:sz w:val="22"/>
+          <w:szCs w:val="22"/>
+        </w:rPr>
+        <w:t xml:space="preserve">He, M., Ma, S., &amp; Zhang, J. (2026). Research on the Participation of the National Natural Science Foundation of China in Global Science Governance：A Science Diplomacy Perspective. </w:t>
+      </w:r>
+      <w:r>
+        <w:rPr>
+          <w:rFonts w:ascii="Times New Roman" w:cs="Times New Roman" w:eastAsia="Times New Roman" w:hAnsi="Times New Roman"/>
+          <w:i/>
+          <w:iCs/>
+          <w:sz w:val="22"/>
+          <w:szCs w:val="22"/>
+        </w:rPr>
+        <w:t xml:space="preserve">Bulletin of National Natural Science Foundation of China</w:t>
+      </w:r>
+      <w:r>
+        <w:rPr>
+          <w:rFonts w:ascii="Times New Roman" w:cs="Times New Roman" w:eastAsia="Times New Roman" w:hAnsi="Times New Roman"/>
+          <w:i w:val="false"/>
+          <w:iCs w:val="false"/>
+          <w:sz w:val="22"/>
+          <w:szCs w:val="22"/>
+        </w:rPr>
+        <w:t xml:space="preserve">. https://doi.org/10.3724/bnsfc-2025-0224</w:t>
+      </w:r>
+    </w:p>
+    <w:p>
+      <w:pPr>
+        <w:spacing w:after="200" w:line="276"/>
+        <w:ind w:left="720" w:hanging="720"/>
+      </w:pPr>
+      <w:r>
+        <w:rPr>
+          <w:rFonts w:ascii="Times New Roman" w:cs="Times New Roman" w:eastAsia="Times New Roman" w:hAnsi="Times New Roman"/>
+          <w:i w:val="false"/>
+          <w:iCs w:val="false"/>
+          <w:sz w:val="22"/>
+          <w:szCs w:val="22"/>
+        </w:rPr>
+        <w:t xml:space="preserve">Hisgen, F., &amp; Yang, Y. (2026). Research security on the ground: How universities and research institutes construct and implement policy. </w:t>
+      </w:r>
+      <w:r>
+        <w:rPr>
+          <w:rFonts w:ascii="Times New Roman" w:cs="Times New Roman" w:eastAsia="Times New Roman" w:hAnsi="Times New Roman"/>
+          <w:i/>
+          <w:iCs/>
+          <w:sz w:val="22"/>
+          <w:szCs w:val="22"/>
+        </w:rPr>
+        <w:t xml:space="preserve">MIT Science Policy Review</w:t>
+      </w:r>
+      <w:r>
+        <w:rPr>
+          <w:rFonts w:ascii="Times New Roman" w:cs="Times New Roman" w:eastAsia="Times New Roman" w:hAnsi="Times New Roman"/>
+          <w:i w:val="false"/>
+          <w:iCs w:val="false"/>
+          <w:sz w:val="22"/>
+          <w:szCs w:val="22"/>
+        </w:rPr>
+        <w:t xml:space="preserve">, </w:t>
+      </w:r>
+      <w:r>
+        <w:rPr>
+          <w:rFonts w:ascii="Times New Roman" w:cs="Times New Roman" w:eastAsia="Times New Roman" w:hAnsi="Times New Roman"/>
+          <w:i/>
+          <w:iCs/>
+          <w:sz w:val="22"/>
+          <w:szCs w:val="22"/>
+        </w:rPr>
+        <w:t xml:space="preserve">7</w:t>
+      </w:r>
+      <w:r>
+        <w:rPr>
+          <w:rFonts w:ascii="Times New Roman" w:cs="Times New Roman" w:eastAsia="Times New Roman" w:hAnsi="Times New Roman"/>
+          <w:i w:val="false"/>
+          <w:iCs w:val="false"/>
+          <w:sz w:val="22"/>
+          <w:szCs w:val="22"/>
+        </w:rPr>
+        <w:t xml:space="preserve">, 166–172</w:t>
+      </w:r>
+      <w:r>
+        <w:rPr>
+          <w:rFonts w:ascii="Times New Roman" w:cs="Times New Roman" w:eastAsia="Times New Roman" w:hAnsi="Times New Roman"/>
+          <w:i w:val="false"/>
+          <w:iCs w:val="false"/>
+          <w:sz w:val="22"/>
+          <w:szCs w:val="22"/>
+        </w:rPr>
+        <w:t xml:space="preserve">. https://doi.org/10.38105/spr.s0cq0kikbl</w:t>
       </w:r>
     </w:p>
     <w:p>
@@ -385,161 +1555,3665 @@
           <w:sz w:val="22"/>
           <w:szCs w:val="22"/>
         </w:rPr>
-        <w:t xml:space="preserve">Evolving scientific collaboration among EU member states, candidate countries and global partners: 2000–2024</w:t>
-      </w:r>
-      <w:r>
-        <w:rPr>
-          <w:rFonts w:ascii="Times New Roman" w:cs="Times New Roman" w:eastAsia="Times New Roman" w:hAnsi="Times New Roman"/>
-          <w:i w:val="false"/>
-          <w:iCs w:val="false"/>
-          <w:sz w:val="22"/>
-          <w:szCs w:val="22"/>
-        </w:rPr>
-        <w:t xml:space="preserve"> [Preprint]. arXiv. https://arxiv.org/abs/2602.04871</w:t>
-      </w:r>
-    </w:p>
-    <w:p>
-      <w:pPr>
-        <w:spacing w:after="200" w:line="276"/>
-        <w:ind w:left="720" w:hanging="720"/>
-      </w:pPr>
-      <w:r>
-        <w:rPr>
-          <w:rFonts w:ascii="Times New Roman" w:cs="Times New Roman" w:eastAsia="Times New Roman" w:hAnsi="Times New Roman"/>
-          <w:i w:val="false"/>
-          <w:iCs w:val="false"/>
-          <w:sz w:val="22"/>
-          <w:szCs w:val="22"/>
-        </w:rPr>
-        <w:t xml:space="preserve">NCP Flanders. (2026). </w:t>
-      </w:r>
-      <w:r>
-        <w:rPr>
-          <w:rFonts w:ascii="Times New Roman" w:cs="Times New Roman" w:eastAsia="Times New Roman" w:hAnsi="Times New Roman"/>
-          <w:i/>
-          <w:iCs/>
-          <w:sz w:val="22"/>
-          <w:szCs w:val="22"/>
-        </w:rPr>
-        <w:t xml:space="preserve">Towards the next EU Framework Programme for Research &amp; Innovation (FP10)</w:t>
-      </w:r>
-      <w:r>
-        <w:rPr>
-          <w:rFonts w:ascii="Times New Roman" w:cs="Times New Roman" w:eastAsia="Times New Roman" w:hAnsi="Times New Roman"/>
-          <w:i w:val="false"/>
-          <w:iCs w:val="false"/>
-          <w:sz w:val="22"/>
-          <w:szCs w:val="22"/>
-        </w:rPr>
-        <w:t xml:space="preserve">. https://ncpflanders.be/infosheets/next-eu-framework-programme-for-research-innovation-fp10</w:t>
-      </w:r>
-    </w:p>
-    <w:p>
-      <w:pPr>
-        <w:spacing w:after="200" w:line="276"/>
-        <w:ind w:left="720" w:hanging="720"/>
-      </w:pPr>
-      <w:r>
-        <w:rPr>
-          <w:rFonts w:ascii="Times New Roman" w:cs="Times New Roman" w:eastAsia="Times New Roman" w:hAnsi="Times New Roman"/>
-          <w:i w:val="false"/>
-          <w:iCs w:val="false"/>
-          <w:sz w:val="22"/>
-          <w:szCs w:val="22"/>
-        </w:rPr>
-        <w:t xml:space="preserve">Papyshev, G., &amp; Chan, K. J. D. (2026). AI regulatory strategies for digital sovereignty: The role of geopolitics and technological disparities. </w:t>
-      </w:r>
-      <w:r>
-        <w:rPr>
-          <w:rFonts w:ascii="Times New Roman" w:cs="Times New Roman" w:eastAsia="Times New Roman" w:hAnsi="Times New Roman"/>
-          <w:i/>
-          <w:iCs/>
-          <w:sz w:val="22"/>
-          <w:szCs w:val="22"/>
-        </w:rPr>
-        <w:t xml:space="preserve">Electronic Markets, 36</w:t>
-      </w:r>
-      <w:r>
-        <w:rPr>
-          <w:rFonts w:ascii="Times New Roman" w:cs="Times New Roman" w:eastAsia="Times New Roman" w:hAnsi="Times New Roman"/>
-          <w:i w:val="false"/>
-          <w:iCs w:val="false"/>
-          <w:sz w:val="22"/>
-          <w:szCs w:val="22"/>
-        </w:rPr>
-        <w:t xml:space="preserve">(8). https://doi.org/10.1007/s12525-025-00870-z</w:t>
-      </w:r>
-    </w:p>
-    <w:p>
-      <w:pPr>
-        <w:spacing w:after="200" w:line="276"/>
-        <w:ind w:left="720" w:hanging="720"/>
-      </w:pPr>
-      <w:r>
-        <w:rPr>
-          <w:rFonts w:ascii="Times New Roman" w:cs="Times New Roman" w:eastAsia="Times New Roman" w:hAnsi="Times New Roman"/>
-          <w:i w:val="false"/>
-          <w:iCs w:val="false"/>
-          <w:sz w:val="22"/>
-          <w:szCs w:val="22"/>
-        </w:rPr>
-        <w:t xml:space="preserve">Peng, D. (2026, July 10). US–China scientific decoupling: The hidden costs of geopolitical rivalry. </w:t>
-      </w:r>
-      <w:r>
-        <w:rPr>
-          <w:rFonts w:ascii="Times New Roman" w:cs="Times New Roman" w:eastAsia="Times New Roman" w:hAnsi="Times New Roman"/>
-          <w:i/>
-          <w:iCs/>
-          <w:sz w:val="22"/>
-          <w:szCs w:val="22"/>
-        </w:rPr>
-        <w:t xml:space="preserve">South China Morning Post</w:t>
-      </w:r>
-      <w:r>
-        <w:rPr>
-          <w:rFonts w:ascii="Times New Roman" w:cs="Times New Roman" w:eastAsia="Times New Roman" w:hAnsi="Times New Roman"/>
-          <w:i w:val="false"/>
-          <w:iCs w:val="false"/>
-          <w:sz w:val="22"/>
-          <w:szCs w:val="22"/>
-        </w:rPr>
-        <w:t xml:space="preserve">. https://www.scmp.com/news/china/science/article/3359846/us-china-scientific-decoupling-hidden-costs-geopolitical-rivalry</w:t>
-      </w:r>
-    </w:p>
-    <w:p>
-      <w:pPr>
-        <w:spacing w:after="200" w:line="276"/>
-        <w:ind w:left="720" w:hanging="720"/>
-      </w:pPr>
-      <w:r>
-        <w:rPr>
-          <w:rFonts w:ascii="Times New Roman" w:cs="Times New Roman" w:eastAsia="Times New Roman" w:hAnsi="Times New Roman"/>
-          <w:i w:val="false"/>
-          <w:iCs w:val="false"/>
-          <w:sz w:val="22"/>
-          <w:szCs w:val="22"/>
-        </w:rPr>
-        <w:t xml:space="preserve">Rooney, K. (2026, June 3). Europe unveils tech sovereignty package amid growing concerns over reliance on U.S. tech. </w:t>
-      </w:r>
-      <w:r>
-        <w:rPr>
-          <w:rFonts w:ascii="Times New Roman" w:cs="Times New Roman" w:eastAsia="Times New Roman" w:hAnsi="Times New Roman"/>
-          <w:i/>
-          <w:iCs/>
-          <w:sz w:val="22"/>
-          <w:szCs w:val="22"/>
-        </w:rPr>
-        <w:t xml:space="preserve">CNBC</w:t>
-      </w:r>
-      <w:r>
-        <w:rPr>
-          <w:rFonts w:ascii="Times New Roman" w:cs="Times New Roman" w:eastAsia="Times New Roman" w:hAnsi="Times New Roman"/>
-          <w:i w:val="false"/>
-          <w:iCs w:val="false"/>
-          <w:sz w:val="22"/>
-          <w:szCs w:val="22"/>
-        </w:rPr>
-        <w:t xml:space="preserve">. https://www.cnbc.com/2026/06/03/europe-tech-sovereignty-us-tech-reliance.html</w:t>
+        <w:t xml:space="preserve">Evolution of bilateral and multilateral collaboration of EU-14 countries across disciplines, 2010–2024</w:t>
+      </w:r>
+      <w:r>
+        <w:rPr>
+          <w:rFonts w:ascii="Times New Roman" w:cs="Times New Roman" w:eastAsia="Times New Roman" w:hAnsi="Times New Roman"/>
+          <w:i w:val="false"/>
+          <w:iCs w:val="false"/>
+          <w:sz w:val="22"/>
+          <w:szCs w:val="22"/>
+        </w:rPr>
+        <w:t xml:space="preserve"> [Preprint]. arXiv. https://arxiv.org/abs/2606.06330</w:t>
+      </w:r>
+    </w:p>
+    <w:p>
+      <w:pPr>
+        <w:spacing w:after="200" w:line="276"/>
+        <w:ind w:left="720" w:hanging="720"/>
+      </w:pPr>
+      <w:r>
+        <w:rPr>
+          <w:rFonts w:ascii="Times New Roman" w:cs="Times New Roman" w:eastAsia="Times New Roman" w:hAnsi="Times New Roman"/>
+          <w:i w:val="false"/>
+          <w:iCs w:val="false"/>
+          <w:sz w:val="22"/>
+          <w:szCs w:val="22"/>
+        </w:rPr>
+        <w:t xml:space="preserve">Hsu, S. Y. (2026). A critical approach to techno-nationalism in the ‘New Cold War’: the case of Taiwan. </w:t>
+      </w:r>
+      <w:r>
+        <w:rPr>
+          <w:rFonts w:ascii="Times New Roman" w:cs="Times New Roman" w:eastAsia="Times New Roman" w:hAnsi="Times New Roman"/>
+          <w:i/>
+          <w:iCs/>
+          <w:sz w:val="22"/>
+          <w:szCs w:val="22"/>
+        </w:rPr>
+        <w:t xml:space="preserve">Globalizations</w:t>
+      </w:r>
+      <w:r>
+        <w:rPr>
+          <w:rFonts w:ascii="Times New Roman" w:cs="Times New Roman" w:eastAsia="Times New Roman" w:hAnsi="Times New Roman"/>
+          <w:i w:val="false"/>
+          <w:iCs w:val="false"/>
+          <w:sz w:val="22"/>
+          <w:szCs w:val="22"/>
+        </w:rPr>
+        <w:t xml:space="preserve">, 1–27</w:t>
+      </w:r>
+      <w:r>
+        <w:rPr>
+          <w:rFonts w:ascii="Times New Roman" w:cs="Times New Roman" w:eastAsia="Times New Roman" w:hAnsi="Times New Roman"/>
+          <w:i w:val="false"/>
+          <w:iCs w:val="false"/>
+          <w:sz w:val="22"/>
+          <w:szCs w:val="22"/>
+        </w:rPr>
+        <w:t xml:space="preserve">. https://doi.org/10.1080/14747731.2026.2694267</w:t>
+      </w:r>
+    </w:p>
+    <w:p>
+      <w:pPr>
+        <w:spacing w:after="200" w:line="276"/>
+        <w:ind w:left="720" w:hanging="720"/>
+      </w:pPr>
+      <w:r>
+        <w:rPr>
+          <w:rFonts w:ascii="Times New Roman" w:cs="Times New Roman" w:eastAsia="Times New Roman" w:hAnsi="Times New Roman"/>
+          <w:i w:val="false"/>
+          <w:iCs w:val="false"/>
+          <w:sz w:val="22"/>
+          <w:szCs w:val="22"/>
+        </w:rPr>
+        <w:t xml:space="preserve">Hynek, N. (2026). Beyond weaponized interdependence: the corporate chokehold in frontier semiconductor governance. </w:t>
+      </w:r>
+      <w:r>
+        <w:rPr>
+          <w:rFonts w:ascii="Times New Roman" w:cs="Times New Roman" w:eastAsia="Times New Roman" w:hAnsi="Times New Roman"/>
+          <w:i/>
+          <w:iCs/>
+          <w:sz w:val="22"/>
+          <w:szCs w:val="22"/>
+        </w:rPr>
+        <w:t xml:space="preserve">Review of International Political Economy</w:t>
+      </w:r>
+      <w:r>
+        <w:rPr>
+          <w:rFonts w:ascii="Times New Roman" w:cs="Times New Roman" w:eastAsia="Times New Roman" w:hAnsi="Times New Roman"/>
+          <w:i w:val="false"/>
+          <w:iCs w:val="false"/>
+          <w:sz w:val="22"/>
+          <w:szCs w:val="22"/>
+        </w:rPr>
+        <w:t xml:space="preserve">, 1–36</w:t>
+      </w:r>
+      <w:r>
+        <w:rPr>
+          <w:rFonts w:ascii="Times New Roman" w:cs="Times New Roman" w:eastAsia="Times New Roman" w:hAnsi="Times New Roman"/>
+          <w:i w:val="false"/>
+          <w:iCs w:val="false"/>
+          <w:sz w:val="22"/>
+          <w:szCs w:val="22"/>
+        </w:rPr>
+        <w:t xml:space="preserve">. https://doi.org/10.1080/09692290.2026.2715454</w:t>
+      </w:r>
+    </w:p>
+    <w:p>
+      <w:pPr>
+        <w:spacing w:after="200" w:line="276"/>
+        <w:ind w:left="720" w:hanging="720"/>
+      </w:pPr>
+      <w:r>
+        <w:rPr>
+          <w:rFonts w:ascii="Times New Roman" w:cs="Times New Roman" w:eastAsia="Times New Roman" w:hAnsi="Times New Roman"/>
+          <w:i w:val="false"/>
+          <w:iCs w:val="false"/>
+          <w:sz w:val="22"/>
+          <w:szCs w:val="22"/>
+        </w:rPr>
+        <w:t xml:space="preserve">Iancu, A. (2026). Shielded Democracy? Foreign Interference and the Securitization of Democratic Resilience in the European Union. </w:t>
+      </w:r>
+      <w:r>
+        <w:rPr>
+          <w:rFonts w:ascii="Times New Roman" w:cs="Times New Roman" w:eastAsia="Times New Roman" w:hAnsi="Times New Roman"/>
+          <w:i/>
+          <w:iCs/>
+          <w:sz w:val="22"/>
+          <w:szCs w:val="22"/>
+        </w:rPr>
+        <w:t xml:space="preserve">JCMS: Journal of Common Market Studies</w:t>
+      </w:r>
+      <w:r>
+        <w:rPr>
+          <w:rFonts w:ascii="Times New Roman" w:cs="Times New Roman" w:eastAsia="Times New Roman" w:hAnsi="Times New Roman"/>
+          <w:i w:val="false"/>
+          <w:iCs w:val="false"/>
+          <w:sz w:val="22"/>
+          <w:szCs w:val="22"/>
+        </w:rPr>
+        <w:t xml:space="preserve">. https://doi.org/10.1111/jcms.70160</w:t>
+      </w:r>
+    </w:p>
+    <w:p>
+      <w:pPr>
+        <w:spacing w:after="200" w:line="276"/>
+        <w:ind w:left="720" w:hanging="720"/>
+      </w:pPr>
+      <w:r>
+        <w:rPr>
+          <w:rFonts w:ascii="Times New Roman" w:cs="Times New Roman" w:eastAsia="Times New Roman" w:hAnsi="Times New Roman"/>
+          <w:i w:val="false"/>
+          <w:iCs w:val="false"/>
+          <w:sz w:val="22"/>
+          <w:szCs w:val="22"/>
+        </w:rPr>
+        <w:t xml:space="preserve">Kamakura, N., &amp; Lim, K. F. (2026). Mission impossible? On the (in)commensurability of mission-oriented industrial policy and balanced regional development in contemporary Japan. </w:t>
+      </w:r>
+      <w:r>
+        <w:rPr>
+          <w:rFonts w:ascii="Times New Roman" w:cs="Times New Roman" w:eastAsia="Times New Roman" w:hAnsi="Times New Roman"/>
+          <w:i/>
+          <w:iCs/>
+          <w:sz w:val="22"/>
+          <w:szCs w:val="22"/>
+        </w:rPr>
+        <w:t xml:space="preserve">Regional Studies</w:t>
+      </w:r>
+      <w:r>
+        <w:rPr>
+          <w:rFonts w:ascii="Times New Roman" w:cs="Times New Roman" w:eastAsia="Times New Roman" w:hAnsi="Times New Roman"/>
+          <w:i w:val="false"/>
+          <w:iCs w:val="false"/>
+          <w:sz w:val="22"/>
+          <w:szCs w:val="22"/>
+        </w:rPr>
+        <w:t xml:space="preserve">, </w:t>
+      </w:r>
+      <w:r>
+        <w:rPr>
+          <w:rFonts w:ascii="Times New Roman" w:cs="Times New Roman" w:eastAsia="Times New Roman" w:hAnsi="Times New Roman"/>
+          <w:i/>
+          <w:iCs/>
+          <w:sz w:val="22"/>
+          <w:szCs w:val="22"/>
+        </w:rPr>
+        <w:t xml:space="preserve">60</w:t>
+      </w:r>
+      <w:r>
+        <w:rPr>
+          <w:rFonts w:ascii="Times New Roman" w:cs="Times New Roman" w:eastAsia="Times New Roman" w:hAnsi="Times New Roman"/>
+          <w:i w:val="false"/>
+          <w:iCs w:val="false"/>
+          <w:sz w:val="22"/>
+          <w:szCs w:val="22"/>
+        </w:rPr>
+        <w:t xml:space="preserve">(1)</w:t>
+      </w:r>
+      <w:r>
+        <w:rPr>
+          <w:rFonts w:ascii="Times New Roman" w:cs="Times New Roman" w:eastAsia="Times New Roman" w:hAnsi="Times New Roman"/>
+          <w:i w:val="false"/>
+          <w:iCs w:val="false"/>
+          <w:sz w:val="22"/>
+          <w:szCs w:val="22"/>
+        </w:rPr>
+        <w:t xml:space="preserve">. https://doi.org/10.1080/00343404.2026.2707136</w:t>
+      </w:r>
+    </w:p>
+    <w:p>
+      <w:pPr>
+        <w:spacing w:after="200" w:line="276"/>
+        <w:ind w:left="720" w:hanging="720"/>
+      </w:pPr>
+      <w:r>
+        <w:rPr>
+          <w:rFonts w:ascii="Times New Roman" w:cs="Times New Roman" w:eastAsia="Times New Roman" w:hAnsi="Times New Roman"/>
+          <w:i w:val="false"/>
+          <w:iCs w:val="false"/>
+          <w:sz w:val="22"/>
+          <w:szCs w:val="22"/>
+        </w:rPr>
+        <w:t xml:space="preserve">Khanal, S., &amp; Yarime, M. (2026). Exploring geopolitics and innovation: the role of bilateral relationships in shaping research collaboration. </w:t>
+      </w:r>
+      <w:r>
+        <w:rPr>
+          <w:rFonts w:ascii="Times New Roman" w:cs="Times New Roman" w:eastAsia="Times New Roman" w:hAnsi="Times New Roman"/>
+          <w:i/>
+          <w:iCs/>
+          <w:sz w:val="22"/>
+          <w:szCs w:val="22"/>
+        </w:rPr>
+        <w:t xml:space="preserve">Science and Public Policy</w:t>
+      </w:r>
+      <w:r>
+        <w:rPr>
+          <w:rFonts w:ascii="Times New Roman" w:cs="Times New Roman" w:eastAsia="Times New Roman" w:hAnsi="Times New Roman"/>
+          <w:i w:val="false"/>
+          <w:iCs w:val="false"/>
+          <w:sz w:val="22"/>
+          <w:szCs w:val="22"/>
+        </w:rPr>
+        <w:t xml:space="preserve">. https://doi.org/10.1093/scipol/scag024</w:t>
+      </w:r>
+    </w:p>
+    <w:p>
+      <w:pPr>
+        <w:spacing w:after="200" w:line="276"/>
+        <w:ind w:left="720" w:hanging="720"/>
+      </w:pPr>
+      <w:r>
+        <w:rPr>
+          <w:rFonts w:ascii="Times New Roman" w:cs="Times New Roman" w:eastAsia="Times New Roman" w:hAnsi="Times New Roman"/>
+          <w:i w:val="false"/>
+          <w:iCs w:val="false"/>
+          <w:sz w:val="22"/>
+          <w:szCs w:val="22"/>
+        </w:rPr>
+        <w:t xml:space="preserve">Kwon, S. (2026). Dual-use research under scrutiny. </w:t>
+      </w:r>
+      <w:r>
+        <w:rPr>
+          <w:rFonts w:ascii="Times New Roman" w:cs="Times New Roman" w:eastAsia="Times New Roman" w:hAnsi="Times New Roman"/>
+          <w:i/>
+          <w:iCs/>
+          <w:sz w:val="22"/>
+          <w:szCs w:val="22"/>
+        </w:rPr>
+        <w:t xml:space="preserve">Science</w:t>
+      </w:r>
+      <w:r>
+        <w:rPr>
+          <w:rFonts w:ascii="Times New Roman" w:cs="Times New Roman" w:eastAsia="Times New Roman" w:hAnsi="Times New Roman"/>
+          <w:i w:val="false"/>
+          <w:iCs w:val="false"/>
+          <w:sz w:val="22"/>
+          <w:szCs w:val="22"/>
+        </w:rPr>
+        <w:t xml:space="preserve">, </w:t>
+      </w:r>
+      <w:r>
+        <w:rPr>
+          <w:rFonts w:ascii="Times New Roman" w:cs="Times New Roman" w:eastAsia="Times New Roman" w:hAnsi="Times New Roman"/>
+          <w:i/>
+          <w:iCs/>
+          <w:sz w:val="22"/>
+          <w:szCs w:val="22"/>
+        </w:rPr>
+        <w:t xml:space="preserve">392</w:t>
+      </w:r>
+      <w:r>
+        <w:rPr>
+          <w:rFonts w:ascii="Times New Roman" w:cs="Times New Roman" w:eastAsia="Times New Roman" w:hAnsi="Times New Roman"/>
+          <w:i w:val="false"/>
+          <w:iCs w:val="false"/>
+          <w:sz w:val="22"/>
+          <w:szCs w:val="22"/>
+        </w:rPr>
+        <w:t xml:space="preserve">(6802)</w:t>
+      </w:r>
+      <w:r>
+        <w:rPr>
+          <w:rFonts w:ascii="Times New Roman" w:cs="Times New Roman" w:eastAsia="Times New Roman" w:hAnsi="Times New Roman"/>
+          <w:i w:val="false"/>
+          <w:iCs w:val="false"/>
+          <w:sz w:val="22"/>
+          <w:szCs w:val="22"/>
+        </w:rPr>
+        <w:t xml:space="preserve">, 1032–1035</w:t>
+      </w:r>
+      <w:r>
+        <w:rPr>
+          <w:rFonts w:ascii="Times New Roman" w:cs="Times New Roman" w:eastAsia="Times New Roman" w:hAnsi="Times New Roman"/>
+          <w:i w:val="false"/>
+          <w:iCs w:val="false"/>
+          <w:sz w:val="22"/>
+          <w:szCs w:val="22"/>
+        </w:rPr>
+        <w:t xml:space="preserve">. https://doi.org/10.1126/science.aee2479</w:t>
+      </w:r>
+    </w:p>
+    <w:p>
+      <w:pPr>
+        <w:spacing w:after="200" w:line="276"/>
+        <w:ind w:left="720" w:hanging="720"/>
+      </w:pPr>
+      <w:r>
+        <w:rPr>
+          <w:rFonts w:ascii="Times New Roman" w:cs="Times New Roman" w:eastAsia="Times New Roman" w:hAnsi="Times New Roman"/>
+          <w:i w:val="false"/>
+          <w:iCs w:val="false"/>
+          <w:sz w:val="22"/>
+          <w:szCs w:val="22"/>
+        </w:rPr>
+        <w:t xml:space="preserve">Lamo, P., Valdeolmillos, D., Plaza Hernández, M., Dimitrakis, P., &amp; Alonso, R. S. (2026). A federated policy-governed architecture for sovereign European data spaces. </w:t>
+      </w:r>
+      <w:r>
+        <w:rPr>
+          <w:rFonts w:ascii="Times New Roman" w:cs="Times New Roman" w:eastAsia="Times New Roman" w:hAnsi="Times New Roman"/>
+          <w:i/>
+          <w:iCs/>
+          <w:sz w:val="22"/>
+          <w:szCs w:val="22"/>
+        </w:rPr>
+        <w:t xml:space="preserve">Open Research Europe</w:t>
+      </w:r>
+      <w:r>
+        <w:rPr>
+          <w:rFonts w:ascii="Times New Roman" w:cs="Times New Roman" w:eastAsia="Times New Roman" w:hAnsi="Times New Roman"/>
+          <w:i w:val="false"/>
+          <w:iCs w:val="false"/>
+          <w:sz w:val="22"/>
+          <w:szCs w:val="22"/>
+        </w:rPr>
+        <w:t xml:space="preserve">, </w:t>
+      </w:r>
+      <w:r>
+        <w:rPr>
+          <w:rFonts w:ascii="Times New Roman" w:cs="Times New Roman" w:eastAsia="Times New Roman" w:hAnsi="Times New Roman"/>
+          <w:i/>
+          <w:iCs/>
+          <w:sz w:val="22"/>
+          <w:szCs w:val="22"/>
+        </w:rPr>
+        <w:t xml:space="preserve">6</w:t>
+      </w:r>
+      <w:r>
+        <w:rPr>
+          <w:rFonts w:ascii="Times New Roman" w:cs="Times New Roman" w:eastAsia="Times New Roman" w:hAnsi="Times New Roman"/>
+          <w:i w:val="false"/>
+          <w:iCs w:val="false"/>
+          <w:sz w:val="22"/>
+          <w:szCs w:val="22"/>
+        </w:rPr>
+        <w:t xml:space="preserve">, 293</w:t>
+      </w:r>
+      <w:r>
+        <w:rPr>
+          <w:rFonts w:ascii="Times New Roman" w:cs="Times New Roman" w:eastAsia="Times New Roman" w:hAnsi="Times New Roman"/>
+          <w:i w:val="false"/>
+          <w:iCs w:val="false"/>
+          <w:sz w:val="22"/>
+          <w:szCs w:val="22"/>
+        </w:rPr>
+        <w:t xml:space="preserve">. https://doi.org/10.12688/openreseurope.24687.1</w:t>
+      </w:r>
+    </w:p>
+    <w:p>
+      <w:pPr>
+        <w:spacing w:after="200" w:line="276"/>
+        <w:ind w:left="720" w:hanging="720"/>
+      </w:pPr>
+      <w:r>
+        <w:rPr>
+          <w:rFonts w:ascii="Times New Roman" w:cs="Times New Roman" w:eastAsia="Times New Roman" w:hAnsi="Times New Roman"/>
+          <w:i w:val="false"/>
+          <w:iCs w:val="false"/>
+          <w:sz w:val="22"/>
+          <w:szCs w:val="22"/>
+        </w:rPr>
+        <w:t xml:space="preserve">Lilja, E. (2026). Why do Open Science policies fall short? Institutional logics and ethical framings in policy implementation in Finland. </w:t>
+      </w:r>
+      <w:r>
+        <w:rPr>
+          <w:rFonts w:ascii="Times New Roman" w:cs="Times New Roman" w:eastAsia="Times New Roman" w:hAnsi="Times New Roman"/>
+          <w:i/>
+          <w:iCs/>
+          <w:sz w:val="22"/>
+          <w:szCs w:val="22"/>
+        </w:rPr>
+        <w:t xml:space="preserve">Science and Public Policy</w:t>
+      </w:r>
+      <w:r>
+        <w:rPr>
+          <w:rFonts w:ascii="Times New Roman" w:cs="Times New Roman" w:eastAsia="Times New Roman" w:hAnsi="Times New Roman"/>
+          <w:i w:val="false"/>
+          <w:iCs w:val="false"/>
+          <w:sz w:val="22"/>
+          <w:szCs w:val="22"/>
+        </w:rPr>
+        <w:t xml:space="preserve">. https://doi.org/10.1093/scipol/scag072</w:t>
+      </w:r>
+    </w:p>
+    <w:p>
+      <w:pPr>
+        <w:spacing w:after="200" w:line="276"/>
+        <w:ind w:left="720" w:hanging="720"/>
+      </w:pPr>
+      <w:r>
+        <w:rPr>
+          <w:rFonts w:ascii="Times New Roman" w:cs="Times New Roman" w:eastAsia="Times New Roman" w:hAnsi="Times New Roman"/>
+          <w:i w:val="false"/>
+          <w:iCs w:val="false"/>
+          <w:sz w:val="22"/>
+          <w:szCs w:val="22"/>
+        </w:rPr>
+        <w:t xml:space="preserve">Lin, J. Y., &amp; Wang, Y. (2026). Industrial Policy for China's Strategic Emerging Industries From the Perspective of New Structural Economics. </w:t>
+      </w:r>
+      <w:r>
+        <w:rPr>
+          <w:rFonts w:ascii="Times New Roman" w:cs="Times New Roman" w:eastAsia="Times New Roman" w:hAnsi="Times New Roman"/>
+          <w:i/>
+          <w:iCs/>
+          <w:sz w:val="22"/>
+          <w:szCs w:val="22"/>
+        </w:rPr>
+        <w:t xml:space="preserve">Asian Economic Policy Review</w:t>
+      </w:r>
+      <w:r>
+        <w:rPr>
+          <w:rFonts w:ascii="Times New Roman" w:cs="Times New Roman" w:eastAsia="Times New Roman" w:hAnsi="Times New Roman"/>
+          <w:i w:val="false"/>
+          <w:iCs w:val="false"/>
+          <w:sz w:val="22"/>
+          <w:szCs w:val="22"/>
+        </w:rPr>
+        <w:t xml:space="preserve">. https://doi.org/10.1111/aepr.70051</w:t>
+      </w:r>
+    </w:p>
+    <w:p>
+      <w:pPr>
+        <w:spacing w:after="200" w:line="276"/>
+        <w:ind w:left="720" w:hanging="720"/>
+      </w:pPr>
+      <w:r>
+        <w:rPr>
+          <w:rFonts w:ascii="Times New Roman" w:cs="Times New Roman" w:eastAsia="Times New Roman" w:hAnsi="Times New Roman"/>
+          <w:i w:val="false"/>
+          <w:iCs w:val="false"/>
+          <w:sz w:val="22"/>
+          <w:szCs w:val="22"/>
+        </w:rPr>
+        <w:t xml:space="preserve">Liu, C. (2026). Breaking the Deadlock and Navigating the Changes: Constructing a New Paradigm for International Collaboration in China&amp;rsquo;s Basic Research for the New Development Stage. </w:t>
+      </w:r>
+      <w:r>
+        <w:rPr>
+          <w:rFonts w:ascii="Times New Roman" w:cs="Times New Roman" w:eastAsia="Times New Roman" w:hAnsi="Times New Roman"/>
+          <w:i/>
+          <w:iCs/>
+          <w:sz w:val="22"/>
+          <w:szCs w:val="22"/>
+        </w:rPr>
+        <w:t xml:space="preserve">Bulletin of National Natural Science Foundation of China</w:t>
+      </w:r>
+      <w:r>
+        <w:rPr>
+          <w:rFonts w:ascii="Times New Roman" w:cs="Times New Roman" w:eastAsia="Times New Roman" w:hAnsi="Times New Roman"/>
+          <w:i w:val="false"/>
+          <w:iCs w:val="false"/>
+          <w:sz w:val="22"/>
+          <w:szCs w:val="22"/>
+        </w:rPr>
+        <w:t xml:space="preserve">. https://doi.org/10.3724/bnsfc-2026.08.21.0001</w:t>
+      </w:r>
+    </w:p>
+    <w:p>
+      <w:pPr>
+        <w:spacing w:after="200" w:line="276"/>
+        <w:ind w:left="720" w:hanging="720"/>
+      </w:pPr>
+      <w:r>
+        <w:rPr>
+          <w:rFonts w:ascii="Times New Roman" w:cs="Times New Roman" w:eastAsia="Times New Roman" w:hAnsi="Times New Roman"/>
+          <w:i w:val="false"/>
+          <w:iCs w:val="false"/>
+          <w:sz w:val="22"/>
+          <w:szCs w:val="22"/>
+        </w:rPr>
+        <w:t xml:space="preserve">Liu, J., Sun, Y., Guo, Y., &amp; Cui, M. (2026). Internationalization or localization? The impact of U.S.-China technological decoupling on Chinese enterprises’ knowledge acquisition. </w:t>
+      </w:r>
+      <w:r>
+        <w:rPr>
+          <w:rFonts w:ascii="Times New Roman" w:cs="Times New Roman" w:eastAsia="Times New Roman" w:hAnsi="Times New Roman"/>
+          <w:i/>
+          <w:iCs/>
+          <w:sz w:val="22"/>
+          <w:szCs w:val="22"/>
+        </w:rPr>
+        <w:t xml:space="preserve">Technovation</w:t>
+      </w:r>
+      <w:r>
+        <w:rPr>
+          <w:rFonts w:ascii="Times New Roman" w:cs="Times New Roman" w:eastAsia="Times New Roman" w:hAnsi="Times New Roman"/>
+          <w:i w:val="false"/>
+          <w:iCs w:val="false"/>
+          <w:sz w:val="22"/>
+          <w:szCs w:val="22"/>
+        </w:rPr>
+        <w:t xml:space="preserve">, </w:t>
+      </w:r>
+      <w:r>
+        <w:rPr>
+          <w:rFonts w:ascii="Times New Roman" w:cs="Times New Roman" w:eastAsia="Times New Roman" w:hAnsi="Times New Roman"/>
+          <w:i/>
+          <w:iCs/>
+          <w:sz w:val="22"/>
+          <w:szCs w:val="22"/>
+        </w:rPr>
+        <w:t xml:space="preserve">156</w:t>
+      </w:r>
+      <w:r>
+        <w:rPr>
+          <w:rFonts w:ascii="Times New Roman" w:cs="Times New Roman" w:eastAsia="Times New Roman" w:hAnsi="Times New Roman"/>
+          <w:i w:val="false"/>
+          <w:iCs w:val="false"/>
+          <w:sz w:val="22"/>
+          <w:szCs w:val="22"/>
+        </w:rPr>
+        <w:t xml:space="preserve">, 103649</w:t>
+      </w:r>
+      <w:r>
+        <w:rPr>
+          <w:rFonts w:ascii="Times New Roman" w:cs="Times New Roman" w:eastAsia="Times New Roman" w:hAnsi="Times New Roman"/>
+          <w:i w:val="false"/>
+          <w:iCs w:val="false"/>
+          <w:sz w:val="22"/>
+          <w:szCs w:val="22"/>
+        </w:rPr>
+        <w:t xml:space="preserve">. https://doi.org/10.1016/j.technovation.2026.103649</w:t>
+      </w:r>
+    </w:p>
+    <w:p>
+      <w:pPr>
+        <w:spacing w:after="200" w:line="276"/>
+        <w:ind w:left="720" w:hanging="720"/>
+      </w:pPr>
+      <w:r>
+        <w:rPr>
+          <w:rFonts w:ascii="Times New Roman" w:cs="Times New Roman" w:eastAsia="Times New Roman" w:hAnsi="Times New Roman"/>
+          <w:i w:val="false"/>
+          <w:iCs w:val="false"/>
+          <w:sz w:val="22"/>
+          <w:szCs w:val="22"/>
+        </w:rPr>
+        <w:t xml:space="preserve">Llorca, J., Reus, M., &amp; Villanueva Baselga, S. (2026). From pilot to policy: European university alliances and their contribution to the European research area. </w:t>
+      </w:r>
+      <w:r>
+        <w:rPr>
+          <w:rFonts w:ascii="Times New Roman" w:cs="Times New Roman" w:eastAsia="Times New Roman" w:hAnsi="Times New Roman"/>
+          <w:i/>
+          <w:iCs/>
+          <w:sz w:val="22"/>
+          <w:szCs w:val="22"/>
+        </w:rPr>
+        <w:t xml:space="preserve">Science and Public Policy</w:t>
+      </w:r>
+      <w:r>
+        <w:rPr>
+          <w:rFonts w:ascii="Times New Roman" w:cs="Times New Roman" w:eastAsia="Times New Roman" w:hAnsi="Times New Roman"/>
+          <w:i w:val="false"/>
+          <w:iCs w:val="false"/>
+          <w:sz w:val="22"/>
+          <w:szCs w:val="22"/>
+        </w:rPr>
+        <w:t xml:space="preserve">. https://doi.org/10.1093/scipol/scag060</w:t>
+      </w:r>
+    </w:p>
+    <w:p>
+      <w:pPr>
+        <w:spacing w:after="200" w:line="276"/>
+        <w:ind w:left="720" w:hanging="720"/>
+      </w:pPr>
+      <w:r>
+        <w:rPr>
+          <w:rFonts w:ascii="Times New Roman" w:cs="Times New Roman" w:eastAsia="Times New Roman" w:hAnsi="Times New Roman"/>
+          <w:i w:val="false"/>
+          <w:iCs w:val="false"/>
+          <w:sz w:val="22"/>
+          <w:szCs w:val="22"/>
+        </w:rPr>
+        <w:t xml:space="preserve">Löytty, T. M. (2026). Retrospective Analysis of Stakeholder Engagement Activities in a Horizon Europe Multi-Actor Project: Evidence from KijaniSpace. </w:t>
+      </w:r>
+      <w:r>
+        <w:rPr>
+          <w:rFonts w:ascii="Times New Roman" w:cs="Times New Roman" w:eastAsia="Times New Roman" w:hAnsi="Times New Roman"/>
+          <w:i/>
+          <w:iCs/>
+          <w:sz w:val="22"/>
+          <w:szCs w:val="22"/>
+        </w:rPr>
+        <w:t xml:space="preserve">Open Research Europe</w:t>
+      </w:r>
+      <w:r>
+        <w:rPr>
+          <w:rFonts w:ascii="Times New Roman" w:cs="Times New Roman" w:eastAsia="Times New Roman" w:hAnsi="Times New Roman"/>
+          <w:i w:val="false"/>
+          <w:iCs w:val="false"/>
+          <w:sz w:val="22"/>
+          <w:szCs w:val="22"/>
+        </w:rPr>
+        <w:t xml:space="preserve">, </w:t>
+      </w:r>
+      <w:r>
+        <w:rPr>
+          <w:rFonts w:ascii="Times New Roman" w:cs="Times New Roman" w:eastAsia="Times New Roman" w:hAnsi="Times New Roman"/>
+          <w:i/>
+          <w:iCs/>
+          <w:sz w:val="22"/>
+          <w:szCs w:val="22"/>
+        </w:rPr>
+        <w:t xml:space="preserve">6</w:t>
+      </w:r>
+      <w:r>
+        <w:rPr>
+          <w:rFonts w:ascii="Times New Roman" w:cs="Times New Roman" w:eastAsia="Times New Roman" w:hAnsi="Times New Roman"/>
+          <w:i w:val="false"/>
+          <w:iCs w:val="false"/>
+          <w:sz w:val="22"/>
+          <w:szCs w:val="22"/>
+        </w:rPr>
+        <w:t xml:space="preserve">, 193</w:t>
+      </w:r>
+      <w:r>
+        <w:rPr>
+          <w:rFonts w:ascii="Times New Roman" w:cs="Times New Roman" w:eastAsia="Times New Roman" w:hAnsi="Times New Roman"/>
+          <w:i w:val="false"/>
+          <w:iCs w:val="false"/>
+          <w:sz w:val="22"/>
+          <w:szCs w:val="22"/>
+        </w:rPr>
+        <w:t xml:space="preserve">. https://doi.org/10.12688/openreseurope.23950.2</w:t>
+      </w:r>
+    </w:p>
+    <w:p>
+      <w:pPr>
+        <w:spacing w:after="200" w:line="276"/>
+        <w:ind w:left="720" w:hanging="720"/>
+      </w:pPr>
+      <w:r>
+        <w:rPr>
+          <w:rFonts w:ascii="Times New Roman" w:cs="Times New Roman" w:eastAsia="Times New Roman" w:hAnsi="Times New Roman"/>
+          <w:i w:val="false"/>
+          <w:iCs w:val="false"/>
+          <w:sz w:val="22"/>
+          <w:szCs w:val="22"/>
+        </w:rPr>
+        <w:t xml:space="preserve">Mackintosh, S. P., &amp; Warin, T. (2026). Competing energy futures: Industrial policy, energy markets, and the global implications of Biden's IRA and Trump's 2025 fossil-fuel strategy. </w:t>
+      </w:r>
+      <w:r>
+        <w:rPr>
+          <w:rFonts w:ascii="Times New Roman" w:cs="Times New Roman" w:eastAsia="Times New Roman" w:hAnsi="Times New Roman"/>
+          <w:i/>
+          <w:iCs/>
+          <w:sz w:val="22"/>
+          <w:szCs w:val="22"/>
+        </w:rPr>
+        <w:t xml:space="preserve">Energy Policy</w:t>
+      </w:r>
+      <w:r>
+        <w:rPr>
+          <w:rFonts w:ascii="Times New Roman" w:cs="Times New Roman" w:eastAsia="Times New Roman" w:hAnsi="Times New Roman"/>
+          <w:i w:val="false"/>
+          <w:iCs w:val="false"/>
+          <w:sz w:val="22"/>
+          <w:szCs w:val="22"/>
+        </w:rPr>
+        <w:t xml:space="preserve">, </w:t>
+      </w:r>
+      <w:r>
+        <w:rPr>
+          <w:rFonts w:ascii="Times New Roman" w:cs="Times New Roman" w:eastAsia="Times New Roman" w:hAnsi="Times New Roman"/>
+          <w:i/>
+          <w:iCs/>
+          <w:sz w:val="22"/>
+          <w:szCs w:val="22"/>
+        </w:rPr>
+        <w:t xml:space="preserve">216</w:t>
+      </w:r>
+      <w:r>
+        <w:rPr>
+          <w:rFonts w:ascii="Times New Roman" w:cs="Times New Roman" w:eastAsia="Times New Roman" w:hAnsi="Times New Roman"/>
+          <w:i w:val="false"/>
+          <w:iCs w:val="false"/>
+          <w:sz w:val="22"/>
+          <w:szCs w:val="22"/>
+        </w:rPr>
+        <w:t xml:space="preserve">, 115393</w:t>
+      </w:r>
+      <w:r>
+        <w:rPr>
+          <w:rFonts w:ascii="Times New Roman" w:cs="Times New Roman" w:eastAsia="Times New Roman" w:hAnsi="Times New Roman"/>
+          <w:i w:val="false"/>
+          <w:iCs w:val="false"/>
+          <w:sz w:val="22"/>
+          <w:szCs w:val="22"/>
+        </w:rPr>
+        <w:t xml:space="preserve">. https://doi.org/10.1016/j.enpol.2026.115393</w:t>
+      </w:r>
+    </w:p>
+    <w:p>
+      <w:pPr>
+        <w:spacing w:after="200" w:line="276"/>
+        <w:ind w:left="720" w:hanging="720"/>
+      </w:pPr>
+      <w:r>
+        <w:rPr>
+          <w:rFonts w:ascii="Times New Roman" w:cs="Times New Roman" w:eastAsia="Times New Roman" w:hAnsi="Times New Roman"/>
+          <w:i w:val="false"/>
+          <w:iCs w:val="false"/>
+          <w:sz w:val="22"/>
+          <w:szCs w:val="22"/>
+        </w:rPr>
+        <w:t xml:space="preserve">Mackintosh, S. P. M., &amp; Warin, T. (2026). Geoeconomic Strategy: Bidenomics, Trump's “One Big Beautiful Bill,” and the Global Political Economy. </w:t>
+      </w:r>
+      <w:r>
+        <w:rPr>
+          <w:rFonts w:ascii="Times New Roman" w:cs="Times New Roman" w:eastAsia="Times New Roman" w:hAnsi="Times New Roman"/>
+          <w:i/>
+          <w:iCs/>
+          <w:sz w:val="22"/>
+          <w:szCs w:val="22"/>
+        </w:rPr>
+        <w:t xml:space="preserve">Global Policy</w:t>
+      </w:r>
+      <w:r>
+        <w:rPr>
+          <w:rFonts w:ascii="Times New Roman" w:cs="Times New Roman" w:eastAsia="Times New Roman" w:hAnsi="Times New Roman"/>
+          <w:i w:val="false"/>
+          <w:iCs w:val="false"/>
+          <w:sz w:val="22"/>
+          <w:szCs w:val="22"/>
+        </w:rPr>
+        <w:t xml:space="preserve">, </w:t>
+      </w:r>
+      <w:r>
+        <w:rPr>
+          <w:rFonts w:ascii="Times New Roman" w:cs="Times New Roman" w:eastAsia="Times New Roman" w:hAnsi="Times New Roman"/>
+          <w:i/>
+          <w:iCs/>
+          <w:sz w:val="22"/>
+          <w:szCs w:val="22"/>
+        </w:rPr>
+        <w:t xml:space="preserve">17</w:t>
+      </w:r>
+      <w:r>
+        <w:rPr>
+          <w:rFonts w:ascii="Times New Roman" w:cs="Times New Roman" w:eastAsia="Times New Roman" w:hAnsi="Times New Roman"/>
+          <w:i w:val="false"/>
+          <w:iCs w:val="false"/>
+          <w:sz w:val="22"/>
+          <w:szCs w:val="22"/>
+        </w:rPr>
+        <w:t xml:space="preserve">(4)</w:t>
+      </w:r>
+      <w:r>
+        <w:rPr>
+          <w:rFonts w:ascii="Times New Roman" w:cs="Times New Roman" w:eastAsia="Times New Roman" w:hAnsi="Times New Roman"/>
+          <w:i w:val="false"/>
+          <w:iCs w:val="false"/>
+          <w:sz w:val="22"/>
+          <w:szCs w:val="22"/>
+        </w:rPr>
+        <w:t xml:space="preserve">, 683–694</w:t>
+      </w:r>
+      <w:r>
+        <w:rPr>
+          <w:rFonts w:ascii="Times New Roman" w:cs="Times New Roman" w:eastAsia="Times New Roman" w:hAnsi="Times New Roman"/>
+          <w:i w:val="false"/>
+          <w:iCs w:val="false"/>
+          <w:sz w:val="22"/>
+          <w:szCs w:val="22"/>
+        </w:rPr>
+        <w:t xml:space="preserve">. https://doi.org/10.1111/1758-5899.70200</w:t>
+      </w:r>
+    </w:p>
+    <w:p>
+      <w:pPr>
+        <w:spacing w:after="200" w:line="276"/>
+        <w:ind w:left="720" w:hanging="720"/>
+      </w:pPr>
+      <w:r>
+        <w:rPr>
+          <w:rFonts w:ascii="Times New Roman" w:cs="Times New Roman" w:eastAsia="Times New Roman" w:hAnsi="Times New Roman"/>
+          <w:i w:val="false"/>
+          <w:iCs w:val="false"/>
+          <w:sz w:val="22"/>
+          <w:szCs w:val="22"/>
+        </w:rPr>
+        <w:t xml:space="preserve">Manakos, K., Carrapico, H., &amp; Farrand, B. (2026). Promising security, delivering dependency: the material constraints of EU semiconductor collective securitisation. </w:t>
+      </w:r>
+      <w:r>
+        <w:rPr>
+          <w:rFonts w:ascii="Times New Roman" w:cs="Times New Roman" w:eastAsia="Times New Roman" w:hAnsi="Times New Roman"/>
+          <w:i/>
+          <w:iCs/>
+          <w:sz w:val="22"/>
+          <w:szCs w:val="22"/>
+        </w:rPr>
+        <w:t xml:space="preserve">Journal of European Public Policy</w:t>
+      </w:r>
+      <w:r>
+        <w:rPr>
+          <w:rFonts w:ascii="Times New Roman" w:cs="Times New Roman" w:eastAsia="Times New Roman" w:hAnsi="Times New Roman"/>
+          <w:i w:val="false"/>
+          <w:iCs w:val="false"/>
+          <w:sz w:val="22"/>
+          <w:szCs w:val="22"/>
+        </w:rPr>
+        <w:t xml:space="preserve">, 1–27</w:t>
+      </w:r>
+      <w:r>
+        <w:rPr>
+          <w:rFonts w:ascii="Times New Roman" w:cs="Times New Roman" w:eastAsia="Times New Roman" w:hAnsi="Times New Roman"/>
+          <w:i w:val="false"/>
+          <w:iCs w:val="false"/>
+          <w:sz w:val="22"/>
+          <w:szCs w:val="22"/>
+        </w:rPr>
+        <w:t xml:space="preserve">. https://doi.org/10.1080/13501763.2026.2710717</w:t>
+      </w:r>
+    </w:p>
+    <w:p>
+      <w:pPr>
+        <w:spacing w:after="200" w:line="276"/>
+        <w:ind w:left="720" w:hanging="720"/>
+      </w:pPr>
+      <w:r>
+        <w:rPr>
+          <w:rFonts w:ascii="Times New Roman" w:cs="Times New Roman" w:eastAsia="Times New Roman" w:hAnsi="Times New Roman"/>
+          <w:i w:val="false"/>
+          <w:iCs w:val="false"/>
+          <w:sz w:val="22"/>
+          <w:szCs w:val="22"/>
+        </w:rPr>
+        <w:t xml:space="preserve">Manica, L., Damásio, B., &amp; Mendonça, S. (2026). Strategic industrial policy in the European Union: the uneven geography of Important Projects of Common European Interest (IPCEIs) participation. </w:t>
+      </w:r>
+      <w:r>
+        <w:rPr>
+          <w:rFonts w:ascii="Times New Roman" w:cs="Times New Roman" w:eastAsia="Times New Roman" w:hAnsi="Times New Roman"/>
+          <w:i/>
+          <w:iCs/>
+          <w:sz w:val="22"/>
+          <w:szCs w:val="22"/>
+        </w:rPr>
+        <w:t xml:space="preserve">New Political Economy</w:t>
+      </w:r>
+      <w:r>
+        <w:rPr>
+          <w:rFonts w:ascii="Times New Roman" w:cs="Times New Roman" w:eastAsia="Times New Roman" w:hAnsi="Times New Roman"/>
+          <w:i w:val="false"/>
+          <w:iCs w:val="false"/>
+          <w:sz w:val="22"/>
+          <w:szCs w:val="22"/>
+        </w:rPr>
+        <w:t xml:space="preserve">, 1–24</w:t>
+      </w:r>
+      <w:r>
+        <w:rPr>
+          <w:rFonts w:ascii="Times New Roman" w:cs="Times New Roman" w:eastAsia="Times New Roman" w:hAnsi="Times New Roman"/>
+          <w:i w:val="false"/>
+          <w:iCs w:val="false"/>
+          <w:sz w:val="22"/>
+          <w:szCs w:val="22"/>
+        </w:rPr>
+        <w:t xml:space="preserve">. https://doi.org/10.1080/13563467.2026.2676621</w:t>
+      </w:r>
+    </w:p>
+    <w:p>
+      <w:pPr>
+        <w:spacing w:after="200" w:line="276"/>
+        <w:ind w:left="720" w:hanging="720"/>
+      </w:pPr>
+      <w:r>
+        <w:rPr>
+          <w:rFonts w:ascii="Times New Roman" w:cs="Times New Roman" w:eastAsia="Times New Roman" w:hAnsi="Times New Roman"/>
+          <w:i w:val="false"/>
+          <w:iCs w:val="false"/>
+          <w:sz w:val="22"/>
+          <w:szCs w:val="22"/>
+        </w:rPr>
+        <w:t xml:space="preserve">Marek, D., &amp; Baun, M. (2026). Rearming Europe: a neoclassical realist analysis of national responses to the European Defence Industrial Strategy and programme. </w:t>
+      </w:r>
+      <w:r>
+        <w:rPr>
+          <w:rFonts w:ascii="Times New Roman" w:cs="Times New Roman" w:eastAsia="Times New Roman" w:hAnsi="Times New Roman"/>
+          <w:i/>
+          <w:iCs/>
+          <w:sz w:val="22"/>
+          <w:szCs w:val="22"/>
+        </w:rPr>
+        <w:t xml:space="preserve">Journal of European Integration</w:t>
+      </w:r>
+      <w:r>
+        <w:rPr>
+          <w:rFonts w:ascii="Times New Roman" w:cs="Times New Roman" w:eastAsia="Times New Roman" w:hAnsi="Times New Roman"/>
+          <w:i w:val="false"/>
+          <w:iCs w:val="false"/>
+          <w:sz w:val="22"/>
+          <w:szCs w:val="22"/>
+        </w:rPr>
+        <w:t xml:space="preserve">, 1–24</w:t>
+      </w:r>
+      <w:r>
+        <w:rPr>
+          <w:rFonts w:ascii="Times New Roman" w:cs="Times New Roman" w:eastAsia="Times New Roman" w:hAnsi="Times New Roman"/>
+          <w:i w:val="false"/>
+          <w:iCs w:val="false"/>
+          <w:sz w:val="22"/>
+          <w:szCs w:val="22"/>
+        </w:rPr>
+        <w:t xml:space="preserve">. https://doi.org/10.1080/07036337.2026.2683194</w:t>
+      </w:r>
+    </w:p>
+    <w:p>
+      <w:pPr>
+        <w:spacing w:after="200" w:line="276"/>
+        <w:ind w:left="720" w:hanging="720"/>
+      </w:pPr>
+      <w:r>
+        <w:rPr>
+          <w:rFonts w:ascii="Times New Roman" w:cs="Times New Roman" w:eastAsia="Times New Roman" w:hAnsi="Times New Roman"/>
+          <w:i w:val="false"/>
+          <w:iCs w:val="false"/>
+          <w:sz w:val="22"/>
+          <w:szCs w:val="22"/>
+        </w:rPr>
+        <w:t xml:space="preserve">Marsh, N., Ilavská, A., &amp; Chovančík, M. (2026). From national arsenals to European defence: changes in media framings of European defence industries, 2004–2024. </w:t>
+      </w:r>
+      <w:r>
+        <w:rPr>
+          <w:rFonts w:ascii="Times New Roman" w:cs="Times New Roman" w:eastAsia="Times New Roman" w:hAnsi="Times New Roman"/>
+          <w:i/>
+          <w:iCs/>
+          <w:sz w:val="22"/>
+          <w:szCs w:val="22"/>
+        </w:rPr>
+        <w:t xml:space="preserve">European Security</w:t>
+      </w:r>
+      <w:r>
+        <w:rPr>
+          <w:rFonts w:ascii="Times New Roman" w:cs="Times New Roman" w:eastAsia="Times New Roman" w:hAnsi="Times New Roman"/>
+          <w:i w:val="false"/>
+          <w:iCs w:val="false"/>
+          <w:sz w:val="22"/>
+          <w:szCs w:val="22"/>
+        </w:rPr>
+        <w:t xml:space="preserve">, </w:t>
+      </w:r>
+      <w:r>
+        <w:rPr>
+          <w:rFonts w:ascii="Times New Roman" w:cs="Times New Roman" w:eastAsia="Times New Roman" w:hAnsi="Times New Roman"/>
+          <w:i/>
+          <w:iCs/>
+          <w:sz w:val="22"/>
+          <w:szCs w:val="22"/>
+        </w:rPr>
+        <w:t xml:space="preserve">35</w:t>
+      </w:r>
+      <w:r>
+        <w:rPr>
+          <w:rFonts w:ascii="Times New Roman" w:cs="Times New Roman" w:eastAsia="Times New Roman" w:hAnsi="Times New Roman"/>
+          <w:i w:val="false"/>
+          <w:iCs w:val="false"/>
+          <w:sz w:val="22"/>
+          <w:szCs w:val="22"/>
+        </w:rPr>
+        <w:t xml:space="preserve">(3)</w:t>
+      </w:r>
+      <w:r>
+        <w:rPr>
+          <w:rFonts w:ascii="Times New Roman" w:cs="Times New Roman" w:eastAsia="Times New Roman" w:hAnsi="Times New Roman"/>
+          <w:i w:val="false"/>
+          <w:iCs w:val="false"/>
+          <w:sz w:val="22"/>
+          <w:szCs w:val="22"/>
+        </w:rPr>
+        <w:t xml:space="preserve">, 463–484</w:t>
+      </w:r>
+      <w:r>
+        <w:rPr>
+          <w:rFonts w:ascii="Times New Roman" w:cs="Times New Roman" w:eastAsia="Times New Roman" w:hAnsi="Times New Roman"/>
+          <w:i w:val="false"/>
+          <w:iCs w:val="false"/>
+          <w:sz w:val="22"/>
+          <w:szCs w:val="22"/>
+        </w:rPr>
+        <w:t xml:space="preserve">. https://doi.org/10.1080/09662839.2026.2700184</w:t>
+      </w:r>
+    </w:p>
+    <w:p>
+      <w:pPr>
+        <w:spacing w:after="200" w:line="276"/>
+        <w:ind w:left="720" w:hanging="720"/>
+      </w:pPr>
+      <w:r>
+        <w:rPr>
+          <w:rFonts w:ascii="Times New Roman" w:cs="Times New Roman" w:eastAsia="Times New Roman" w:hAnsi="Times New Roman"/>
+          <w:i w:val="false"/>
+          <w:iCs w:val="false"/>
+          <w:sz w:val="22"/>
+          <w:szCs w:val="22"/>
+        </w:rPr>
+        <w:t xml:space="preserve">Martins, B. O., &amp; Csernatoni, R. (2026). Disruptive technology and the high-risk/high-gain logic: societal impacts of European rearmament. </w:t>
+      </w:r>
+      <w:r>
+        <w:rPr>
+          <w:rFonts w:ascii="Times New Roman" w:cs="Times New Roman" w:eastAsia="Times New Roman" w:hAnsi="Times New Roman"/>
+          <w:i/>
+          <w:iCs/>
+          <w:sz w:val="22"/>
+          <w:szCs w:val="22"/>
+        </w:rPr>
+        <w:t xml:space="preserve">European Security</w:t>
+      </w:r>
+      <w:r>
+        <w:rPr>
+          <w:rFonts w:ascii="Times New Roman" w:cs="Times New Roman" w:eastAsia="Times New Roman" w:hAnsi="Times New Roman"/>
+          <w:i w:val="false"/>
+          <w:iCs w:val="false"/>
+          <w:sz w:val="22"/>
+          <w:szCs w:val="22"/>
+        </w:rPr>
+        <w:t xml:space="preserve">, </w:t>
+      </w:r>
+      <w:r>
+        <w:rPr>
+          <w:rFonts w:ascii="Times New Roman" w:cs="Times New Roman" w:eastAsia="Times New Roman" w:hAnsi="Times New Roman"/>
+          <w:i/>
+          <w:iCs/>
+          <w:sz w:val="22"/>
+          <w:szCs w:val="22"/>
+        </w:rPr>
+        <w:t xml:space="preserve">35</w:t>
+      </w:r>
+      <w:r>
+        <w:rPr>
+          <w:rFonts w:ascii="Times New Roman" w:cs="Times New Roman" w:eastAsia="Times New Roman" w:hAnsi="Times New Roman"/>
+          <w:i w:val="false"/>
+          <w:iCs w:val="false"/>
+          <w:sz w:val="22"/>
+          <w:szCs w:val="22"/>
+        </w:rPr>
+        <w:t xml:space="preserve">(3)</w:t>
+      </w:r>
+      <w:r>
+        <w:rPr>
+          <w:rFonts w:ascii="Times New Roman" w:cs="Times New Roman" w:eastAsia="Times New Roman" w:hAnsi="Times New Roman"/>
+          <w:i w:val="false"/>
+          <w:iCs w:val="false"/>
+          <w:sz w:val="22"/>
+          <w:szCs w:val="22"/>
+        </w:rPr>
+        <w:t xml:space="preserve">, 586–607</w:t>
+      </w:r>
+      <w:r>
+        <w:rPr>
+          <w:rFonts w:ascii="Times New Roman" w:cs="Times New Roman" w:eastAsia="Times New Roman" w:hAnsi="Times New Roman"/>
+          <w:i w:val="false"/>
+          <w:iCs w:val="false"/>
+          <w:sz w:val="22"/>
+          <w:szCs w:val="22"/>
+        </w:rPr>
+        <w:t xml:space="preserve">. https://doi.org/10.1080/09662839.2026.2700193</w:t>
+      </w:r>
+    </w:p>
+    <w:p>
+      <w:pPr>
+        <w:spacing w:after="200" w:line="276"/>
+        <w:ind w:left="720" w:hanging="720"/>
+      </w:pPr>
+      <w:r>
+        <w:rPr>
+          <w:rFonts w:ascii="Times New Roman" w:cs="Times New Roman" w:eastAsia="Times New Roman" w:hAnsi="Times New Roman"/>
+          <w:i w:val="false"/>
+          <w:iCs w:val="false"/>
+          <w:sz w:val="22"/>
+          <w:szCs w:val="22"/>
+        </w:rPr>
+        <w:t xml:space="preserve">McGee, C. (2026). Space-based data centers and AI sovereignty. </w:t>
+      </w:r>
+      <w:r>
+        <w:rPr>
+          <w:rFonts w:ascii="Times New Roman" w:cs="Times New Roman" w:eastAsia="Times New Roman" w:hAnsi="Times New Roman"/>
+          <w:i/>
+          <w:iCs/>
+          <w:sz w:val="22"/>
+          <w:szCs w:val="22"/>
+        </w:rPr>
+        <w:t xml:space="preserve">MIT Science Policy Review</w:t>
+      </w:r>
+      <w:r>
+        <w:rPr>
+          <w:rFonts w:ascii="Times New Roman" w:cs="Times New Roman" w:eastAsia="Times New Roman" w:hAnsi="Times New Roman"/>
+          <w:i w:val="false"/>
+          <w:iCs w:val="false"/>
+          <w:sz w:val="22"/>
+          <w:szCs w:val="22"/>
+        </w:rPr>
+        <w:t xml:space="preserve">, </w:t>
+      </w:r>
+      <w:r>
+        <w:rPr>
+          <w:rFonts w:ascii="Times New Roman" w:cs="Times New Roman" w:eastAsia="Times New Roman" w:hAnsi="Times New Roman"/>
+          <w:i/>
+          <w:iCs/>
+          <w:sz w:val="22"/>
+          <w:szCs w:val="22"/>
+        </w:rPr>
+        <w:t xml:space="preserve">7</w:t>
+      </w:r>
+      <w:r>
+        <w:rPr>
+          <w:rFonts w:ascii="Times New Roman" w:cs="Times New Roman" w:eastAsia="Times New Roman" w:hAnsi="Times New Roman"/>
+          <w:i w:val="false"/>
+          <w:iCs w:val="false"/>
+          <w:sz w:val="22"/>
+          <w:szCs w:val="22"/>
+        </w:rPr>
+        <w:t xml:space="preserve">, 112–120</w:t>
+      </w:r>
+      <w:r>
+        <w:rPr>
+          <w:rFonts w:ascii="Times New Roman" w:cs="Times New Roman" w:eastAsia="Times New Roman" w:hAnsi="Times New Roman"/>
+          <w:i w:val="false"/>
+          <w:iCs w:val="false"/>
+          <w:sz w:val="22"/>
+          <w:szCs w:val="22"/>
+        </w:rPr>
+        <w:t xml:space="preserve">. https://doi.org/10.38105/spr.jsnuhwszmu</w:t>
+      </w:r>
+    </w:p>
+    <w:p>
+      <w:pPr>
+        <w:spacing w:after="200" w:line="276"/>
+        <w:ind w:left="720" w:hanging="720"/>
+      </w:pPr>
+      <w:r>
+        <w:rPr>
+          <w:rFonts w:ascii="Times New Roman" w:cs="Times New Roman" w:eastAsia="Times New Roman" w:hAnsi="Times New Roman"/>
+          <w:i w:val="false"/>
+          <w:iCs w:val="false"/>
+          <w:sz w:val="22"/>
+          <w:szCs w:val="22"/>
+        </w:rPr>
+        <w:t xml:space="preserve">Michelsen, N. (2026). European security, cooperation, and the challenge of strategic autonomy. </w:t>
+      </w:r>
+      <w:r>
+        <w:rPr>
+          <w:rFonts w:ascii="Times New Roman" w:cs="Times New Roman" w:eastAsia="Times New Roman" w:hAnsi="Times New Roman"/>
+          <w:i/>
+          <w:iCs/>
+          <w:sz w:val="22"/>
+          <w:szCs w:val="22"/>
+        </w:rPr>
+        <w:t xml:space="preserve">New Perspectives</w:t>
+      </w:r>
+      <w:r>
+        <w:rPr>
+          <w:rFonts w:ascii="Times New Roman" w:cs="Times New Roman" w:eastAsia="Times New Roman" w:hAnsi="Times New Roman"/>
+          <w:i w:val="false"/>
+          <w:iCs w:val="false"/>
+          <w:sz w:val="22"/>
+          <w:szCs w:val="22"/>
+        </w:rPr>
+        <w:t xml:space="preserve">, </w:t>
+      </w:r>
+      <w:r>
+        <w:rPr>
+          <w:rFonts w:ascii="Times New Roman" w:cs="Times New Roman" w:eastAsia="Times New Roman" w:hAnsi="Times New Roman"/>
+          <w:i/>
+          <w:iCs/>
+          <w:sz w:val="22"/>
+          <w:szCs w:val="22"/>
+        </w:rPr>
+        <w:t xml:space="preserve">34</w:t>
+      </w:r>
+      <w:r>
+        <w:rPr>
+          <w:rFonts w:ascii="Times New Roman" w:cs="Times New Roman" w:eastAsia="Times New Roman" w:hAnsi="Times New Roman"/>
+          <w:i w:val="false"/>
+          <w:iCs w:val="false"/>
+          <w:sz w:val="22"/>
+          <w:szCs w:val="22"/>
+        </w:rPr>
+        <w:t xml:space="preserve">(3)</w:t>
+      </w:r>
+      <w:r>
+        <w:rPr>
+          <w:rFonts w:ascii="Times New Roman" w:cs="Times New Roman" w:eastAsia="Times New Roman" w:hAnsi="Times New Roman"/>
+          <w:i w:val="false"/>
+          <w:iCs w:val="false"/>
+          <w:sz w:val="22"/>
+          <w:szCs w:val="22"/>
+        </w:rPr>
+        <w:t xml:space="preserve">, 207–209</w:t>
+      </w:r>
+      <w:r>
+        <w:rPr>
+          <w:rFonts w:ascii="Times New Roman" w:cs="Times New Roman" w:eastAsia="Times New Roman" w:hAnsi="Times New Roman"/>
+          <w:i w:val="false"/>
+          <w:iCs w:val="false"/>
+          <w:sz w:val="22"/>
+          <w:szCs w:val="22"/>
+        </w:rPr>
+        <w:t xml:space="preserve">. https://doi.org/10.1177/2336825x261473745</w:t>
+      </w:r>
+    </w:p>
+    <w:p>
+      <w:pPr>
+        <w:spacing w:after="200" w:line="276"/>
+        <w:ind w:left="720" w:hanging="720"/>
+      </w:pPr>
+      <w:r>
+        <w:rPr>
+          <w:rFonts w:ascii="Times New Roman" w:cs="Times New Roman" w:eastAsia="Times New Roman" w:hAnsi="Times New Roman"/>
+          <w:i w:val="false"/>
+          <w:iCs w:val="false"/>
+          <w:sz w:val="22"/>
+          <w:szCs w:val="22"/>
+        </w:rPr>
+        <w:t xml:space="preserve">Molls, M., Marsch, U., Mainzer, K., &amp; Bode, A. (2026). Supercomputers, artificial intelligence and Europe’s technological sovereignty. </w:t>
+      </w:r>
+      <w:r>
+        <w:rPr>
+          <w:rFonts w:ascii="Times New Roman" w:cs="Times New Roman" w:eastAsia="Times New Roman" w:hAnsi="Times New Roman"/>
+          <w:i/>
+          <w:iCs/>
+          <w:sz w:val="22"/>
+          <w:szCs w:val="22"/>
+        </w:rPr>
+        <w:t xml:space="preserve">Proceedings of the European Academy of Sciences and Arts</w:t>
+      </w:r>
+      <w:r>
+        <w:rPr>
+          <w:rFonts w:ascii="Times New Roman" w:cs="Times New Roman" w:eastAsia="Times New Roman" w:hAnsi="Times New Roman"/>
+          <w:i w:val="false"/>
+          <w:iCs w:val="false"/>
+          <w:sz w:val="22"/>
+          <w:szCs w:val="22"/>
+        </w:rPr>
+        <w:t xml:space="preserve">, </w:t>
+      </w:r>
+      <w:r>
+        <w:rPr>
+          <w:rFonts w:ascii="Times New Roman" w:cs="Times New Roman" w:eastAsia="Times New Roman" w:hAnsi="Times New Roman"/>
+          <w:i/>
+          <w:iCs/>
+          <w:sz w:val="22"/>
+          <w:szCs w:val="22"/>
+        </w:rPr>
+        <w:t xml:space="preserve">5</w:t>
+      </w:r>
+      <w:r>
+        <w:rPr>
+          <w:rFonts w:ascii="Times New Roman" w:cs="Times New Roman" w:eastAsia="Times New Roman" w:hAnsi="Times New Roman"/>
+          <w:i w:val="false"/>
+          <w:iCs w:val="false"/>
+          <w:sz w:val="22"/>
+          <w:szCs w:val="22"/>
+        </w:rPr>
+        <w:t xml:space="preserve">. https://doi.org/10.4081/peasa.88</w:t>
+      </w:r>
+    </w:p>
+    <w:p>
+      <w:pPr>
+        <w:spacing w:after="200" w:line="276"/>
+        <w:ind w:left="720" w:hanging="720"/>
+      </w:pPr>
+      <w:r>
+        <w:rPr>
+          <w:rFonts w:ascii="Times New Roman" w:cs="Times New Roman" w:eastAsia="Times New Roman" w:hAnsi="Times New Roman"/>
+          <w:i w:val="false"/>
+          <w:iCs w:val="false"/>
+          <w:sz w:val="22"/>
+          <w:szCs w:val="22"/>
+        </w:rPr>
+        <w:t xml:space="preserve">Moradel-Vásquez, J. J., &amp; Dusdal, J. (2026). Research funding, science production, and international collaborations: Luxembourg’s maturing national science system. </w:t>
+      </w:r>
+      <w:r>
+        <w:rPr>
+          <w:rFonts w:ascii="Times New Roman" w:cs="Times New Roman" w:eastAsia="Times New Roman" w:hAnsi="Times New Roman"/>
+          <w:i/>
+          <w:iCs/>
+          <w:sz w:val="22"/>
+          <w:szCs w:val="22"/>
+        </w:rPr>
+        <w:t xml:space="preserve">Science and Public Policy</w:t>
+      </w:r>
+      <w:r>
+        <w:rPr>
+          <w:rFonts w:ascii="Times New Roman" w:cs="Times New Roman" w:eastAsia="Times New Roman" w:hAnsi="Times New Roman"/>
+          <w:i w:val="false"/>
+          <w:iCs w:val="false"/>
+          <w:sz w:val="22"/>
+          <w:szCs w:val="22"/>
+        </w:rPr>
+        <w:t xml:space="preserve">. https://doi.org/10.1093/scipol/scag027</w:t>
+      </w:r>
+    </w:p>
+    <w:p>
+      <w:pPr>
+        <w:spacing w:after="200" w:line="276"/>
+        <w:ind w:left="720" w:hanging="720"/>
+      </w:pPr>
+      <w:r>
+        <w:rPr>
+          <w:rFonts w:ascii="Times New Roman" w:cs="Times New Roman" w:eastAsia="Times New Roman" w:hAnsi="Times New Roman"/>
+          <w:i w:val="false"/>
+          <w:iCs w:val="false"/>
+          <w:sz w:val="22"/>
+          <w:szCs w:val="22"/>
+        </w:rPr>
+        <w:t xml:space="preserve">Munkøe, M. (2026). Strategic Approach to Mitigating Europe’s Critical Dependencies: Aligning Economic Security Instruments with the Criticality of Supply Chains. </w:t>
+      </w:r>
+      <w:r>
+        <w:rPr>
+          <w:rFonts w:ascii="Times New Roman" w:cs="Times New Roman" w:eastAsia="Times New Roman" w:hAnsi="Times New Roman"/>
+          <w:i/>
+          <w:iCs/>
+          <w:sz w:val="22"/>
+          <w:szCs w:val="22"/>
+        </w:rPr>
+        <w:t xml:space="preserve">Intereconomics</w:t>
+      </w:r>
+      <w:r>
+        <w:rPr>
+          <w:rFonts w:ascii="Times New Roman" w:cs="Times New Roman" w:eastAsia="Times New Roman" w:hAnsi="Times New Roman"/>
+          <w:i w:val="false"/>
+          <w:iCs w:val="false"/>
+          <w:sz w:val="22"/>
+          <w:szCs w:val="22"/>
+        </w:rPr>
+        <w:t xml:space="preserve">, </w:t>
+      </w:r>
+      <w:r>
+        <w:rPr>
+          <w:rFonts w:ascii="Times New Roman" w:cs="Times New Roman" w:eastAsia="Times New Roman" w:hAnsi="Times New Roman"/>
+          <w:i/>
+          <w:iCs/>
+          <w:sz w:val="22"/>
+          <w:szCs w:val="22"/>
+        </w:rPr>
+        <w:t xml:space="preserve">61</w:t>
+      </w:r>
+      <w:r>
+        <w:rPr>
+          <w:rFonts w:ascii="Times New Roman" w:cs="Times New Roman" w:eastAsia="Times New Roman" w:hAnsi="Times New Roman"/>
+          <w:i w:val="false"/>
+          <w:iCs w:val="false"/>
+          <w:sz w:val="22"/>
+          <w:szCs w:val="22"/>
+        </w:rPr>
+        <w:t xml:space="preserve">(3)</w:t>
+      </w:r>
+      <w:r>
+        <w:rPr>
+          <w:rFonts w:ascii="Times New Roman" w:cs="Times New Roman" w:eastAsia="Times New Roman" w:hAnsi="Times New Roman"/>
+          <w:i w:val="false"/>
+          <w:iCs w:val="false"/>
+          <w:sz w:val="22"/>
+          <w:szCs w:val="22"/>
+        </w:rPr>
+        <w:t xml:space="preserve">, 181–188</w:t>
+      </w:r>
+      <w:r>
+        <w:rPr>
+          <w:rFonts w:ascii="Times New Roman" w:cs="Times New Roman" w:eastAsia="Times New Roman" w:hAnsi="Times New Roman"/>
+          <w:i w:val="false"/>
+          <w:iCs w:val="false"/>
+          <w:sz w:val="22"/>
+          <w:szCs w:val="22"/>
+        </w:rPr>
+        <w:t xml:space="preserve">. https://doi.org/10.2478/ie-2026-0034</w:t>
+      </w:r>
+    </w:p>
+    <w:p>
+      <w:pPr>
+        <w:spacing w:after="200" w:line="276"/>
+        <w:ind w:left="720" w:hanging="720"/>
+      </w:pPr>
+      <w:r>
+        <w:rPr>
+          <w:rFonts w:ascii="Times New Roman" w:cs="Times New Roman" w:eastAsia="Times New Roman" w:hAnsi="Times New Roman"/>
+          <w:i w:val="false"/>
+          <w:iCs w:val="false"/>
+          <w:sz w:val="22"/>
+          <w:szCs w:val="22"/>
+        </w:rPr>
+        <w:t xml:space="preserve">Navratil, Z. (2026). No one builds alone: The geopolitics of AI chips. </w:t>
+      </w:r>
+      <w:r>
+        <w:rPr>
+          <w:rFonts w:ascii="Times New Roman" w:cs="Times New Roman" w:eastAsia="Times New Roman" w:hAnsi="Times New Roman"/>
+          <w:i/>
+          <w:iCs/>
+          <w:sz w:val="22"/>
+          <w:szCs w:val="22"/>
+        </w:rPr>
+        <w:t xml:space="preserve">MIT Science Policy Review</w:t>
+      </w:r>
+      <w:r>
+        <w:rPr>
+          <w:rFonts w:ascii="Times New Roman" w:cs="Times New Roman" w:eastAsia="Times New Roman" w:hAnsi="Times New Roman"/>
+          <w:i w:val="false"/>
+          <w:iCs w:val="false"/>
+          <w:sz w:val="22"/>
+          <w:szCs w:val="22"/>
+        </w:rPr>
+        <w:t xml:space="preserve">, </w:t>
+      </w:r>
+      <w:r>
+        <w:rPr>
+          <w:rFonts w:ascii="Times New Roman" w:cs="Times New Roman" w:eastAsia="Times New Roman" w:hAnsi="Times New Roman"/>
+          <w:i/>
+          <w:iCs/>
+          <w:sz w:val="22"/>
+          <w:szCs w:val="22"/>
+        </w:rPr>
+        <w:t xml:space="preserve">7</w:t>
+      </w:r>
+      <w:r>
+        <w:rPr>
+          <w:rFonts w:ascii="Times New Roman" w:cs="Times New Roman" w:eastAsia="Times New Roman" w:hAnsi="Times New Roman"/>
+          <w:i w:val="false"/>
+          <w:iCs w:val="false"/>
+          <w:sz w:val="22"/>
+          <w:szCs w:val="22"/>
+        </w:rPr>
+        <w:t xml:space="preserve">, 48–52</w:t>
+      </w:r>
+      <w:r>
+        <w:rPr>
+          <w:rFonts w:ascii="Times New Roman" w:cs="Times New Roman" w:eastAsia="Times New Roman" w:hAnsi="Times New Roman"/>
+          <w:i w:val="false"/>
+          <w:iCs w:val="false"/>
+          <w:sz w:val="22"/>
+          <w:szCs w:val="22"/>
+        </w:rPr>
+        <w:t xml:space="preserve">. https://doi.org/10.38105/spr.vf5ks0gobi</w:t>
+      </w:r>
+    </w:p>
+    <w:p>
+      <w:pPr>
+        <w:spacing w:after="200" w:line="276"/>
+        <w:ind w:left="720" w:hanging="720"/>
+      </w:pPr>
+      <w:r>
+        <w:rPr>
+          <w:rFonts w:ascii="Times New Roman" w:cs="Times New Roman" w:eastAsia="Times New Roman" w:hAnsi="Times New Roman"/>
+          <w:i w:val="false"/>
+          <w:iCs w:val="false"/>
+          <w:sz w:val="22"/>
+          <w:szCs w:val="22"/>
+        </w:rPr>
+        <w:t xml:space="preserve">Nesadurai, H. E. S. (2026). Challenging the EU Deforestation Regulation: sovereignty games as authority contests in global governance. </w:t>
+      </w:r>
+      <w:r>
+        <w:rPr>
+          <w:rFonts w:ascii="Times New Roman" w:cs="Times New Roman" w:eastAsia="Times New Roman" w:hAnsi="Times New Roman"/>
+          <w:i/>
+          <w:iCs/>
+          <w:sz w:val="22"/>
+          <w:szCs w:val="22"/>
+        </w:rPr>
+        <w:t xml:space="preserve">International Affairs</w:t>
+      </w:r>
+      <w:r>
+        <w:rPr>
+          <w:rFonts w:ascii="Times New Roman" w:cs="Times New Roman" w:eastAsia="Times New Roman" w:hAnsi="Times New Roman"/>
+          <w:i w:val="false"/>
+          <w:iCs w:val="false"/>
+          <w:sz w:val="22"/>
+          <w:szCs w:val="22"/>
+        </w:rPr>
+        <w:t xml:space="preserve">, </w:t>
+      </w:r>
+      <w:r>
+        <w:rPr>
+          <w:rFonts w:ascii="Times New Roman" w:cs="Times New Roman" w:eastAsia="Times New Roman" w:hAnsi="Times New Roman"/>
+          <w:i/>
+          <w:iCs/>
+          <w:sz w:val="22"/>
+          <w:szCs w:val="22"/>
+        </w:rPr>
+        <w:t xml:space="preserve">102</w:t>
+      </w:r>
+      <w:r>
+        <w:rPr>
+          <w:rFonts w:ascii="Times New Roman" w:cs="Times New Roman" w:eastAsia="Times New Roman" w:hAnsi="Times New Roman"/>
+          <w:i w:val="false"/>
+          <w:iCs w:val="false"/>
+          <w:sz w:val="22"/>
+          <w:szCs w:val="22"/>
+        </w:rPr>
+        <w:t xml:space="preserve">(3)</w:t>
+      </w:r>
+      <w:r>
+        <w:rPr>
+          <w:rFonts w:ascii="Times New Roman" w:cs="Times New Roman" w:eastAsia="Times New Roman" w:hAnsi="Times New Roman"/>
+          <w:i w:val="false"/>
+          <w:iCs w:val="false"/>
+          <w:sz w:val="22"/>
+          <w:szCs w:val="22"/>
+        </w:rPr>
+        <w:t xml:space="preserve">, 881–901</w:t>
+      </w:r>
+      <w:r>
+        <w:rPr>
+          <w:rFonts w:ascii="Times New Roman" w:cs="Times New Roman" w:eastAsia="Times New Roman" w:hAnsi="Times New Roman"/>
+          <w:i w:val="false"/>
+          <w:iCs w:val="false"/>
+          <w:sz w:val="22"/>
+          <w:szCs w:val="22"/>
+        </w:rPr>
+        <w:t xml:space="preserve">. https://doi.org/10.1093/ia/iiag036</w:t>
+      </w:r>
+    </w:p>
+    <w:p>
+      <w:pPr>
+        <w:spacing w:after="200" w:line="276"/>
+        <w:ind w:left="720" w:hanging="720"/>
+      </w:pPr>
+      <w:r>
+        <w:rPr>
+          <w:rFonts w:ascii="Times New Roman" w:cs="Times New Roman" w:eastAsia="Times New Roman" w:hAnsi="Times New Roman"/>
+          <w:i w:val="false"/>
+          <w:iCs w:val="false"/>
+          <w:sz w:val="22"/>
+          <w:szCs w:val="22"/>
+        </w:rPr>
+        <w:t xml:space="preserve">Nessel, C., &amp; Wu, Z. (2026). The Geoeconomic Turn on Stage: National Identity and the Interpretation of the EU's Trade Sustainability Diplomacy in Indonesia and Vietnam. </w:t>
+      </w:r>
+      <w:r>
+        <w:rPr>
+          <w:rFonts w:ascii="Times New Roman" w:cs="Times New Roman" w:eastAsia="Times New Roman" w:hAnsi="Times New Roman"/>
+          <w:i/>
+          <w:iCs/>
+          <w:sz w:val="22"/>
+          <w:szCs w:val="22"/>
+        </w:rPr>
+        <w:t xml:space="preserve">JCMS: Journal of Common Market Studies</w:t>
+      </w:r>
+      <w:r>
+        <w:rPr>
+          <w:rFonts w:ascii="Times New Roman" w:cs="Times New Roman" w:eastAsia="Times New Roman" w:hAnsi="Times New Roman"/>
+          <w:i w:val="false"/>
+          <w:iCs w:val="false"/>
+          <w:sz w:val="22"/>
+          <w:szCs w:val="22"/>
+        </w:rPr>
+        <w:t xml:space="preserve">. https://doi.org/10.1111/jcms.70135</w:t>
+      </w:r>
+    </w:p>
+    <w:p>
+      <w:pPr>
+        <w:spacing w:after="200" w:line="276"/>
+        <w:ind w:left="720" w:hanging="720"/>
+      </w:pPr>
+      <w:r>
+        <w:rPr>
+          <w:rFonts w:ascii="Times New Roman" w:cs="Times New Roman" w:eastAsia="Times New Roman" w:hAnsi="Times New Roman"/>
+          <w:i w:val="false"/>
+          <w:iCs w:val="false"/>
+          <w:sz w:val="22"/>
+          <w:szCs w:val="22"/>
+        </w:rPr>
+        <w:t xml:space="preserve">Ottoni, M., Helbig, C., &amp; Habib, K. (2026). Aspiration versus Capacity: The case of critical raw materials for electromobility in Canada. </w:t>
+      </w:r>
+      <w:r>
+        <w:rPr>
+          <w:rFonts w:ascii="Times New Roman" w:cs="Times New Roman" w:eastAsia="Times New Roman" w:hAnsi="Times New Roman"/>
+          <w:i/>
+          <w:iCs/>
+          <w:sz w:val="22"/>
+          <w:szCs w:val="22"/>
+        </w:rPr>
+        <w:t xml:space="preserve">Resources Policy</w:t>
+      </w:r>
+      <w:r>
+        <w:rPr>
+          <w:rFonts w:ascii="Times New Roman" w:cs="Times New Roman" w:eastAsia="Times New Roman" w:hAnsi="Times New Roman"/>
+          <w:i w:val="false"/>
+          <w:iCs w:val="false"/>
+          <w:sz w:val="22"/>
+          <w:szCs w:val="22"/>
+        </w:rPr>
+        <w:t xml:space="preserve">, </w:t>
+      </w:r>
+      <w:r>
+        <w:rPr>
+          <w:rFonts w:ascii="Times New Roman" w:cs="Times New Roman" w:eastAsia="Times New Roman" w:hAnsi="Times New Roman"/>
+          <w:i/>
+          <w:iCs/>
+          <w:sz w:val="22"/>
+          <w:szCs w:val="22"/>
+        </w:rPr>
+        <w:t xml:space="preserve">119</w:t>
+      </w:r>
+      <w:r>
+        <w:rPr>
+          <w:rFonts w:ascii="Times New Roman" w:cs="Times New Roman" w:eastAsia="Times New Roman" w:hAnsi="Times New Roman"/>
+          <w:i w:val="false"/>
+          <w:iCs w:val="false"/>
+          <w:sz w:val="22"/>
+          <w:szCs w:val="22"/>
+        </w:rPr>
+        <w:t xml:space="preserve">, 105962</w:t>
+      </w:r>
+      <w:r>
+        <w:rPr>
+          <w:rFonts w:ascii="Times New Roman" w:cs="Times New Roman" w:eastAsia="Times New Roman" w:hAnsi="Times New Roman"/>
+          <w:i w:val="false"/>
+          <w:iCs w:val="false"/>
+          <w:sz w:val="22"/>
+          <w:szCs w:val="22"/>
+        </w:rPr>
+        <w:t xml:space="preserve">. https://doi.org/10.1016/j.resourpol.2026.105962</w:t>
+      </w:r>
+    </w:p>
+    <w:p>
+      <w:pPr>
+        <w:spacing w:after="200" w:line="276"/>
+        <w:ind w:left="720" w:hanging="720"/>
+      </w:pPr>
+      <w:r>
+        <w:rPr>
+          <w:rFonts w:ascii="Times New Roman" w:cs="Times New Roman" w:eastAsia="Times New Roman" w:hAnsi="Times New Roman"/>
+          <w:i w:val="false"/>
+          <w:iCs w:val="false"/>
+          <w:sz w:val="22"/>
+          <w:szCs w:val="22"/>
+        </w:rPr>
+        <w:t xml:space="preserve">Picot, P. L. (2026). Ukraine and the transformation of French strategic imaginaries: The discursive reconfiguration of European strategic autonomy under the presidency of Emmanuel Macron (2017-2026). </w:t>
+      </w:r>
+      <w:r>
+        <w:rPr>
+          <w:rFonts w:ascii="Times New Roman" w:cs="Times New Roman" w:eastAsia="Times New Roman" w:hAnsi="Times New Roman"/>
+          <w:i/>
+          <w:iCs/>
+          <w:sz w:val="22"/>
+          <w:szCs w:val="22"/>
+        </w:rPr>
+        <w:t xml:space="preserve">New Perspectives</w:t>
+      </w:r>
+      <w:r>
+        <w:rPr>
+          <w:rFonts w:ascii="Times New Roman" w:cs="Times New Roman" w:eastAsia="Times New Roman" w:hAnsi="Times New Roman"/>
+          <w:i w:val="false"/>
+          <w:iCs w:val="false"/>
+          <w:sz w:val="22"/>
+          <w:szCs w:val="22"/>
+        </w:rPr>
+        <w:t xml:space="preserve">, </w:t>
+      </w:r>
+      <w:r>
+        <w:rPr>
+          <w:rFonts w:ascii="Times New Roman" w:cs="Times New Roman" w:eastAsia="Times New Roman" w:hAnsi="Times New Roman"/>
+          <w:i/>
+          <w:iCs/>
+          <w:sz w:val="22"/>
+          <w:szCs w:val="22"/>
+        </w:rPr>
+        <w:t xml:space="preserve">34</w:t>
+      </w:r>
+      <w:r>
+        <w:rPr>
+          <w:rFonts w:ascii="Times New Roman" w:cs="Times New Roman" w:eastAsia="Times New Roman" w:hAnsi="Times New Roman"/>
+          <w:i w:val="false"/>
+          <w:iCs w:val="false"/>
+          <w:sz w:val="22"/>
+          <w:szCs w:val="22"/>
+        </w:rPr>
+        <w:t xml:space="preserve">(3)</w:t>
+      </w:r>
+      <w:r>
+        <w:rPr>
+          <w:rFonts w:ascii="Times New Roman" w:cs="Times New Roman" w:eastAsia="Times New Roman" w:hAnsi="Times New Roman"/>
+          <w:i w:val="false"/>
+          <w:iCs w:val="false"/>
+          <w:sz w:val="22"/>
+          <w:szCs w:val="22"/>
+        </w:rPr>
+        <w:t xml:space="preserve">, 210–224</w:t>
+      </w:r>
+      <w:r>
+        <w:rPr>
+          <w:rFonts w:ascii="Times New Roman" w:cs="Times New Roman" w:eastAsia="Times New Roman" w:hAnsi="Times New Roman"/>
+          <w:i w:val="false"/>
+          <w:iCs w:val="false"/>
+          <w:sz w:val="22"/>
+          <w:szCs w:val="22"/>
+        </w:rPr>
+        <w:t xml:space="preserve">. https://doi.org/10.1177/2336825x261466891</w:t>
+      </w:r>
+    </w:p>
+    <w:p>
+      <w:pPr>
+        <w:spacing w:after="200" w:line="276"/>
+        <w:ind w:left="720" w:hanging="720"/>
+      </w:pPr>
+      <w:r>
+        <w:rPr>
+          <w:rFonts w:ascii="Times New Roman" w:cs="Times New Roman" w:eastAsia="Times New Roman" w:hAnsi="Times New Roman"/>
+          <w:i w:val="false"/>
+          <w:iCs w:val="false"/>
+          <w:sz w:val="22"/>
+          <w:szCs w:val="22"/>
+        </w:rPr>
+        <w:t xml:space="preserve">Pinna, C. (2026). Governing knowledge, shaping Europe: research security in the EU’s geopolitical turn. </w:t>
+      </w:r>
+      <w:r>
+        <w:rPr>
+          <w:rFonts w:ascii="Times New Roman" w:cs="Times New Roman" w:eastAsia="Times New Roman" w:hAnsi="Times New Roman"/>
+          <w:i/>
+          <w:iCs/>
+          <w:sz w:val="22"/>
+          <w:szCs w:val="22"/>
+        </w:rPr>
+        <w:t xml:space="preserve">European Security</w:t>
+      </w:r>
+      <w:r>
+        <w:rPr>
+          <w:rFonts w:ascii="Times New Roman" w:cs="Times New Roman" w:eastAsia="Times New Roman" w:hAnsi="Times New Roman"/>
+          <w:i w:val="false"/>
+          <w:iCs w:val="false"/>
+          <w:sz w:val="22"/>
+          <w:szCs w:val="22"/>
+        </w:rPr>
+        <w:t xml:space="preserve">, 1–22</w:t>
+      </w:r>
+      <w:r>
+        <w:rPr>
+          <w:rFonts w:ascii="Times New Roman" w:cs="Times New Roman" w:eastAsia="Times New Roman" w:hAnsi="Times New Roman"/>
+          <w:i w:val="false"/>
+          <w:iCs w:val="false"/>
+          <w:sz w:val="22"/>
+          <w:szCs w:val="22"/>
+        </w:rPr>
+        <w:t xml:space="preserve">. https://doi.org/10.1080/09662839.2026.2680646</w:t>
+      </w:r>
+    </w:p>
+    <w:p>
+      <w:pPr>
+        <w:spacing w:after="200" w:line="276"/>
+        <w:ind w:left="720" w:hanging="720"/>
+      </w:pPr>
+      <w:r>
+        <w:rPr>
+          <w:rFonts w:ascii="Times New Roman" w:cs="Times New Roman" w:eastAsia="Times New Roman" w:hAnsi="Times New Roman"/>
+          <w:i w:val="false"/>
+          <w:iCs w:val="false"/>
+          <w:sz w:val="22"/>
+          <w:szCs w:val="22"/>
+        </w:rPr>
+        <w:t xml:space="preserve">Polyák, P. (2026). High-road or low-road? Europe’s EV battery rollout and the tradeoffs of green industrial policy in a geoeconomic world. </w:t>
+      </w:r>
+      <w:r>
+        <w:rPr>
+          <w:rFonts w:ascii="Times New Roman" w:cs="Times New Roman" w:eastAsia="Times New Roman" w:hAnsi="Times New Roman"/>
+          <w:i/>
+          <w:iCs/>
+          <w:sz w:val="22"/>
+          <w:szCs w:val="22"/>
+        </w:rPr>
+        <w:t xml:space="preserve">Review of International Political Economy</w:t>
+      </w:r>
+      <w:r>
+        <w:rPr>
+          <w:rFonts w:ascii="Times New Roman" w:cs="Times New Roman" w:eastAsia="Times New Roman" w:hAnsi="Times New Roman"/>
+          <w:i w:val="false"/>
+          <w:iCs w:val="false"/>
+          <w:sz w:val="22"/>
+          <w:szCs w:val="22"/>
+        </w:rPr>
+        <w:t xml:space="preserve">, 1–35</w:t>
+      </w:r>
+      <w:r>
+        <w:rPr>
+          <w:rFonts w:ascii="Times New Roman" w:cs="Times New Roman" w:eastAsia="Times New Roman" w:hAnsi="Times New Roman"/>
+          <w:i w:val="false"/>
+          <w:iCs w:val="false"/>
+          <w:sz w:val="22"/>
+          <w:szCs w:val="22"/>
+        </w:rPr>
+        <w:t xml:space="preserve">. https://doi.org/10.1080/09692290.2026.2658660</w:t>
+      </w:r>
+    </w:p>
+    <w:p>
+      <w:pPr>
+        <w:spacing w:after="200" w:line="276"/>
+        <w:ind w:left="720" w:hanging="720"/>
+      </w:pPr>
+      <w:r>
+        <w:rPr>
+          <w:rFonts w:ascii="Times New Roman" w:cs="Times New Roman" w:eastAsia="Times New Roman" w:hAnsi="Times New Roman"/>
+          <w:i w:val="false"/>
+          <w:iCs w:val="false"/>
+          <w:sz w:val="22"/>
+          <w:szCs w:val="22"/>
+        </w:rPr>
+        <w:t xml:space="preserve">Ralph, N. (2026). A Critical Geopolitics Analysis of “Critical Minerals” Discourses from Formal Geopolitics, Indigenous and Civil Society Actors. </w:t>
+      </w:r>
+      <w:r>
+        <w:rPr>
+          <w:rFonts w:ascii="Times New Roman" w:cs="Times New Roman" w:eastAsia="Times New Roman" w:hAnsi="Times New Roman"/>
+          <w:i/>
+          <w:iCs/>
+          <w:sz w:val="22"/>
+          <w:szCs w:val="22"/>
+        </w:rPr>
+        <w:t xml:space="preserve">Geopolitics</w:t>
+      </w:r>
+      <w:r>
+        <w:rPr>
+          <w:rFonts w:ascii="Times New Roman" w:cs="Times New Roman" w:eastAsia="Times New Roman" w:hAnsi="Times New Roman"/>
+          <w:i w:val="false"/>
+          <w:iCs w:val="false"/>
+          <w:sz w:val="22"/>
+          <w:szCs w:val="22"/>
+        </w:rPr>
+        <w:t xml:space="preserve">, 1–28</w:t>
+      </w:r>
+      <w:r>
+        <w:rPr>
+          <w:rFonts w:ascii="Times New Roman" w:cs="Times New Roman" w:eastAsia="Times New Roman" w:hAnsi="Times New Roman"/>
+          <w:i w:val="false"/>
+          <w:iCs w:val="false"/>
+          <w:sz w:val="22"/>
+          <w:szCs w:val="22"/>
+        </w:rPr>
+        <w:t xml:space="preserve">. https://doi.org/10.1080/14650045.2026.2708702</w:t>
+      </w:r>
+    </w:p>
+    <w:p>
+      <w:pPr>
+        <w:spacing w:after="200" w:line="276"/>
+        <w:ind w:left="720" w:hanging="720"/>
+      </w:pPr>
+      <w:r>
+        <w:rPr>
+          <w:rFonts w:ascii="Times New Roman" w:cs="Times New Roman" w:eastAsia="Times New Roman" w:hAnsi="Times New Roman"/>
+          <w:i w:val="false"/>
+          <w:iCs w:val="false"/>
+          <w:sz w:val="22"/>
+          <w:szCs w:val="22"/>
+        </w:rPr>
+        <w:t xml:space="preserve">Rashidi, P., &amp; Nadh, P. O. (2026). Quantum Innovation and Geopolitical Transformation: A Historical-Comparative Analysis. </w:t>
+      </w:r>
+      <w:r>
+        <w:rPr>
+          <w:rFonts w:ascii="Times New Roman" w:cs="Times New Roman" w:eastAsia="Times New Roman" w:hAnsi="Times New Roman"/>
+          <w:i/>
+          <w:iCs/>
+          <w:sz w:val="22"/>
+          <w:szCs w:val="22"/>
+        </w:rPr>
+        <w:t xml:space="preserve">Minerva</w:t>
+      </w:r>
+      <w:r>
+        <w:rPr>
+          <w:rFonts w:ascii="Times New Roman" w:cs="Times New Roman" w:eastAsia="Times New Roman" w:hAnsi="Times New Roman"/>
+          <w:i w:val="false"/>
+          <w:iCs w:val="false"/>
+          <w:sz w:val="22"/>
+          <w:szCs w:val="22"/>
+        </w:rPr>
+        <w:t xml:space="preserve">. https://doi.org/10.1007/s11024-026-09647-w</w:t>
+      </w:r>
+    </w:p>
+    <w:p>
+      <w:pPr>
+        <w:spacing w:after="200" w:line="276"/>
+        <w:ind w:left="720" w:hanging="720"/>
+      </w:pPr>
+      <w:r>
+        <w:rPr>
+          <w:rFonts w:ascii="Times New Roman" w:cs="Times New Roman" w:eastAsia="Times New Roman" w:hAnsi="Times New Roman"/>
+          <w:i w:val="false"/>
+          <w:iCs w:val="false"/>
+          <w:sz w:val="22"/>
+          <w:szCs w:val="22"/>
+        </w:rPr>
+        <w:t xml:space="preserve">Ryan, J. (2026). The EU’s Struggle for Strategic Autonomy. </w:t>
+      </w:r>
+      <w:r>
+        <w:rPr>
+          <w:rFonts w:ascii="Times New Roman" w:cs="Times New Roman" w:eastAsia="Times New Roman" w:hAnsi="Times New Roman"/>
+          <w:i/>
+          <w:iCs/>
+          <w:sz w:val="22"/>
+          <w:szCs w:val="22"/>
+        </w:rPr>
+        <w:t xml:space="preserve">Irish Studies in International Affairs</w:t>
+      </w:r>
+      <w:r>
+        <w:rPr>
+          <w:rFonts w:ascii="Times New Roman" w:cs="Times New Roman" w:eastAsia="Times New Roman" w:hAnsi="Times New Roman"/>
+          <w:i w:val="false"/>
+          <w:iCs w:val="false"/>
+          <w:sz w:val="22"/>
+          <w:szCs w:val="22"/>
+        </w:rPr>
+        <w:t xml:space="preserve">. https://doi.org/10.1353/isia.0.a989594</w:t>
+      </w:r>
+    </w:p>
+    <w:p>
+      <w:pPr>
+        <w:spacing w:after="200" w:line="276"/>
+        <w:ind w:left="720" w:hanging="720"/>
+      </w:pPr>
+      <w:r>
+        <w:rPr>
+          <w:rFonts w:ascii="Times New Roman" w:cs="Times New Roman" w:eastAsia="Times New Roman" w:hAnsi="Times New Roman"/>
+          <w:i w:val="false"/>
+          <w:iCs w:val="false"/>
+          <w:sz w:val="22"/>
+          <w:szCs w:val="22"/>
+        </w:rPr>
+        <w:t xml:space="preserve">Santillán-Saldivar, J., Koyamparambath, A., Sonnemann, G., &amp; Monfort Climent, D. (2026). Assessing the potential supply risk mitigation due to public policies: Application of the GeoPolRisk method to critical raw materials in the EU. </w:t>
+      </w:r>
+      <w:r>
+        <w:rPr>
+          <w:rFonts w:ascii="Times New Roman" w:cs="Times New Roman" w:eastAsia="Times New Roman" w:hAnsi="Times New Roman"/>
+          <w:i/>
+          <w:iCs/>
+          <w:sz w:val="22"/>
+          <w:szCs w:val="22"/>
+        </w:rPr>
+        <w:t xml:space="preserve">Resources Policy</w:t>
+      </w:r>
+      <w:r>
+        <w:rPr>
+          <w:rFonts w:ascii="Times New Roman" w:cs="Times New Roman" w:eastAsia="Times New Roman" w:hAnsi="Times New Roman"/>
+          <w:i w:val="false"/>
+          <w:iCs w:val="false"/>
+          <w:sz w:val="22"/>
+          <w:szCs w:val="22"/>
+        </w:rPr>
+        <w:t xml:space="preserve">, </w:t>
+      </w:r>
+      <w:r>
+        <w:rPr>
+          <w:rFonts w:ascii="Times New Roman" w:cs="Times New Roman" w:eastAsia="Times New Roman" w:hAnsi="Times New Roman"/>
+          <w:i/>
+          <w:iCs/>
+          <w:sz w:val="22"/>
+          <w:szCs w:val="22"/>
+        </w:rPr>
+        <w:t xml:space="preserve">118</w:t>
+      </w:r>
+      <w:r>
+        <w:rPr>
+          <w:rFonts w:ascii="Times New Roman" w:cs="Times New Roman" w:eastAsia="Times New Roman" w:hAnsi="Times New Roman"/>
+          <w:i w:val="false"/>
+          <w:iCs w:val="false"/>
+          <w:sz w:val="22"/>
+          <w:szCs w:val="22"/>
+        </w:rPr>
+        <w:t xml:space="preserve">, 105952</w:t>
+      </w:r>
+      <w:r>
+        <w:rPr>
+          <w:rFonts w:ascii="Times New Roman" w:cs="Times New Roman" w:eastAsia="Times New Roman" w:hAnsi="Times New Roman"/>
+          <w:i w:val="false"/>
+          <w:iCs w:val="false"/>
+          <w:sz w:val="22"/>
+          <w:szCs w:val="22"/>
+        </w:rPr>
+        <w:t xml:space="preserve">. https://doi.org/10.1016/j.resourpol.2026.105952</w:t>
+      </w:r>
+    </w:p>
+    <w:p>
+      <w:pPr>
+        <w:spacing w:after="200" w:line="276"/>
+        <w:ind w:left="720" w:hanging="720"/>
+      </w:pPr>
+      <w:r>
+        <w:rPr>
+          <w:rFonts w:ascii="Times New Roman" w:cs="Times New Roman" w:eastAsia="Times New Roman" w:hAnsi="Times New Roman"/>
+          <w:i w:val="false"/>
+          <w:iCs w:val="false"/>
+          <w:sz w:val="22"/>
+          <w:szCs w:val="22"/>
+        </w:rPr>
+        <w:t xml:space="preserve">Sato, Y., Döme, V., Labrunie, M., López-Gómez, C., &amp; O’Sullivan, E. (2026). A new framework for industrial policy: the case of semiconductors in Japan and the United States. </w:t>
+      </w:r>
+      <w:r>
+        <w:rPr>
+          <w:rFonts w:ascii="Times New Roman" w:cs="Times New Roman" w:eastAsia="Times New Roman" w:hAnsi="Times New Roman"/>
+          <w:i/>
+          <w:iCs/>
+          <w:sz w:val="22"/>
+          <w:szCs w:val="22"/>
+        </w:rPr>
+        <w:t xml:space="preserve">The Journal of Technology Transfer</w:t>
+      </w:r>
+      <w:r>
+        <w:rPr>
+          <w:rFonts w:ascii="Times New Roman" w:cs="Times New Roman" w:eastAsia="Times New Roman" w:hAnsi="Times New Roman"/>
+          <w:i w:val="false"/>
+          <w:iCs w:val="false"/>
+          <w:sz w:val="22"/>
+          <w:szCs w:val="22"/>
+        </w:rPr>
+        <w:t xml:space="preserve">. https://doi.org/10.1007/s10961-026-10334-x</w:t>
+      </w:r>
+    </w:p>
+    <w:p>
+      <w:pPr>
+        <w:spacing w:after="200" w:line="276"/>
+        <w:ind w:left="720" w:hanging="720"/>
+      </w:pPr>
+      <w:r>
+        <w:rPr>
+          <w:rFonts w:ascii="Times New Roman" w:cs="Times New Roman" w:eastAsia="Times New Roman" w:hAnsi="Times New Roman"/>
+          <w:i w:val="false"/>
+          <w:iCs w:val="false"/>
+          <w:sz w:val="22"/>
+          <w:szCs w:val="22"/>
+        </w:rPr>
+        <w:t xml:space="preserve">Science Europe. (2026). </w:t>
+      </w:r>
+      <w:r>
+        <w:rPr>
+          <w:rFonts w:ascii="Times New Roman" w:cs="Times New Roman" w:eastAsia="Times New Roman" w:hAnsi="Times New Roman"/>
+          <w:i/>
+          <w:iCs/>
+          <w:sz w:val="22"/>
+          <w:szCs w:val="22"/>
+        </w:rPr>
+        <w:t xml:space="preserve">Advocacy on FP10</w:t>
+      </w:r>
+      <w:r>
+        <w:rPr>
+          <w:rFonts w:ascii="Times New Roman" w:cs="Times New Roman" w:eastAsia="Times New Roman" w:hAnsi="Times New Roman"/>
+          <w:i w:val="false"/>
+          <w:iCs w:val="false"/>
+          <w:sz w:val="22"/>
+          <w:szCs w:val="22"/>
+        </w:rPr>
+        <w:t xml:space="preserve">. https://www.scienceeurope.org/our-priorities/eu-framework-programmes/fp10-advocacy/</w:t>
+      </w:r>
+    </w:p>
+    <w:p>
+      <w:pPr>
+        <w:spacing w:after="200" w:line="276"/>
+        <w:ind w:left="720" w:hanging="720"/>
+      </w:pPr>
+      <w:r>
+        <w:rPr>
+          <w:rFonts w:ascii="Times New Roman" w:cs="Times New Roman" w:eastAsia="Times New Roman" w:hAnsi="Times New Roman"/>
+          <w:i w:val="false"/>
+          <w:iCs w:val="false"/>
+          <w:sz w:val="22"/>
+          <w:szCs w:val="22"/>
+        </w:rPr>
+        <w:t xml:space="preserve">Shih, T., Haakonsson, S., Fjæstad, K., &amp; Gåsemyr, H. J. (2026). As open as possible? Comparing Scandinavian approaches to research security. </w:t>
+      </w:r>
+      <w:r>
+        <w:rPr>
+          <w:rFonts w:ascii="Times New Roman" w:cs="Times New Roman" w:eastAsia="Times New Roman" w:hAnsi="Times New Roman"/>
+          <w:i/>
+          <w:iCs/>
+          <w:sz w:val="22"/>
+          <w:szCs w:val="22"/>
+        </w:rPr>
+        <w:t xml:space="preserve">Science and Public Policy</w:t>
+      </w:r>
+      <w:r>
+        <w:rPr>
+          <w:rFonts w:ascii="Times New Roman" w:cs="Times New Roman" w:eastAsia="Times New Roman" w:hAnsi="Times New Roman"/>
+          <w:i w:val="false"/>
+          <w:iCs w:val="false"/>
+          <w:sz w:val="22"/>
+          <w:szCs w:val="22"/>
+        </w:rPr>
+        <w:t xml:space="preserve">. https://doi.org/10.1093/scipol/scag056</w:t>
+      </w:r>
+    </w:p>
+    <w:p>
+      <w:pPr>
+        <w:spacing w:after="200" w:line="276"/>
+        <w:ind w:left="720" w:hanging="720"/>
+      </w:pPr>
+      <w:r>
+        <w:rPr>
+          <w:rFonts w:ascii="Times New Roman" w:cs="Times New Roman" w:eastAsia="Times New Roman" w:hAnsi="Times New Roman"/>
+          <w:i w:val="false"/>
+          <w:iCs w:val="false"/>
+          <w:sz w:val="22"/>
+          <w:szCs w:val="22"/>
+        </w:rPr>
+        <w:t xml:space="preserve">Silva-Alés, N., &amp; Perianes-Rodríguez, A. (2026). Co-funding networks as a new tool in research evaluation: a linked open data-based study of the Seventh Framework Programme projects. </w:t>
+      </w:r>
+      <w:r>
+        <w:rPr>
+          <w:rFonts w:ascii="Times New Roman" w:cs="Times New Roman" w:eastAsia="Times New Roman" w:hAnsi="Times New Roman"/>
+          <w:i/>
+          <w:iCs/>
+          <w:sz w:val="22"/>
+          <w:szCs w:val="22"/>
+        </w:rPr>
+        <w:t xml:space="preserve">Scientometrics</w:t>
+      </w:r>
+      <w:r>
+        <w:rPr>
+          <w:rFonts w:ascii="Times New Roman" w:cs="Times New Roman" w:eastAsia="Times New Roman" w:hAnsi="Times New Roman"/>
+          <w:i w:val="false"/>
+          <w:iCs w:val="false"/>
+          <w:sz w:val="22"/>
+          <w:szCs w:val="22"/>
+        </w:rPr>
+        <w:t xml:space="preserve">. https://doi.org/10.1007/s11192-026-05653-7</w:t>
+      </w:r>
+    </w:p>
+    <w:p>
+      <w:pPr>
+        <w:spacing w:after="200" w:line="276"/>
+        <w:ind w:left="720" w:hanging="720"/>
+      </w:pPr>
+      <w:r>
+        <w:rPr>
+          <w:rFonts w:ascii="Times New Roman" w:cs="Times New Roman" w:eastAsia="Times New Roman" w:hAnsi="Times New Roman"/>
+          <w:i w:val="false"/>
+          <w:iCs w:val="false"/>
+          <w:sz w:val="22"/>
+          <w:szCs w:val="22"/>
+        </w:rPr>
+        <w:t xml:space="preserve">Solar, D. (2026). Geography, not geology: Testing the empirical foundations of the EU critical raw materials act. </w:t>
+      </w:r>
+      <w:r>
+        <w:rPr>
+          <w:rFonts w:ascii="Times New Roman" w:cs="Times New Roman" w:eastAsia="Times New Roman" w:hAnsi="Times New Roman"/>
+          <w:i/>
+          <w:iCs/>
+          <w:sz w:val="22"/>
+          <w:szCs w:val="22"/>
+        </w:rPr>
+        <w:t xml:space="preserve">Energy Policy</w:t>
+      </w:r>
+      <w:r>
+        <w:rPr>
+          <w:rFonts w:ascii="Times New Roman" w:cs="Times New Roman" w:eastAsia="Times New Roman" w:hAnsi="Times New Roman"/>
+          <w:i w:val="false"/>
+          <w:iCs w:val="false"/>
+          <w:sz w:val="22"/>
+          <w:szCs w:val="22"/>
+        </w:rPr>
+        <w:t xml:space="preserve">, </w:t>
+      </w:r>
+      <w:r>
+        <w:rPr>
+          <w:rFonts w:ascii="Times New Roman" w:cs="Times New Roman" w:eastAsia="Times New Roman" w:hAnsi="Times New Roman"/>
+          <w:i/>
+          <w:iCs/>
+          <w:sz w:val="22"/>
+          <w:szCs w:val="22"/>
+        </w:rPr>
+        <w:t xml:space="preserve">218</w:t>
+      </w:r>
+      <w:r>
+        <w:rPr>
+          <w:rFonts w:ascii="Times New Roman" w:cs="Times New Roman" w:eastAsia="Times New Roman" w:hAnsi="Times New Roman"/>
+          <w:i w:val="false"/>
+          <w:iCs w:val="false"/>
+          <w:sz w:val="22"/>
+          <w:szCs w:val="22"/>
+        </w:rPr>
+        <w:t xml:space="preserve">, 115533</w:t>
+      </w:r>
+      <w:r>
+        <w:rPr>
+          <w:rFonts w:ascii="Times New Roman" w:cs="Times New Roman" w:eastAsia="Times New Roman" w:hAnsi="Times New Roman"/>
+          <w:i w:val="false"/>
+          <w:iCs w:val="false"/>
+          <w:sz w:val="22"/>
+          <w:szCs w:val="22"/>
+        </w:rPr>
+        <w:t xml:space="preserve">. https://doi.org/10.1016/j.enpol.2026.115533</w:t>
+      </w:r>
+    </w:p>
+    <w:p>
+      <w:pPr>
+        <w:spacing w:after="200" w:line="276"/>
+        <w:ind w:left="720" w:hanging="720"/>
+      </w:pPr>
+      <w:r>
+        <w:rPr>
+          <w:rFonts w:ascii="Times New Roman" w:cs="Times New Roman" w:eastAsia="Times New Roman" w:hAnsi="Times New Roman"/>
+          <w:i w:val="false"/>
+          <w:iCs w:val="false"/>
+          <w:sz w:val="22"/>
+          <w:szCs w:val="22"/>
+        </w:rPr>
+        <w:t xml:space="preserve">Song, W., Zhou, M., &amp; Yang, Z. (2026). Unveiling the Chinese understanding of European strategic autonomy and its policy implications: An insight from scholarly literature in China. </w:t>
+      </w:r>
+      <w:r>
+        <w:rPr>
+          <w:rFonts w:ascii="Times New Roman" w:cs="Times New Roman" w:eastAsia="Times New Roman" w:hAnsi="Times New Roman"/>
+          <w:i/>
+          <w:iCs/>
+          <w:sz w:val="22"/>
+          <w:szCs w:val="22"/>
+        </w:rPr>
+        <w:t xml:space="preserve">European Political Science</w:t>
+      </w:r>
+      <w:r>
+        <w:rPr>
+          <w:rFonts w:ascii="Times New Roman" w:cs="Times New Roman" w:eastAsia="Times New Roman" w:hAnsi="Times New Roman"/>
+          <w:i w:val="false"/>
+          <w:iCs w:val="false"/>
+          <w:sz w:val="22"/>
+          <w:szCs w:val="22"/>
+        </w:rPr>
+        <w:t xml:space="preserve">, </w:t>
+      </w:r>
+      <w:r>
+        <w:rPr>
+          <w:rFonts w:ascii="Times New Roman" w:cs="Times New Roman" w:eastAsia="Times New Roman" w:hAnsi="Times New Roman"/>
+          <w:i/>
+          <w:iCs/>
+          <w:sz w:val="22"/>
+          <w:szCs w:val="22"/>
+        </w:rPr>
+        <w:t xml:space="preserve">25</w:t>
+      </w:r>
+      <w:r>
+        <w:rPr>
+          <w:rFonts w:ascii="Times New Roman" w:cs="Times New Roman" w:eastAsia="Times New Roman" w:hAnsi="Times New Roman"/>
+          <w:i w:val="false"/>
+          <w:iCs w:val="false"/>
+          <w:sz w:val="22"/>
+          <w:szCs w:val="22"/>
+        </w:rPr>
+        <w:t xml:space="preserve">(3)</w:t>
+      </w:r>
+      <w:r>
+        <w:rPr>
+          <w:rFonts w:ascii="Times New Roman" w:cs="Times New Roman" w:eastAsia="Times New Roman" w:hAnsi="Times New Roman"/>
+          <w:i w:val="false"/>
+          <w:iCs w:val="false"/>
+          <w:sz w:val="22"/>
+          <w:szCs w:val="22"/>
+        </w:rPr>
+        <w:t xml:space="preserve">, 485–502</w:t>
+      </w:r>
+      <w:r>
+        <w:rPr>
+          <w:rFonts w:ascii="Times New Roman" w:cs="Times New Roman" w:eastAsia="Times New Roman" w:hAnsi="Times New Roman"/>
+          <w:i w:val="false"/>
+          <w:iCs w:val="false"/>
+          <w:sz w:val="22"/>
+          <w:szCs w:val="22"/>
+        </w:rPr>
+        <w:t xml:space="preserve">. https://doi.org/10.1017/s1682098326100496</w:t>
+      </w:r>
+    </w:p>
+    <w:p>
+      <w:pPr>
+        <w:spacing w:after="200" w:line="276"/>
+        <w:ind w:left="720" w:hanging="720"/>
+      </w:pPr>
+      <w:r>
+        <w:rPr>
+          <w:rFonts w:ascii="Times New Roman" w:cs="Times New Roman" w:eastAsia="Times New Roman" w:hAnsi="Times New Roman"/>
+          <w:i w:val="false"/>
+          <w:iCs w:val="false"/>
+          <w:sz w:val="22"/>
+          <w:szCs w:val="22"/>
+        </w:rPr>
+        <w:t xml:space="preserve">Spielberger, L., &amp; Howarth, D. (2026). Supranational to sovereign? The institutional development of the European Commission’s borrowing capacity since 1990. </w:t>
+      </w:r>
+      <w:r>
+        <w:rPr>
+          <w:rFonts w:ascii="Times New Roman" w:cs="Times New Roman" w:eastAsia="Times New Roman" w:hAnsi="Times New Roman"/>
+          <w:i/>
+          <w:iCs/>
+          <w:sz w:val="22"/>
+          <w:szCs w:val="22"/>
+        </w:rPr>
+        <w:t xml:space="preserve">New Political Economy</w:t>
+      </w:r>
+      <w:r>
+        <w:rPr>
+          <w:rFonts w:ascii="Times New Roman" w:cs="Times New Roman" w:eastAsia="Times New Roman" w:hAnsi="Times New Roman"/>
+          <w:i w:val="false"/>
+          <w:iCs w:val="false"/>
+          <w:sz w:val="22"/>
+          <w:szCs w:val="22"/>
+        </w:rPr>
+        <w:t xml:space="preserve">, 1–21</w:t>
+      </w:r>
+      <w:r>
+        <w:rPr>
+          <w:rFonts w:ascii="Times New Roman" w:cs="Times New Roman" w:eastAsia="Times New Roman" w:hAnsi="Times New Roman"/>
+          <w:i w:val="false"/>
+          <w:iCs w:val="false"/>
+          <w:sz w:val="22"/>
+          <w:szCs w:val="22"/>
+        </w:rPr>
+        <w:t xml:space="preserve">. https://doi.org/10.1080/13563467.2026.2709412</w:t>
+      </w:r>
+    </w:p>
+    <w:p>
+      <w:pPr>
+        <w:spacing w:after="200" w:line="276"/>
+        <w:ind w:left="720" w:hanging="720"/>
+      </w:pPr>
+      <w:r>
+        <w:rPr>
+          <w:rFonts w:ascii="Times New Roman" w:cs="Times New Roman" w:eastAsia="Times New Roman" w:hAnsi="Times New Roman"/>
+          <w:i w:val="false"/>
+          <w:iCs w:val="false"/>
+          <w:sz w:val="22"/>
+          <w:szCs w:val="22"/>
+        </w:rPr>
+        <w:t xml:space="preserve">Truby, J., Dahdal, A., Brown, R., &amp; Ibrahim, I. (2026). Diplomacy in the age of AI: Legal and strategic approaches to techno-nationalism, regulatory soft power and the AI chips race. </w:t>
+      </w:r>
+      <w:r>
+        <w:rPr>
+          <w:rFonts w:ascii="Times New Roman" w:cs="Times New Roman" w:eastAsia="Times New Roman" w:hAnsi="Times New Roman"/>
+          <w:i/>
+          <w:iCs/>
+          <w:sz w:val="22"/>
+          <w:szCs w:val="22"/>
+        </w:rPr>
+        <w:t xml:space="preserve">Research in Globalization</w:t>
+      </w:r>
+      <w:r>
+        <w:rPr>
+          <w:rFonts w:ascii="Times New Roman" w:cs="Times New Roman" w:eastAsia="Times New Roman" w:hAnsi="Times New Roman"/>
+          <w:i w:val="false"/>
+          <w:iCs w:val="false"/>
+          <w:sz w:val="22"/>
+          <w:szCs w:val="22"/>
+        </w:rPr>
+        <w:t xml:space="preserve">, </w:t>
+      </w:r>
+      <w:r>
+        <w:rPr>
+          <w:rFonts w:ascii="Times New Roman" w:cs="Times New Roman" w:eastAsia="Times New Roman" w:hAnsi="Times New Roman"/>
+          <w:i/>
+          <w:iCs/>
+          <w:sz w:val="22"/>
+          <w:szCs w:val="22"/>
+        </w:rPr>
+        <w:t xml:space="preserve">12</w:t>
+      </w:r>
+      <w:r>
+        <w:rPr>
+          <w:rFonts w:ascii="Times New Roman" w:cs="Times New Roman" w:eastAsia="Times New Roman" w:hAnsi="Times New Roman"/>
+          <w:i w:val="false"/>
+          <w:iCs w:val="false"/>
+          <w:sz w:val="22"/>
+          <w:szCs w:val="22"/>
+        </w:rPr>
+        <w:t xml:space="preserve">, 100335</w:t>
+      </w:r>
+      <w:r>
+        <w:rPr>
+          <w:rFonts w:ascii="Times New Roman" w:cs="Times New Roman" w:eastAsia="Times New Roman" w:hAnsi="Times New Roman"/>
+          <w:i w:val="false"/>
+          <w:iCs w:val="false"/>
+          <w:sz w:val="22"/>
+          <w:szCs w:val="22"/>
+        </w:rPr>
+        <w:t xml:space="preserve">. https://doi.org/10.1016/j.resglo.2026.100335</w:t>
+      </w:r>
+    </w:p>
+    <w:p>
+      <w:pPr>
+        <w:spacing w:after="200" w:line="276"/>
+        <w:ind w:left="720" w:hanging="720"/>
+      </w:pPr>
+      <w:r>
+        <w:rPr>
+          <w:rFonts w:ascii="Times New Roman" w:cs="Times New Roman" w:eastAsia="Times New Roman" w:hAnsi="Times New Roman"/>
+          <w:i w:val="false"/>
+          <w:iCs w:val="false"/>
+          <w:sz w:val="22"/>
+          <w:szCs w:val="22"/>
+        </w:rPr>
+        <w:t xml:space="preserve">Tsogbadrakh, K. (2026). Navigating Science Diplomacy in a Multipolar World: Analyzing Mongolia's International Research Partnerships through Clark's Triangle of Coordination. </w:t>
+      </w:r>
+      <w:r>
+        <w:rPr>
+          <w:rFonts w:ascii="Times New Roman" w:cs="Times New Roman" w:eastAsia="Times New Roman" w:hAnsi="Times New Roman"/>
+          <w:i/>
+          <w:iCs/>
+          <w:sz w:val="22"/>
+          <w:szCs w:val="22"/>
+        </w:rPr>
+        <w:t xml:space="preserve">Bulletin of Science, Technology &amp; Society</w:t>
+      </w:r>
+      <w:r>
+        <w:rPr>
+          <w:rFonts w:ascii="Times New Roman" w:cs="Times New Roman" w:eastAsia="Times New Roman" w:hAnsi="Times New Roman"/>
+          <w:i w:val="false"/>
+          <w:iCs w:val="false"/>
+          <w:sz w:val="22"/>
+          <w:szCs w:val="22"/>
+        </w:rPr>
+        <w:t xml:space="preserve">. https://doi.org/10.1177/02704676261468214</w:t>
+      </w:r>
+    </w:p>
+    <w:p>
+      <w:pPr>
+        <w:spacing w:after="200" w:line="276"/>
+        <w:ind w:left="720" w:hanging="720"/>
+      </w:pPr>
+      <w:r>
+        <w:rPr>
+          <w:rFonts w:ascii="Times New Roman" w:cs="Times New Roman" w:eastAsia="Times New Roman" w:hAnsi="Times New Roman"/>
+          <w:i w:val="false"/>
+          <w:iCs w:val="false"/>
+          <w:sz w:val="22"/>
+          <w:szCs w:val="22"/>
+        </w:rPr>
+        <w:t xml:space="preserve">Tuna, F. (2026). Strategic autonomy without strategic depth? European defence supply chains, military-industrial cooperation, and the central and eastern European constraint. </w:t>
+      </w:r>
+      <w:r>
+        <w:rPr>
+          <w:rFonts w:ascii="Times New Roman" w:cs="Times New Roman" w:eastAsia="Times New Roman" w:hAnsi="Times New Roman"/>
+          <w:i/>
+          <w:iCs/>
+          <w:sz w:val="22"/>
+          <w:szCs w:val="22"/>
+        </w:rPr>
+        <w:t xml:space="preserve">New Perspectives</w:t>
+      </w:r>
+      <w:r>
+        <w:rPr>
+          <w:rFonts w:ascii="Times New Roman" w:cs="Times New Roman" w:eastAsia="Times New Roman" w:hAnsi="Times New Roman"/>
+          <w:i w:val="false"/>
+          <w:iCs w:val="false"/>
+          <w:sz w:val="22"/>
+          <w:szCs w:val="22"/>
+        </w:rPr>
+        <w:t xml:space="preserve">, </w:t>
+      </w:r>
+      <w:r>
+        <w:rPr>
+          <w:rFonts w:ascii="Times New Roman" w:cs="Times New Roman" w:eastAsia="Times New Roman" w:hAnsi="Times New Roman"/>
+          <w:i/>
+          <w:iCs/>
+          <w:sz w:val="22"/>
+          <w:szCs w:val="22"/>
+        </w:rPr>
+        <w:t xml:space="preserve">34</w:t>
+      </w:r>
+      <w:r>
+        <w:rPr>
+          <w:rFonts w:ascii="Times New Roman" w:cs="Times New Roman" w:eastAsia="Times New Roman" w:hAnsi="Times New Roman"/>
+          <w:i w:val="false"/>
+          <w:iCs w:val="false"/>
+          <w:sz w:val="22"/>
+          <w:szCs w:val="22"/>
+        </w:rPr>
+        <w:t xml:space="preserve">(3)</w:t>
+      </w:r>
+      <w:r>
+        <w:rPr>
+          <w:rFonts w:ascii="Times New Roman" w:cs="Times New Roman" w:eastAsia="Times New Roman" w:hAnsi="Times New Roman"/>
+          <w:i w:val="false"/>
+          <w:iCs w:val="false"/>
+          <w:sz w:val="22"/>
+          <w:szCs w:val="22"/>
+        </w:rPr>
+        <w:t xml:space="preserve">, 281–295</w:t>
+      </w:r>
+      <w:r>
+        <w:rPr>
+          <w:rFonts w:ascii="Times New Roman" w:cs="Times New Roman" w:eastAsia="Times New Roman" w:hAnsi="Times New Roman"/>
+          <w:i w:val="false"/>
+          <w:iCs w:val="false"/>
+          <w:sz w:val="22"/>
+          <w:szCs w:val="22"/>
+        </w:rPr>
+        <w:t xml:space="preserve">. https://doi.org/10.1177/2336825x261468733</w:t>
+      </w:r>
+    </w:p>
+    <w:p>
+      <w:pPr>
+        <w:spacing w:after="200" w:line="276"/>
+        <w:ind w:left="720" w:hanging="720"/>
+      </w:pPr>
+      <w:r>
+        <w:rPr>
+          <w:rFonts w:ascii="Times New Roman" w:cs="Times New Roman" w:eastAsia="Times New Roman" w:hAnsi="Times New Roman"/>
+          <w:i w:val="false"/>
+          <w:iCs w:val="false"/>
+          <w:sz w:val="22"/>
+          <w:szCs w:val="22"/>
+        </w:rPr>
+        <w:t xml:space="preserve">Tung, L. T., &amp; Thang, P. N. (2026). How do innovation and technological development affect national competitiveness? A global study. </w:t>
+      </w:r>
+      <w:r>
+        <w:rPr>
+          <w:rFonts w:ascii="Times New Roman" w:cs="Times New Roman" w:eastAsia="Times New Roman" w:hAnsi="Times New Roman"/>
+          <w:i/>
+          <w:iCs/>
+          <w:sz w:val="22"/>
+          <w:szCs w:val="22"/>
+        </w:rPr>
+        <w:t xml:space="preserve">Journal of Science and Technology Policy Management</w:t>
+      </w:r>
+      <w:r>
+        <w:rPr>
+          <w:rFonts w:ascii="Times New Roman" w:cs="Times New Roman" w:eastAsia="Times New Roman" w:hAnsi="Times New Roman"/>
+          <w:i w:val="false"/>
+          <w:iCs w:val="false"/>
+          <w:sz w:val="22"/>
+          <w:szCs w:val="22"/>
+        </w:rPr>
+        <w:t xml:space="preserve">, 1–21</w:t>
+      </w:r>
+      <w:r>
+        <w:rPr>
+          <w:rFonts w:ascii="Times New Roman" w:cs="Times New Roman" w:eastAsia="Times New Roman" w:hAnsi="Times New Roman"/>
+          <w:i w:val="false"/>
+          <w:iCs w:val="false"/>
+          <w:sz w:val="22"/>
+          <w:szCs w:val="22"/>
+        </w:rPr>
+        <w:t xml:space="preserve">. https://doi.org/10.1108/jstpm-06-2025-0255</w:t>
+      </w:r>
+    </w:p>
+    <w:p>
+      <w:pPr>
+        <w:spacing w:after="200" w:line="276"/>
+        <w:ind w:left="720" w:hanging="720"/>
+      </w:pPr>
+      <w:r>
+        <w:rPr>
+          <w:rFonts w:ascii="Times New Roman" w:cs="Times New Roman" w:eastAsia="Times New Roman" w:hAnsi="Times New Roman"/>
+          <w:i w:val="false"/>
+          <w:iCs w:val="false"/>
+          <w:sz w:val="22"/>
+          <w:szCs w:val="22"/>
+        </w:rPr>
+        <w:t xml:space="preserve">Vandome, C. (2026). Mining is dead. Long live geopolitical mining: why critical minerals and strategic power will define the next global order. </w:t>
+      </w:r>
+      <w:r>
+        <w:rPr>
+          <w:rFonts w:ascii="Times New Roman" w:cs="Times New Roman" w:eastAsia="Times New Roman" w:hAnsi="Times New Roman"/>
+          <w:i/>
+          <w:iCs/>
+          <w:sz w:val="22"/>
+          <w:szCs w:val="22"/>
+        </w:rPr>
+        <w:t xml:space="preserve">International Affairs</w:t>
+      </w:r>
+      <w:r>
+        <w:rPr>
+          <w:rFonts w:ascii="Times New Roman" w:cs="Times New Roman" w:eastAsia="Times New Roman" w:hAnsi="Times New Roman"/>
+          <w:i w:val="false"/>
+          <w:iCs w:val="false"/>
+          <w:sz w:val="22"/>
+          <w:szCs w:val="22"/>
+        </w:rPr>
+        <w:t xml:space="preserve">, </w:t>
+      </w:r>
+      <w:r>
+        <w:rPr>
+          <w:rFonts w:ascii="Times New Roman" w:cs="Times New Roman" w:eastAsia="Times New Roman" w:hAnsi="Times New Roman"/>
+          <w:i/>
+          <w:iCs/>
+          <w:sz w:val="22"/>
+          <w:szCs w:val="22"/>
+        </w:rPr>
+        <w:t xml:space="preserve">102</w:t>
+      </w:r>
+      <w:r>
+        <w:rPr>
+          <w:rFonts w:ascii="Times New Roman" w:cs="Times New Roman" w:eastAsia="Times New Roman" w:hAnsi="Times New Roman"/>
+          <w:i w:val="false"/>
+          <w:iCs w:val="false"/>
+          <w:sz w:val="22"/>
+          <w:szCs w:val="22"/>
+        </w:rPr>
+        <w:t xml:space="preserve">(4)</w:t>
+      </w:r>
+      <w:r>
+        <w:rPr>
+          <w:rFonts w:ascii="Times New Roman" w:cs="Times New Roman" w:eastAsia="Times New Roman" w:hAnsi="Times New Roman"/>
+          <w:i w:val="false"/>
+          <w:iCs w:val="false"/>
+          <w:sz w:val="22"/>
+          <w:szCs w:val="22"/>
+        </w:rPr>
+        <w:t xml:space="preserve">, 1446–1448</w:t>
+      </w:r>
+      <w:r>
+        <w:rPr>
+          <w:rFonts w:ascii="Times New Roman" w:cs="Times New Roman" w:eastAsia="Times New Roman" w:hAnsi="Times New Roman"/>
+          <w:i w:val="false"/>
+          <w:iCs w:val="false"/>
+          <w:sz w:val="22"/>
+          <w:szCs w:val="22"/>
+        </w:rPr>
+        <w:t xml:space="preserve">. https://doi.org/10.1093/ia/iiag102</w:t>
+      </w:r>
+    </w:p>
+    <w:p>
+      <w:pPr>
+        <w:spacing w:after="200" w:line="276"/>
+        <w:ind w:left="720" w:hanging="720"/>
+      </w:pPr>
+      <w:r>
+        <w:rPr>
+          <w:rFonts w:ascii="Times New Roman" w:cs="Times New Roman" w:eastAsia="Times New Roman" w:hAnsi="Times New Roman"/>
+          <w:i w:val="false"/>
+          <w:iCs w:val="false"/>
+          <w:sz w:val="22"/>
+          <w:szCs w:val="22"/>
+        </w:rPr>
+        <w:t xml:space="preserve">Vanhoonacker, S., Christiansen, T., &amp; Lucenti, F. (2026). The European Union’s Approach to Strategic Technology Governance: The Case of AI. </w:t>
+      </w:r>
+      <w:r>
+        <w:rPr>
+          <w:rFonts w:ascii="Times New Roman" w:cs="Times New Roman" w:eastAsia="Times New Roman" w:hAnsi="Times New Roman"/>
+          <w:i/>
+          <w:iCs/>
+          <w:sz w:val="22"/>
+          <w:szCs w:val="22"/>
+        </w:rPr>
+        <w:t xml:space="preserve">Geopolitics</w:t>
+      </w:r>
+      <w:r>
+        <w:rPr>
+          <w:rFonts w:ascii="Times New Roman" w:cs="Times New Roman" w:eastAsia="Times New Roman" w:hAnsi="Times New Roman"/>
+          <w:i w:val="false"/>
+          <w:iCs w:val="false"/>
+          <w:sz w:val="22"/>
+          <w:szCs w:val="22"/>
+        </w:rPr>
+        <w:t xml:space="preserve">, 1–23</w:t>
+      </w:r>
+      <w:r>
+        <w:rPr>
+          <w:rFonts w:ascii="Times New Roman" w:cs="Times New Roman" w:eastAsia="Times New Roman" w:hAnsi="Times New Roman"/>
+          <w:i w:val="false"/>
+          <w:iCs w:val="false"/>
+          <w:sz w:val="22"/>
+          <w:szCs w:val="22"/>
+        </w:rPr>
+        <w:t xml:space="preserve">. https://doi.org/10.1080/14650045.2026.2661676</w:t>
+      </w:r>
+    </w:p>
+    <w:p>
+      <w:pPr>
+        <w:spacing w:after="200" w:line="276"/>
+        <w:ind w:left="720" w:hanging="720"/>
+      </w:pPr>
+      <w:r>
+        <w:rPr>
+          <w:rFonts w:ascii="Times New Roman" w:cs="Times New Roman" w:eastAsia="Times New Roman" w:hAnsi="Times New Roman"/>
+          <w:i w:val="false"/>
+          <w:iCs w:val="false"/>
+          <w:sz w:val="22"/>
+          <w:szCs w:val="22"/>
+        </w:rPr>
+        <w:t xml:space="preserve">Vanino, E., Douch, M., &amp; Çakmak, I. (2026). Political, economic and research disintegration: The impact of geopolitical uncertainty on innovation and cross-border R&amp;D collaborations. </w:t>
+      </w:r>
+      <w:r>
+        <w:rPr>
+          <w:rFonts w:ascii="Times New Roman" w:cs="Times New Roman" w:eastAsia="Times New Roman" w:hAnsi="Times New Roman"/>
+          <w:i/>
+          <w:iCs/>
+          <w:sz w:val="22"/>
+          <w:szCs w:val="22"/>
+        </w:rPr>
+        <w:t xml:space="preserve">Research Policy</w:t>
+      </w:r>
+      <w:r>
+        <w:rPr>
+          <w:rFonts w:ascii="Times New Roman" w:cs="Times New Roman" w:eastAsia="Times New Roman" w:hAnsi="Times New Roman"/>
+          <w:i w:val="false"/>
+          <w:iCs w:val="false"/>
+          <w:sz w:val="22"/>
+          <w:szCs w:val="22"/>
+        </w:rPr>
+        <w:t xml:space="preserve">, </w:t>
+      </w:r>
+      <w:r>
+        <w:rPr>
+          <w:rFonts w:ascii="Times New Roman" w:cs="Times New Roman" w:eastAsia="Times New Roman" w:hAnsi="Times New Roman"/>
+          <w:i/>
+          <w:iCs/>
+          <w:sz w:val="22"/>
+          <w:szCs w:val="22"/>
+        </w:rPr>
+        <w:t xml:space="preserve">55</w:t>
+      </w:r>
+      <w:r>
+        <w:rPr>
+          <w:rFonts w:ascii="Times New Roman" w:cs="Times New Roman" w:eastAsia="Times New Roman" w:hAnsi="Times New Roman"/>
+          <w:i w:val="false"/>
+          <w:iCs w:val="false"/>
+          <w:sz w:val="22"/>
+          <w:szCs w:val="22"/>
+        </w:rPr>
+        <w:t xml:space="preserve">(5)</w:t>
+      </w:r>
+      <w:r>
+        <w:rPr>
+          <w:rFonts w:ascii="Times New Roman" w:cs="Times New Roman" w:eastAsia="Times New Roman" w:hAnsi="Times New Roman"/>
+          <w:i w:val="false"/>
+          <w:iCs w:val="false"/>
+          <w:sz w:val="22"/>
+          <w:szCs w:val="22"/>
+        </w:rPr>
+        <w:t xml:space="preserve">, 105471</w:t>
+      </w:r>
+      <w:r>
+        <w:rPr>
+          <w:rFonts w:ascii="Times New Roman" w:cs="Times New Roman" w:eastAsia="Times New Roman" w:hAnsi="Times New Roman"/>
+          <w:i w:val="false"/>
+          <w:iCs w:val="false"/>
+          <w:sz w:val="22"/>
+          <w:szCs w:val="22"/>
+        </w:rPr>
+        <w:t xml:space="preserve">. https://doi.org/10.1016/j.respol.2026.105471</w:t>
+      </w:r>
+    </w:p>
+    <w:p>
+      <w:pPr>
+        <w:spacing w:after="200" w:line="276"/>
+        <w:ind w:left="720" w:hanging="720"/>
+      </w:pPr>
+      <w:r>
+        <w:rPr>
+          <w:rFonts w:ascii="Times New Roman" w:cs="Times New Roman" w:eastAsia="Times New Roman" w:hAnsi="Times New Roman"/>
+          <w:i w:val="false"/>
+          <w:iCs w:val="false"/>
+          <w:sz w:val="22"/>
+          <w:szCs w:val="22"/>
+        </w:rPr>
+        <w:t xml:space="preserve">Veselinovič, J., &amp; De Graaff, N. (2026). Geoeconomic Exposure and EU Industrial Policy: Export Dependence Amid US–China Techno‐Nationalist Rivalry. </w:t>
+      </w:r>
+      <w:r>
+        <w:rPr>
+          <w:rFonts w:ascii="Times New Roman" w:cs="Times New Roman" w:eastAsia="Times New Roman" w:hAnsi="Times New Roman"/>
+          <w:i/>
+          <w:iCs/>
+          <w:sz w:val="22"/>
+          <w:szCs w:val="22"/>
+        </w:rPr>
+        <w:t xml:space="preserve">Politics and Governance</w:t>
+      </w:r>
+      <w:r>
+        <w:rPr>
+          <w:rFonts w:ascii="Times New Roman" w:cs="Times New Roman" w:eastAsia="Times New Roman" w:hAnsi="Times New Roman"/>
+          <w:i w:val="false"/>
+          <w:iCs w:val="false"/>
+          <w:sz w:val="22"/>
+          <w:szCs w:val="22"/>
+        </w:rPr>
+        <w:t xml:space="preserve">, </w:t>
+      </w:r>
+      <w:r>
+        <w:rPr>
+          <w:rFonts w:ascii="Times New Roman" w:cs="Times New Roman" w:eastAsia="Times New Roman" w:hAnsi="Times New Roman"/>
+          <w:i/>
+          <w:iCs/>
+          <w:sz w:val="22"/>
+          <w:szCs w:val="22"/>
+        </w:rPr>
+        <w:t xml:space="preserve">14</w:t>
+      </w:r>
+      <w:r>
+        <w:rPr>
+          <w:rFonts w:ascii="Times New Roman" w:cs="Times New Roman" w:eastAsia="Times New Roman" w:hAnsi="Times New Roman"/>
+          <w:i w:val="false"/>
+          <w:iCs w:val="false"/>
+          <w:sz w:val="22"/>
+          <w:szCs w:val="22"/>
+        </w:rPr>
+        <w:t xml:space="preserve">. https://doi.org/10.17645/pag.11403</w:t>
+      </w:r>
+    </w:p>
+    <w:p>
+      <w:pPr>
+        <w:spacing w:after="200" w:line="276"/>
+        <w:ind w:left="720" w:hanging="720"/>
+      </w:pPr>
+      <w:r>
+        <w:rPr>
+          <w:rFonts w:ascii="Times New Roman" w:cs="Times New Roman" w:eastAsia="Times New Roman" w:hAnsi="Times New Roman"/>
+          <w:i w:val="false"/>
+          <w:iCs w:val="false"/>
+          <w:sz w:val="22"/>
+          <w:szCs w:val="22"/>
+        </w:rPr>
+        <w:t xml:space="preserve">Veselitskaya, N., &amp; Malekova, D. (2026). Governance logics and foresight functions: European strategic foresight in contrastive perspective. </w:t>
+      </w:r>
+      <w:r>
+        <w:rPr>
+          <w:rFonts w:ascii="Times New Roman" w:cs="Times New Roman" w:eastAsia="Times New Roman" w:hAnsi="Times New Roman"/>
+          <w:i/>
+          <w:iCs/>
+          <w:sz w:val="22"/>
+          <w:szCs w:val="22"/>
+        </w:rPr>
+        <w:t xml:space="preserve">European Journal of Futures Research</w:t>
+      </w:r>
+      <w:r>
+        <w:rPr>
+          <w:rFonts w:ascii="Times New Roman" w:cs="Times New Roman" w:eastAsia="Times New Roman" w:hAnsi="Times New Roman"/>
+          <w:i w:val="false"/>
+          <w:iCs w:val="false"/>
+          <w:sz w:val="22"/>
+          <w:szCs w:val="22"/>
+        </w:rPr>
+        <w:t xml:space="preserve">, </w:t>
+      </w:r>
+      <w:r>
+        <w:rPr>
+          <w:rFonts w:ascii="Times New Roman" w:cs="Times New Roman" w:eastAsia="Times New Roman" w:hAnsi="Times New Roman"/>
+          <w:i/>
+          <w:iCs/>
+          <w:sz w:val="22"/>
+          <w:szCs w:val="22"/>
+        </w:rPr>
+        <w:t xml:space="preserve">14</w:t>
+      </w:r>
+      <w:r>
+        <w:rPr>
+          <w:rFonts w:ascii="Times New Roman" w:cs="Times New Roman" w:eastAsia="Times New Roman" w:hAnsi="Times New Roman"/>
+          <w:i w:val="false"/>
+          <w:iCs w:val="false"/>
+          <w:sz w:val="22"/>
+          <w:szCs w:val="22"/>
+        </w:rPr>
+        <w:t xml:space="preserve">(1)</w:t>
+      </w:r>
+      <w:r>
+        <w:rPr>
+          <w:rFonts w:ascii="Times New Roman" w:cs="Times New Roman" w:eastAsia="Times New Roman" w:hAnsi="Times New Roman"/>
+          <w:i w:val="false"/>
+          <w:iCs w:val="false"/>
+          <w:sz w:val="22"/>
+          <w:szCs w:val="22"/>
+        </w:rPr>
+        <w:t xml:space="preserve">. https://doi.org/10.1186/s40309-026-00278-8</w:t>
+      </w:r>
+    </w:p>
+    <w:p>
+      <w:pPr>
+        <w:spacing w:after="200" w:line="276"/>
+        <w:ind w:left="720" w:hanging="720"/>
+      </w:pPr>
+      <w:r>
+        <w:rPr>
+          <w:rFonts w:ascii="Times New Roman" w:cs="Times New Roman" w:eastAsia="Times New Roman" w:hAnsi="Times New Roman"/>
+          <w:i w:val="false"/>
+          <w:iCs w:val="false"/>
+          <w:sz w:val="22"/>
+          <w:szCs w:val="22"/>
+        </w:rPr>
+        <w:t xml:space="preserve">Villalobos, P., &amp; Labraña, J. (2026). Translating global innovation scripts: science and innovation policy and organisational change in Chilean universities. </w:t>
+      </w:r>
+      <w:r>
+        <w:rPr>
+          <w:rFonts w:ascii="Times New Roman" w:cs="Times New Roman" w:eastAsia="Times New Roman" w:hAnsi="Times New Roman"/>
+          <w:i/>
+          <w:iCs/>
+          <w:sz w:val="22"/>
+          <w:szCs w:val="22"/>
+        </w:rPr>
+        <w:t xml:space="preserve">Science and Public Policy</w:t>
+      </w:r>
+      <w:r>
+        <w:rPr>
+          <w:rFonts w:ascii="Times New Roman" w:cs="Times New Roman" w:eastAsia="Times New Roman" w:hAnsi="Times New Roman"/>
+          <w:i w:val="false"/>
+          <w:iCs w:val="false"/>
+          <w:sz w:val="22"/>
+          <w:szCs w:val="22"/>
+        </w:rPr>
+        <w:t xml:space="preserve">. https://doi.org/10.1093/scipol/scag059</w:t>
+      </w:r>
+    </w:p>
+    <w:p>
+      <w:pPr>
+        <w:spacing w:after="200" w:line="276"/>
+        <w:ind w:left="720" w:hanging="720"/>
+      </w:pPr>
+      <w:r>
+        <w:rPr>
+          <w:rFonts w:ascii="Times New Roman" w:cs="Times New Roman" w:eastAsia="Times New Roman" w:hAnsi="Times New Roman"/>
+          <w:i w:val="false"/>
+          <w:iCs w:val="false"/>
+          <w:sz w:val="22"/>
+          <w:szCs w:val="22"/>
+        </w:rPr>
+        <w:t xml:space="preserve">Violakis, P. (2026). European strategic autonomy revisited: Europeanisation, identity and limits to defence integration. </w:t>
+      </w:r>
+      <w:r>
+        <w:rPr>
+          <w:rFonts w:ascii="Times New Roman" w:cs="Times New Roman" w:eastAsia="Times New Roman" w:hAnsi="Times New Roman"/>
+          <w:i/>
+          <w:iCs/>
+          <w:sz w:val="22"/>
+          <w:szCs w:val="22"/>
+        </w:rPr>
+        <w:t xml:space="preserve">New Perspectives</w:t>
+      </w:r>
+      <w:r>
+        <w:rPr>
+          <w:rFonts w:ascii="Times New Roman" w:cs="Times New Roman" w:eastAsia="Times New Roman" w:hAnsi="Times New Roman"/>
+          <w:i w:val="false"/>
+          <w:iCs w:val="false"/>
+          <w:sz w:val="22"/>
+          <w:szCs w:val="22"/>
+        </w:rPr>
+        <w:t xml:space="preserve">, </w:t>
+      </w:r>
+      <w:r>
+        <w:rPr>
+          <w:rFonts w:ascii="Times New Roman" w:cs="Times New Roman" w:eastAsia="Times New Roman" w:hAnsi="Times New Roman"/>
+          <w:i/>
+          <w:iCs/>
+          <w:sz w:val="22"/>
+          <w:szCs w:val="22"/>
+        </w:rPr>
+        <w:t xml:space="preserve">34</w:t>
+      </w:r>
+      <w:r>
+        <w:rPr>
+          <w:rFonts w:ascii="Times New Roman" w:cs="Times New Roman" w:eastAsia="Times New Roman" w:hAnsi="Times New Roman"/>
+          <w:i w:val="false"/>
+          <w:iCs w:val="false"/>
+          <w:sz w:val="22"/>
+          <w:szCs w:val="22"/>
+        </w:rPr>
+        <w:t xml:space="preserve">(3)</w:t>
+      </w:r>
+      <w:r>
+        <w:rPr>
+          <w:rFonts w:ascii="Times New Roman" w:cs="Times New Roman" w:eastAsia="Times New Roman" w:hAnsi="Times New Roman"/>
+          <w:i w:val="false"/>
+          <w:iCs w:val="false"/>
+          <w:sz w:val="22"/>
+          <w:szCs w:val="22"/>
+        </w:rPr>
+        <w:t xml:space="preserve">, 296–323</w:t>
+      </w:r>
+      <w:r>
+        <w:rPr>
+          <w:rFonts w:ascii="Times New Roman" w:cs="Times New Roman" w:eastAsia="Times New Roman" w:hAnsi="Times New Roman"/>
+          <w:i w:val="false"/>
+          <w:iCs w:val="false"/>
+          <w:sz w:val="22"/>
+          <w:szCs w:val="22"/>
+        </w:rPr>
+        <w:t xml:space="preserve">. https://doi.org/10.1177/2336825x261472278</w:t>
+      </w:r>
+    </w:p>
+    <w:p>
+      <w:pPr>
+        <w:spacing w:after="200" w:line="276"/>
+        <w:ind w:left="720" w:hanging="720"/>
+      </w:pPr>
+      <w:r>
+        <w:rPr>
+          <w:rFonts w:ascii="Times New Roman" w:cs="Times New Roman" w:eastAsia="Times New Roman" w:hAnsi="Times New Roman"/>
+          <w:i w:val="false"/>
+          <w:iCs w:val="false"/>
+          <w:sz w:val="22"/>
+          <w:szCs w:val="22"/>
+        </w:rPr>
+        <w:t xml:space="preserve">Walker-Munro, B. (2026). Research security by roundtable: analysis of Germany’s committees for the ethics of security-relevant research. </w:t>
+      </w:r>
+      <w:r>
+        <w:rPr>
+          <w:rFonts w:ascii="Times New Roman" w:cs="Times New Roman" w:eastAsia="Times New Roman" w:hAnsi="Times New Roman"/>
+          <w:i/>
+          <w:iCs/>
+          <w:sz w:val="22"/>
+          <w:szCs w:val="22"/>
+        </w:rPr>
+        <w:t xml:space="preserve">Science and Public Policy</w:t>
+      </w:r>
+      <w:r>
+        <w:rPr>
+          <w:rFonts w:ascii="Times New Roman" w:cs="Times New Roman" w:eastAsia="Times New Roman" w:hAnsi="Times New Roman"/>
+          <w:i w:val="false"/>
+          <w:iCs w:val="false"/>
+          <w:sz w:val="22"/>
+          <w:szCs w:val="22"/>
+        </w:rPr>
+        <w:t xml:space="preserve">. https://doi.org/10.1093/scipol/scag028</w:t>
+      </w:r>
+    </w:p>
+    <w:p>
+      <w:pPr>
+        <w:spacing w:after="200" w:line="276"/>
+        <w:ind w:left="720" w:hanging="720"/>
+      </w:pPr>
+      <w:r>
+        <w:rPr>
+          <w:rFonts w:ascii="Times New Roman" w:cs="Times New Roman" w:eastAsia="Times New Roman" w:hAnsi="Times New Roman"/>
+          <w:i w:val="false"/>
+          <w:iCs w:val="false"/>
+          <w:sz w:val="22"/>
+          <w:szCs w:val="22"/>
+        </w:rPr>
+        <w:t xml:space="preserve">Walker‐Munro, B., &amp; Bachmann, S. D. (2026). Universities as the Next Counterintelligence Battleground in Geopolitical Contests. </w:t>
+      </w:r>
+      <w:r>
+        <w:rPr>
+          <w:rFonts w:ascii="Times New Roman" w:cs="Times New Roman" w:eastAsia="Times New Roman" w:hAnsi="Times New Roman"/>
+          <w:i/>
+          <w:iCs/>
+          <w:sz w:val="22"/>
+          <w:szCs w:val="22"/>
+        </w:rPr>
+        <w:t xml:space="preserve">Global Policy</w:t>
+      </w:r>
+      <w:r>
+        <w:rPr>
+          <w:rFonts w:ascii="Times New Roman" w:cs="Times New Roman" w:eastAsia="Times New Roman" w:hAnsi="Times New Roman"/>
+          <w:i w:val="false"/>
+          <w:iCs w:val="false"/>
+          <w:sz w:val="22"/>
+          <w:szCs w:val="22"/>
+        </w:rPr>
+        <w:t xml:space="preserve">, </w:t>
+      </w:r>
+      <w:r>
+        <w:rPr>
+          <w:rFonts w:ascii="Times New Roman" w:cs="Times New Roman" w:eastAsia="Times New Roman" w:hAnsi="Times New Roman"/>
+          <w:i/>
+          <w:iCs/>
+          <w:sz w:val="22"/>
+          <w:szCs w:val="22"/>
+        </w:rPr>
+        <w:t xml:space="preserve">17</w:t>
+      </w:r>
+      <w:r>
+        <w:rPr>
+          <w:rFonts w:ascii="Times New Roman" w:cs="Times New Roman" w:eastAsia="Times New Roman" w:hAnsi="Times New Roman"/>
+          <w:i w:val="false"/>
+          <w:iCs w:val="false"/>
+          <w:sz w:val="22"/>
+          <w:szCs w:val="22"/>
+        </w:rPr>
+        <w:t xml:space="preserve">(4)</w:t>
+      </w:r>
+      <w:r>
+        <w:rPr>
+          <w:rFonts w:ascii="Times New Roman" w:cs="Times New Roman" w:eastAsia="Times New Roman" w:hAnsi="Times New Roman"/>
+          <w:i w:val="false"/>
+          <w:iCs w:val="false"/>
+          <w:sz w:val="22"/>
+          <w:szCs w:val="22"/>
+        </w:rPr>
+        <w:t xml:space="preserve">, 734–743</w:t>
+      </w:r>
+      <w:r>
+        <w:rPr>
+          <w:rFonts w:ascii="Times New Roman" w:cs="Times New Roman" w:eastAsia="Times New Roman" w:hAnsi="Times New Roman"/>
+          <w:i w:val="false"/>
+          <w:iCs w:val="false"/>
+          <w:sz w:val="22"/>
+          <w:szCs w:val="22"/>
+        </w:rPr>
+        <w:t xml:space="preserve">. https://doi.org/10.1111/1758-5899.70167</w:t>
+      </w:r>
+    </w:p>
+    <w:p>
+      <w:pPr>
+        <w:spacing w:after="200" w:line="276"/>
+        <w:ind w:left="720" w:hanging="720"/>
+      </w:pPr>
+      <w:r>
+        <w:rPr>
+          <w:rFonts w:ascii="Times New Roman" w:cs="Times New Roman" w:eastAsia="Times New Roman" w:hAnsi="Times New Roman"/>
+          <w:i w:val="false"/>
+          <w:iCs w:val="false"/>
+          <w:sz w:val="22"/>
+          <w:szCs w:val="22"/>
+        </w:rPr>
+        <w:t xml:space="preserve">Wang, Q., &amp; Fan, F. (2026). Bringing manufacturing back? Implementation of Taiwan Semiconductor Manufacturing Company’s investment in Arizona. </w:t>
+      </w:r>
+      <w:r>
+        <w:rPr>
+          <w:rFonts w:ascii="Times New Roman" w:cs="Times New Roman" w:eastAsia="Times New Roman" w:hAnsi="Times New Roman"/>
+          <w:i/>
+          <w:iCs/>
+          <w:sz w:val="22"/>
+          <w:szCs w:val="22"/>
+        </w:rPr>
+        <w:t xml:space="preserve">Regional Studies</w:t>
+      </w:r>
+      <w:r>
+        <w:rPr>
+          <w:rFonts w:ascii="Times New Roman" w:cs="Times New Roman" w:eastAsia="Times New Roman" w:hAnsi="Times New Roman"/>
+          <w:i w:val="false"/>
+          <w:iCs w:val="false"/>
+          <w:sz w:val="22"/>
+          <w:szCs w:val="22"/>
+        </w:rPr>
+        <w:t xml:space="preserve">, </w:t>
+      </w:r>
+      <w:r>
+        <w:rPr>
+          <w:rFonts w:ascii="Times New Roman" w:cs="Times New Roman" w:eastAsia="Times New Roman" w:hAnsi="Times New Roman"/>
+          <w:i/>
+          <w:iCs/>
+          <w:sz w:val="22"/>
+          <w:szCs w:val="22"/>
+        </w:rPr>
+        <w:t xml:space="preserve">60</w:t>
+      </w:r>
+      <w:r>
+        <w:rPr>
+          <w:rFonts w:ascii="Times New Roman" w:cs="Times New Roman" w:eastAsia="Times New Roman" w:hAnsi="Times New Roman"/>
+          <w:i w:val="false"/>
+          <w:iCs w:val="false"/>
+          <w:sz w:val="22"/>
+          <w:szCs w:val="22"/>
+        </w:rPr>
+        <w:t xml:space="preserve">(1)</w:t>
+      </w:r>
+      <w:r>
+        <w:rPr>
+          <w:rFonts w:ascii="Times New Roman" w:cs="Times New Roman" w:eastAsia="Times New Roman" w:hAnsi="Times New Roman"/>
+          <w:i w:val="false"/>
+          <w:iCs w:val="false"/>
+          <w:sz w:val="22"/>
+          <w:szCs w:val="22"/>
+        </w:rPr>
+        <w:t xml:space="preserve">. https://doi.org/10.1080/00343404.2026.2716799</w:t>
+      </w:r>
+    </w:p>
+    <w:p>
+      <w:pPr>
+        <w:spacing w:after="200" w:line="276"/>
+        <w:ind w:left="720" w:hanging="720"/>
+      </w:pPr>
+      <w:r>
+        <w:rPr>
+          <w:rFonts w:ascii="Times New Roman" w:cs="Times New Roman" w:eastAsia="Times New Roman" w:hAnsi="Times New Roman"/>
+          <w:i w:val="false"/>
+          <w:iCs w:val="false"/>
+          <w:sz w:val="22"/>
+          <w:szCs w:val="22"/>
+        </w:rPr>
+        <w:t xml:space="preserve">Wang, X. (2026). Geopolitics and upheaval in higher education: between structure, agency and hope. </w:t>
+      </w:r>
+      <w:r>
+        <w:rPr>
+          <w:rFonts w:ascii="Times New Roman" w:cs="Times New Roman" w:eastAsia="Times New Roman" w:hAnsi="Times New Roman"/>
+          <w:i/>
+          <w:iCs/>
+          <w:sz w:val="22"/>
+          <w:szCs w:val="22"/>
+        </w:rPr>
+        <w:t xml:space="preserve">Higher Education</w:t>
+      </w:r>
+      <w:r>
+        <w:rPr>
+          <w:rFonts w:ascii="Times New Roman" w:cs="Times New Roman" w:eastAsia="Times New Roman" w:hAnsi="Times New Roman"/>
+          <w:i w:val="false"/>
+          <w:iCs w:val="false"/>
+          <w:sz w:val="22"/>
+          <w:szCs w:val="22"/>
+        </w:rPr>
+        <w:t xml:space="preserve">. https://doi.org/10.1007/s10734-026-01684-4</w:t>
+      </w:r>
+    </w:p>
+    <w:p>
+      <w:pPr>
+        <w:spacing w:after="200" w:line="276"/>
+        <w:ind w:left="720" w:hanging="720"/>
+      </w:pPr>
+      <w:r>
+        <w:rPr>
+          <w:rFonts w:ascii="Times New Roman" w:cs="Times New Roman" w:eastAsia="Times New Roman" w:hAnsi="Times New Roman"/>
+          <w:i w:val="false"/>
+          <w:iCs w:val="false"/>
+          <w:sz w:val="22"/>
+          <w:szCs w:val="22"/>
+        </w:rPr>
+        <w:t xml:space="preserve">Weresa, M. A., Tomeczek, A. F., &amp; Hegerty, S. W. (2026). International collaboration in research: insights from pharmaceutical multinationals. </w:t>
+      </w:r>
+      <w:r>
+        <w:rPr>
+          <w:rFonts w:ascii="Times New Roman" w:cs="Times New Roman" w:eastAsia="Times New Roman" w:hAnsi="Times New Roman"/>
+          <w:i/>
+          <w:iCs/>
+          <w:sz w:val="22"/>
+          <w:szCs w:val="22"/>
+        </w:rPr>
+        <w:t xml:space="preserve">The Journal of Technology Transfer</w:t>
+      </w:r>
+      <w:r>
+        <w:rPr>
+          <w:rFonts w:ascii="Times New Roman" w:cs="Times New Roman" w:eastAsia="Times New Roman" w:hAnsi="Times New Roman"/>
+          <w:i w:val="false"/>
+          <w:iCs w:val="false"/>
+          <w:sz w:val="22"/>
+          <w:szCs w:val="22"/>
+        </w:rPr>
+        <w:t xml:space="preserve">. https://doi.org/10.1007/s10961-026-10330-1</w:t>
+      </w:r>
+    </w:p>
+    <w:p>
+      <w:pPr>
+        <w:spacing w:after="200" w:line="276"/>
+        <w:ind w:left="720" w:hanging="720"/>
+      </w:pPr>
+      <w:r>
+        <w:rPr>
+          <w:rFonts w:ascii="Times New Roman" w:cs="Times New Roman" w:eastAsia="Times New Roman" w:hAnsi="Times New Roman"/>
+          <w:i w:val="false"/>
+          <w:iCs w:val="false"/>
+          <w:sz w:val="22"/>
+          <w:szCs w:val="22"/>
+        </w:rPr>
+        <w:t xml:space="preserve">Witoon, S., &amp; Virmajoki, V. (2026). Four Cases of Foresight and Futures Thinking in Public Universities Under the Discourse of University Disruption. </w:t>
+      </w:r>
+      <w:r>
+        <w:rPr>
+          <w:rFonts w:ascii="Times New Roman" w:cs="Times New Roman" w:eastAsia="Times New Roman" w:hAnsi="Times New Roman"/>
+          <w:i/>
+          <w:iCs/>
+          <w:sz w:val="22"/>
+          <w:szCs w:val="22"/>
+        </w:rPr>
+        <w:t xml:space="preserve">Higher Education Policy</w:t>
+      </w:r>
+      <w:r>
+        <w:rPr>
+          <w:rFonts w:ascii="Times New Roman" w:cs="Times New Roman" w:eastAsia="Times New Roman" w:hAnsi="Times New Roman"/>
+          <w:i w:val="false"/>
+          <w:iCs w:val="false"/>
+          <w:sz w:val="22"/>
+          <w:szCs w:val="22"/>
+        </w:rPr>
+        <w:t xml:space="preserve">. https://doi.org/10.1057/s41307-026-00472-0</w:t>
+      </w:r>
+    </w:p>
+    <w:p>
+      <w:pPr>
+        <w:spacing w:after="200" w:line="276"/>
+        <w:ind w:left="720" w:hanging="720"/>
+      </w:pPr>
+      <w:r>
+        <w:rPr>
+          <w:rFonts w:ascii="Times New Roman" w:cs="Times New Roman" w:eastAsia="Times New Roman" w:hAnsi="Times New Roman"/>
+          <w:i w:val="false"/>
+          <w:iCs w:val="false"/>
+          <w:sz w:val="22"/>
+          <w:szCs w:val="22"/>
+        </w:rPr>
+        <w:t xml:space="preserve">Wolff, G. B. (2026, June 3). </w:t>
+      </w:r>
+      <w:r>
+        <w:rPr>
+          <w:rFonts w:ascii="Times New Roman" w:cs="Times New Roman" w:eastAsia="Times New Roman" w:hAnsi="Times New Roman"/>
+          <w:i/>
+          <w:iCs/>
+          <w:sz w:val="22"/>
+          <w:szCs w:val="22"/>
+        </w:rPr>
+        <w:t xml:space="preserve">Redefining Europe’s economic sovereignty</w:t>
+      </w:r>
+      <w:r>
+        <w:rPr>
+          <w:rFonts w:ascii="Times New Roman" w:cs="Times New Roman" w:eastAsia="Times New Roman" w:hAnsi="Times New Roman"/>
+          <w:i w:val="false"/>
+          <w:iCs w:val="false"/>
+          <w:sz w:val="22"/>
+          <w:szCs w:val="22"/>
+        </w:rPr>
+        <w:t xml:space="preserve"> [Policy brief]. Bruegel. https://www.bruegel.org/policy-brief/redefining-europes-economic-sovereignty</w:t>
+      </w:r>
+    </w:p>
+    <w:p>
+      <w:pPr>
+        <w:spacing w:after="200" w:line="276"/>
+        <w:ind w:left="720" w:hanging="720"/>
+      </w:pPr>
+      <w:r>
+        <w:rPr>
+          <w:rFonts w:ascii="Times New Roman" w:cs="Times New Roman" w:eastAsia="Times New Roman" w:hAnsi="Times New Roman"/>
+          <w:i w:val="false"/>
+          <w:iCs w:val="false"/>
+          <w:sz w:val="22"/>
+          <w:szCs w:val="22"/>
+        </w:rPr>
+        <w:t xml:space="preserve">Wu, T. (2026). Braiding state and market: bureaucratic appraisal, financial review, and political endorsement in Chinese sovereign infrastructure lending in Africa. </w:t>
+      </w:r>
+      <w:r>
+        <w:rPr>
+          <w:rFonts w:ascii="Times New Roman" w:cs="Times New Roman" w:eastAsia="Times New Roman" w:hAnsi="Times New Roman"/>
+          <w:i/>
+          <w:iCs/>
+          <w:sz w:val="22"/>
+          <w:szCs w:val="22"/>
+        </w:rPr>
+        <w:t xml:space="preserve">Review of International Political Economy</w:t>
+      </w:r>
+      <w:r>
+        <w:rPr>
+          <w:rFonts w:ascii="Times New Roman" w:cs="Times New Roman" w:eastAsia="Times New Roman" w:hAnsi="Times New Roman"/>
+          <w:i w:val="false"/>
+          <w:iCs w:val="false"/>
+          <w:sz w:val="22"/>
+          <w:szCs w:val="22"/>
+        </w:rPr>
+        <w:t xml:space="preserve">, 1–38</w:t>
+      </w:r>
+      <w:r>
+        <w:rPr>
+          <w:rFonts w:ascii="Times New Roman" w:cs="Times New Roman" w:eastAsia="Times New Roman" w:hAnsi="Times New Roman"/>
+          <w:i w:val="false"/>
+          <w:iCs w:val="false"/>
+          <w:sz w:val="22"/>
+          <w:szCs w:val="22"/>
+        </w:rPr>
+        <w:t xml:space="preserve">. https://doi.org/10.1080/09692290.2026.2648760</w:t>
+      </w:r>
+    </w:p>
+    <w:p>
+      <w:pPr>
+        <w:spacing w:after="200" w:line="276"/>
+        <w:ind w:left="720" w:hanging="720"/>
+      </w:pPr>
+      <w:r>
+        <w:rPr>
+          <w:rFonts w:ascii="Times New Roman" w:cs="Times New Roman" w:eastAsia="Times New Roman" w:hAnsi="Times New Roman"/>
+          <w:i w:val="false"/>
+          <w:iCs w:val="false"/>
+          <w:sz w:val="22"/>
+          <w:szCs w:val="22"/>
+        </w:rPr>
+        <w:t xml:space="preserve">Xu, Y. (2026). Knowledge regulation and US centrality in the semiconductor production network. </w:t>
+      </w:r>
+      <w:r>
+        <w:rPr>
+          <w:rFonts w:ascii="Times New Roman" w:cs="Times New Roman" w:eastAsia="Times New Roman" w:hAnsi="Times New Roman"/>
+          <w:i/>
+          <w:iCs/>
+          <w:sz w:val="22"/>
+          <w:szCs w:val="22"/>
+        </w:rPr>
+        <w:t xml:space="preserve">New Political Economy</w:t>
+      </w:r>
+      <w:r>
+        <w:rPr>
+          <w:rFonts w:ascii="Times New Roman" w:cs="Times New Roman" w:eastAsia="Times New Roman" w:hAnsi="Times New Roman"/>
+          <w:i w:val="false"/>
+          <w:iCs w:val="false"/>
+          <w:sz w:val="22"/>
+          <w:szCs w:val="22"/>
+        </w:rPr>
+        <w:t xml:space="preserve">, 1–20</w:t>
+      </w:r>
+      <w:r>
+        <w:rPr>
+          <w:rFonts w:ascii="Times New Roman" w:cs="Times New Roman" w:eastAsia="Times New Roman" w:hAnsi="Times New Roman"/>
+          <w:i w:val="false"/>
+          <w:iCs w:val="false"/>
+          <w:sz w:val="22"/>
+          <w:szCs w:val="22"/>
+        </w:rPr>
+        <w:t xml:space="preserve">. https://doi.org/10.1080/13563467.2026.2673550</w:t>
+      </w:r>
+    </w:p>
+    <w:p>
+      <w:pPr>
+        <w:spacing w:after="200" w:line="276"/>
+        <w:ind w:left="720" w:hanging="720"/>
+      </w:pPr>
+      <w:r>
+        <w:rPr>
+          <w:rFonts w:ascii="Times New Roman" w:cs="Times New Roman" w:eastAsia="Times New Roman" w:hAnsi="Times New Roman"/>
+          <w:i w:val="false"/>
+          <w:iCs w:val="false"/>
+          <w:sz w:val="22"/>
+          <w:szCs w:val="22"/>
+        </w:rPr>
+        <w:t xml:space="preserve">Yoon, J. (2026). Structural reconfiguration of science and technology governance in a state-dominated system: scientometric evidence from research collaboration networks in North Korea. </w:t>
+      </w:r>
+      <w:r>
+        <w:rPr>
+          <w:rFonts w:ascii="Times New Roman" w:cs="Times New Roman" w:eastAsia="Times New Roman" w:hAnsi="Times New Roman"/>
+          <w:i/>
+          <w:iCs/>
+          <w:sz w:val="22"/>
+          <w:szCs w:val="22"/>
+        </w:rPr>
+        <w:t xml:space="preserve">Scientometrics</w:t>
+      </w:r>
+      <w:r>
+        <w:rPr>
+          <w:rFonts w:ascii="Times New Roman" w:cs="Times New Roman" w:eastAsia="Times New Roman" w:hAnsi="Times New Roman"/>
+          <w:i w:val="false"/>
+          <w:iCs w:val="false"/>
+          <w:sz w:val="22"/>
+          <w:szCs w:val="22"/>
+        </w:rPr>
+        <w:t xml:space="preserve">, </w:t>
+      </w:r>
+      <w:r>
+        <w:rPr>
+          <w:rFonts w:ascii="Times New Roman" w:cs="Times New Roman" w:eastAsia="Times New Roman" w:hAnsi="Times New Roman"/>
+          <w:i/>
+          <w:iCs/>
+          <w:sz w:val="22"/>
+          <w:szCs w:val="22"/>
+        </w:rPr>
+        <w:t xml:space="preserve">131</w:t>
+      </w:r>
+      <w:r>
+        <w:rPr>
+          <w:rFonts w:ascii="Times New Roman" w:cs="Times New Roman" w:eastAsia="Times New Roman" w:hAnsi="Times New Roman"/>
+          <w:i w:val="false"/>
+          <w:iCs w:val="false"/>
+          <w:sz w:val="22"/>
+          <w:szCs w:val="22"/>
+        </w:rPr>
+        <w:t xml:space="preserve">(8)</w:t>
+      </w:r>
+      <w:r>
+        <w:rPr>
+          <w:rFonts w:ascii="Times New Roman" w:cs="Times New Roman" w:eastAsia="Times New Roman" w:hAnsi="Times New Roman"/>
+          <w:i w:val="false"/>
+          <w:iCs w:val="false"/>
+          <w:sz w:val="22"/>
+          <w:szCs w:val="22"/>
+        </w:rPr>
+        <w:t xml:space="preserve">, 5205–5230</w:t>
+      </w:r>
+      <w:r>
+        <w:rPr>
+          <w:rFonts w:ascii="Times New Roman" w:cs="Times New Roman" w:eastAsia="Times New Roman" w:hAnsi="Times New Roman"/>
+          <w:i w:val="false"/>
+          <w:iCs w:val="false"/>
+          <w:sz w:val="22"/>
+          <w:szCs w:val="22"/>
+        </w:rPr>
+        <w:t xml:space="preserve">. https://doi.org/10.1007/s11192-026-05711-0</w:t>
+      </w:r>
+    </w:p>
+    <w:p>
+      <w:pPr>
+        <w:spacing w:after="200" w:line="276"/>
+        <w:ind w:left="720" w:hanging="720"/>
+      </w:pPr>
+      <w:r>
+        <w:rPr>
+          <w:rFonts w:ascii="Times New Roman" w:cs="Times New Roman" w:eastAsia="Times New Roman" w:hAnsi="Times New Roman"/>
+          <w:i w:val="false"/>
+          <w:iCs w:val="false"/>
+          <w:sz w:val="22"/>
+          <w:szCs w:val="22"/>
+        </w:rPr>
+        <w:t xml:space="preserve">Young, A. R., &amp; Brown, S. A. W. (2026). China and Limits to the European Union's Geoeconomic Turn. </w:t>
+      </w:r>
+      <w:r>
+        <w:rPr>
+          <w:rFonts w:ascii="Times New Roman" w:cs="Times New Roman" w:eastAsia="Times New Roman" w:hAnsi="Times New Roman"/>
+          <w:i/>
+          <w:iCs/>
+          <w:sz w:val="22"/>
+          <w:szCs w:val="22"/>
+        </w:rPr>
+        <w:t xml:space="preserve">JCMS: Journal of Common Market Studies</w:t>
+      </w:r>
+      <w:r>
+        <w:rPr>
+          <w:rFonts w:ascii="Times New Roman" w:cs="Times New Roman" w:eastAsia="Times New Roman" w:hAnsi="Times New Roman"/>
+          <w:i w:val="false"/>
+          <w:iCs w:val="false"/>
+          <w:sz w:val="22"/>
+          <w:szCs w:val="22"/>
+        </w:rPr>
+        <w:t xml:space="preserve">. https://doi.org/10.1111/jcms.70140</w:t>
+      </w:r>
+    </w:p>
+    <w:p>
+      <w:pPr>
+        <w:spacing w:after="200" w:line="276"/>
+        <w:ind w:left="720" w:hanging="720"/>
+      </w:pPr>
+      <w:r>
+        <w:rPr>
+          <w:rFonts w:ascii="Times New Roman" w:cs="Times New Roman" w:eastAsia="Times New Roman" w:hAnsi="Times New Roman"/>
+          <w:i w:val="false"/>
+          <w:iCs w:val="false"/>
+          <w:sz w:val="22"/>
+          <w:szCs w:val="22"/>
+        </w:rPr>
+        <w:t xml:space="preserve">Zhang, L., Wang, Z., Gou, Z., Yan, E., &amp; Sivertsen, G. (2026). How scientific labor is divided in international collaboration: comparative evidence from China and the United States. </w:t>
+      </w:r>
+      <w:r>
+        <w:rPr>
+          <w:rFonts w:ascii="Times New Roman" w:cs="Times New Roman" w:eastAsia="Times New Roman" w:hAnsi="Times New Roman"/>
+          <w:i/>
+          <w:iCs/>
+          <w:sz w:val="22"/>
+          <w:szCs w:val="22"/>
+        </w:rPr>
+        <w:t xml:space="preserve">Scientometrics</w:t>
+      </w:r>
+      <w:r>
+        <w:rPr>
+          <w:rFonts w:ascii="Times New Roman" w:cs="Times New Roman" w:eastAsia="Times New Roman" w:hAnsi="Times New Roman"/>
+          <w:i w:val="false"/>
+          <w:iCs w:val="false"/>
+          <w:sz w:val="22"/>
+          <w:szCs w:val="22"/>
+        </w:rPr>
+        <w:t xml:space="preserve">, </w:t>
+      </w:r>
+      <w:r>
+        <w:rPr>
+          <w:rFonts w:ascii="Times New Roman" w:cs="Times New Roman" w:eastAsia="Times New Roman" w:hAnsi="Times New Roman"/>
+          <w:i/>
+          <w:iCs/>
+          <w:sz w:val="22"/>
+          <w:szCs w:val="22"/>
+        </w:rPr>
+        <w:t xml:space="preserve">131</w:t>
+      </w:r>
+      <w:r>
+        <w:rPr>
+          <w:rFonts w:ascii="Times New Roman" w:cs="Times New Roman" w:eastAsia="Times New Roman" w:hAnsi="Times New Roman"/>
+          <w:i w:val="false"/>
+          <w:iCs w:val="false"/>
+          <w:sz w:val="22"/>
+          <w:szCs w:val="22"/>
+        </w:rPr>
+        <w:t xml:space="preserve">(7)</w:t>
+      </w:r>
+      <w:r>
+        <w:rPr>
+          <w:rFonts w:ascii="Times New Roman" w:cs="Times New Roman" w:eastAsia="Times New Roman" w:hAnsi="Times New Roman"/>
+          <w:i w:val="false"/>
+          <w:iCs w:val="false"/>
+          <w:sz w:val="22"/>
+          <w:szCs w:val="22"/>
+        </w:rPr>
+        <w:t xml:space="preserve">, 4327–4356</w:t>
+      </w:r>
+      <w:r>
+        <w:rPr>
+          <w:rFonts w:ascii="Times New Roman" w:cs="Times New Roman" w:eastAsia="Times New Roman" w:hAnsi="Times New Roman"/>
+          <w:i w:val="false"/>
+          <w:iCs w:val="false"/>
+          <w:sz w:val="22"/>
+          <w:szCs w:val="22"/>
+        </w:rPr>
+        <w:t xml:space="preserve">. https://doi.org/10.1007/s11192-026-05669-z</w:t>
+      </w:r>
+    </w:p>
+    <w:p>
+      <w:pPr>
+        <w:spacing w:after="200" w:line="276"/>
+        <w:ind w:left="720" w:hanging="720"/>
+      </w:pPr>
+      <w:r>
+        <w:rPr>
+          <w:rFonts w:ascii="Times New Roman" w:cs="Times New Roman" w:eastAsia="Times New Roman" w:hAnsi="Times New Roman"/>
+          <w:i w:val="false"/>
+          <w:iCs w:val="false"/>
+          <w:sz w:val="22"/>
+          <w:szCs w:val="22"/>
+        </w:rPr>
+        <w:t xml:space="preserve">Zhang, W., &amp; Wang, C. (2026). Institutional Translations of Science Policy: How Global Collaboration Agendas are Practiced in a Leading Chinese University. </w:t>
+      </w:r>
+      <w:r>
+        <w:rPr>
+          <w:rFonts w:ascii="Times New Roman" w:cs="Times New Roman" w:eastAsia="Times New Roman" w:hAnsi="Times New Roman"/>
+          <w:i/>
+          <w:iCs/>
+          <w:sz w:val="22"/>
+          <w:szCs w:val="22"/>
+        </w:rPr>
+        <w:t xml:space="preserve">Minerva</w:t>
+      </w:r>
+      <w:r>
+        <w:rPr>
+          <w:rFonts w:ascii="Times New Roman" w:cs="Times New Roman" w:eastAsia="Times New Roman" w:hAnsi="Times New Roman"/>
+          <w:i w:val="false"/>
+          <w:iCs w:val="false"/>
+          <w:sz w:val="22"/>
+          <w:szCs w:val="22"/>
+        </w:rPr>
+        <w:t xml:space="preserve">. https://doi.org/10.1007/s11024-026-09642-1</w:t>
+      </w:r>
+    </w:p>
+    <w:p>
+      <w:pPr>
+        <w:spacing w:after="200" w:line="276"/>
+        <w:ind w:left="720" w:hanging="720"/>
+      </w:pPr>
+      <w:r>
+        <w:rPr>
+          <w:rFonts w:ascii="Times New Roman" w:cs="Times New Roman" w:eastAsia="Times New Roman" w:hAnsi="Times New Roman"/>
+          <w:i w:val="false"/>
+          <w:iCs w:val="false"/>
+          <w:sz w:val="22"/>
+          <w:szCs w:val="22"/>
+        </w:rPr>
+        <w:t xml:space="preserve">Šćepanović, V., &amp; Szabó, I. G. (2026). The Return of Industrial Policy in the EU: A Chance for Central and Eastern Europe? </w:t>
+      </w:r>
+      <w:r>
+        <w:rPr>
+          <w:rFonts w:ascii="Times New Roman" w:cs="Times New Roman" w:eastAsia="Times New Roman" w:hAnsi="Times New Roman"/>
+          <w:i/>
+          <w:iCs/>
+          <w:sz w:val="22"/>
+          <w:szCs w:val="22"/>
+        </w:rPr>
+        <w:t xml:space="preserve">JCMS: Journal of Common Market Studies</w:t>
+      </w:r>
+      <w:r>
+        <w:rPr>
+          <w:rFonts w:ascii="Times New Roman" w:cs="Times New Roman" w:eastAsia="Times New Roman" w:hAnsi="Times New Roman"/>
+          <w:i w:val="false"/>
+          <w:iCs w:val="false"/>
+          <w:sz w:val="22"/>
+          <w:szCs w:val="22"/>
+        </w:rPr>
+        <w:t xml:space="preserve">. https://doi.org/10.1111/jcms.70111</w:t>
       </w:r>
     </w:p>
     <w:sectPr>
